--- a/paper/IEEE_Paper_Multimodal_AI_Teaching_Copilot.docx
+++ b/paper/IEEE_Paper_Multimodal_AI_Teaching_Copilot.docx
@@ -16,7 +16,7 @@
           <w:smallCaps w:val="0"/>
           <w:sz w:val="48"/>
         </w:rPr>
-        <w:t>Multimodal AI Teaching Copilot for Real-Time Visual Learning Generation</w:t>
+        <w:t>Multimodal AI Teaching Copilot: Real-Time Slide Generation from Live Lecture Speech</w:t>
       </w:r>
     </w:p>
     <w:p>
@@ -122,7 +122,7 @@
           <w:smallCaps w:val="0"/>
           <w:sz w:val="18"/>
         </w:rPr>
-        <w:t>—Lecture slides are prepared before class and cannot follow what a teacher actually explains, while live captions follow the speech but show only text. We describe the design and implementation of a teaching copilot that listens to a live lecture and builds a structured slide deck on the classroom projector while the teacher speaks. Speech is transcribed locally with a Whisper-based recognizer. A sentence-embedding concept tracker and a rule-based gate decide when a bounded unit of transcript is sent to a large language model (LLM), which returns a schema-validated description of topic, subtopic, discourse relation and content. A deterministic planner, not the LLM, decides whether to update the live slide, continue on a new slide or open a new topic, using confirmation and dwell rules that keep the display stable. A composer maps the content to designed layouts with typeset formulas and openly licensed images ranked with CLIP; the teacher can pause, edit, navigate and replace images from a control view, and can turn a finished lecture into summary slides, notes, an assignment and a PPTX deck. In six live lectures (114 min) covering physics, chemistry, biology, mathematics and engineering topics, run on a laptop with a 4 GB GPU and free services, the system built 163 slides with median speech-to-text and LLM latencies of 0.66 s and 1.35 s; 344 of 389 units were interpreted by the LLM and the rest, during quota exhaustion, by a deterministic fallback. Concept simulation and narrative (video) visualization are planned as further modes.</w:t>
+        <w:t>—Slides prepared before class cannot show what a teacher adds while explaining, live captions give students only verbatim text, and a large language model (LLM) that regenerates slides from a growing transcript rewrites what students are reading. This paper presents a teaching copilot that generates a structured, continuity-aware slide deck on the classroom projector from the teacher's live speech during the lecture. Locally transcribed speech is sent in bounded units to an LLM that returns a schema-validated interpretation. The novelty is that a deterministic planner, not the LLM, decides whether the live slide is updated, continued or replaced, so the deck stays stable, while transcript-grounding guards keep taught facts on screen. Formulas, layouts and open images are composed automatically, the teacher controls the deck live, and notes, assignments, quizzes, tests and decks are generated on request, checked against the teacher's own notes. On 36 held-out lectures (409 min; six speakers and six public MIT OCW and NPTEL lectures) on a laptop with a 4 GB GPU, slide changes matched annotated topic boundaries with precision 0.78, 86.6 % of key facts reached a slide, 0.9 % of statements were unsupported by the speech, and five teachers rated the slides 3.9–4.2 of 5. Median latencies were 0.68 s for speech recognition, 1.96 s per LLM call and 11.2 s from speech to slide, mostly a deliberate wait for a complete idea. Against an LLM-controlled baseline, rewrites of shown statements fell from 56 % to 3 %.</w:t>
       </w:r>
     </w:p>
     <w:p>
@@ -150,7 +150,7 @@
           <w:smallCaps w:val="0"/>
           <w:sz w:val="18"/>
         </w:rPr>
-        <w:t>—Educational technology, speech recognition, large language models, automatic slide generation, real-time systems, multimodal learning, human-in-the-loop</w:t>
+        <w:t>—Automatic slide generation, educational technology, large language models, real-time systems, speech recognition, human-in-the-loop</w:t>
       </w:r>
     </w:p>
     <w:p>
@@ -186,7 +186,7 @@
           <w:smallCaps w:val="0"/>
           <w:sz w:val="20"/>
         </w:rPr>
-        <w:t>Slides prepared before a lecture fix the order and depth of the material in advance, so examples, clarifications and answers given during the class do not appear on the screen. Research on multimedia learning shows that students learn better from words combined with well-organized pictures than from words alone [1], [2], provided that the visuals reduce rather than add extraneous load [3], [4]. A display that mirrors the spoken explanation in structured visual form is therefore attractive, but producing it by hand during a lecture is not practical.</w:t>
+        <w:t>Slides prepared before a lecture fix its order in advance, so the examples and answers a teacher adds while explaining never reach the screen. Learners understand better from words with organized pictures than from words alone [1], if the visuals add no extraneous load [2], [3], but no teacher can author such visuals while teaching.</w:t>
       </w:r>
     </w:p>
     <w:p>
@@ -204,7 +204,7 @@
           <w:smallCaps w:val="0"/>
           <w:sz w:val="20"/>
         </w:rPr>
-        <w:t>Speech recognition [5] and large language models (LLMs) [6], [7] now make it possible to follow a lecture as it happens. Used naively, however, they give an unstable display: an LLM that re-generates slides from a growing transcript reorders, renames and rewrites content every few seconds, adds facts that were never taught [8], and exhausts free-tier quotas within minutes. Live captioning avoids these problems but shows only text, without the structure of the lesson [9].</w:t>
+        <w:t>Existing tools solve only parts of this problem: live captions show verbatim text without the structure of the lesson [4]; slide generators work offline from a finished document or prompt [5]–[11]; and a large language model (LLM) [12], [13] applied to a growing transcript rewrites slides while students read them and adds untaught content [14]. Three problems remain open: (P1) projected material does not follow what is taught; (P2) live speech is not turned into a structured visual lesson; and (P3) LLM output is neither stable nor faithful to the teacher's words.</w:t>
       </w:r>
     </w:p>
     <w:p>
@@ -222,47 +222,7 @@
           <w:smallCaps w:val="0"/>
           <w:sz w:val="20"/>
         </w:rPr>
-        <w:t xml:space="preserve">This work asks how a live, continuity-aware slide display can be generated from a teacher's speech on modest hardware with free services, while the teacher stays in control. The contributions are: (1) an implemented end-to-end copilot that turns live lecture speech into projected slides during the lecture; (2) an architecture in which the LLM is a gated, bounded and validated reasoning service inside a deterministic event-driven core, so that slide lifecycle decisions are testable rules; (3) a planner and composer that separate </w:t>
-      </w:r>
-      <w:r>
-        <w:rPr>
-          <w:rFonts w:ascii="Times New Roman" w:hAnsi="Times New Roman"/>
-          <w:b w:val="0"/>
-          <w:i/>
-          <w:smallCaps w:val="0"/>
-          <w:sz w:val="20"/>
-        </w:rPr>
-        <w:t>what was said</w:t>
-      </w:r>
-      <w:r>
-        <w:rPr>
-          <w:rFonts w:ascii="Times New Roman" w:hAnsi="Times New Roman"/>
-          <w:b w:val="0"/>
-          <w:i w:val="0"/>
-          <w:smallCaps w:val="0"/>
-          <w:sz w:val="20"/>
-        </w:rPr>
-        <w:t xml:space="preserve"> from </w:t>
-      </w:r>
-      <w:r>
-        <w:rPr>
-          <w:rFonts w:ascii="Times New Roman" w:hAnsi="Times New Roman"/>
-          <w:b w:val="0"/>
-          <w:i/>
-          <w:smallCaps w:val="0"/>
-          <w:sz w:val="20"/>
-        </w:rPr>
-        <w:t>how it is shown</w:t>
-      </w:r>
-      <w:r>
-        <w:rPr>
-          <w:rFonts w:ascii="Times New Roman" w:hAnsi="Times New Roman"/>
-          <w:b w:val="0"/>
-          <w:i w:val="0"/>
-          <w:smallCaps w:val="0"/>
-          <w:sz w:val="20"/>
-        </w:rPr>
-        <w:t>; (4) teacher tools for live correction and for post-lecture materials; and (5) an evaluation on six live lectures (114 min) across physics, chemistry, biology, mathematics and engineering topics, with a clear account of what is not yet implemented.</w:t>
+        <w:t>This paper presents the Multimodal AI Teaching Copilot, an implemented system that addresses all three. While the teacher speaks, the speech is transcribed locally, topic and subtopic are tracked, and a slide deck is generated on the projector. The novelty has three parts: (1) live slide generation from speech, built incrementally during the lecture instead of from a finished document; (2) a deterministic planner that gates the LLM, which only interprets bounded, schema-validated units, so every slide decision is a testable rule; and (3) continuity: a new concept extends the live slide, a topic change must be confirmed, and transcript-grounding guards keep taught content on screen. Teacher control, open images, study materials, a live quiz and test, and the teacher's own notes as study material complete the system, which is evaluated on 36 held-out lectures (409 min) against annotations, teacher ratings and an LLM-controlled baseline.</w:t>
       </w:r>
     </w:p>
     <w:p>
@@ -316,7 +276,7 @@
           <w:smallCaps w:val="0"/>
           <w:sz w:val="20"/>
         </w:rPr>
-        <w:t>Paivio's dual coding theory holds that verbal and pictorial information are processed in two connected systems [2]. Building on it, Mayer showed in a series of experiments that learners understand an explanation better from words and pictures together and derived design principles such as coherence and signalling [1]. Sweller's cognitive load theory adds that working memory is limited, so extraneous material hinders learning [3], and Mayer and Moreno described nine ways to reduce this load in multimedia lessons [4]. In a classroom comparison, Bartsch and Cobern found that students liked PowerPoint lectures but that pictures unrelated to the content lowered their performance [10]. These findings shape our design: short typed layouts, and images only where they show something concrete.</w:t>
+        <w:t>Mayer showed that words with pictures are understood better than words alone [1]; Sweller's cognitive load theory adds that working memory is limited [2], Mayer and Moreno listed ways to reduce extraneous load [3], and Bartsch and Cobern found that unrelated pictures lowered performance in PowerPoint lectures [15]. Hence the slides use short typed layouts and an image only for a concrete object that was taught.</w:t>
       </w:r>
     </w:p>
     <w:p>
@@ -352,7 +312,7 @@
           <w:smallCaps w:val="0"/>
           <w:sz w:val="20"/>
         </w:rPr>
-        <w:t xml:space="preserve">Radford </w:t>
+        <w:t xml:space="preserve">Whisper by Radford </w:t>
       </w:r>
       <w:r>
         <w:rPr>
@@ -372,7 +332,7 @@
           <w:smallCaps w:val="0"/>
           <w:sz w:val="20"/>
         </w:rPr>
-        <w:t xml:space="preserve"> trained Whisper on 680,000 hours of weakly supervised audio and obtained robust recognition without domain-specific fine-tuning [5]; the faster-whisper project re-implements it on CTranslate2 with 8-bit weights, which makes it fast enough for a consumer GPU [11], and Silero VAD provides a compact pre-trained voice activity detector [12]. Glass </w:t>
+        <w:t xml:space="preserve"> [16], run with 8-bit weights by faster-whisper [17], and Silero VAD [18] form the speech front end. Kushalnagar </w:t>
       </w:r>
       <w:r>
         <w:rPr>
@@ -392,7 +352,7 @@
           <w:smallCaps w:val="0"/>
           <w:sz w:val="20"/>
         </w:rPr>
-        <w:t xml:space="preserve"> used recognition to transcribe and index recorded lectures for search and browsing [13]. Kushalnagar </w:t>
+        <w:t xml:space="preserve"> showed that verbatim real-time captions are hard for students to follow [4], and Gonzalez </w:t>
       </w:r>
       <w:r>
         <w:rPr>
@@ -412,7 +372,7 @@
           <w:smallCaps w:val="0"/>
           <w:sz w:val="20"/>
         </w:rPr>
-        <w:t xml:space="preserve"> evaluated real-time classroom captions with deaf and hard-of-hearing students and reported that verbatim text at speaking rate is difficult to follow [9]. These systems produce text; they do not restructure what is said into a visual lesson.</w:t>
+        <w:t xml:space="preserve"> found that LLM summaries of recorded lectures improved quiz scores [19]; both produce text, not a structured visual lesson (P2).</w:t>
       </w:r>
     </w:p>
     <w:p>
@@ -448,7 +408,7 @@
           <w:smallCaps w:val="0"/>
           <w:sz w:val="20"/>
         </w:rPr>
-        <w:t xml:space="preserve">Hearst's TextTiling places subtopic boundaries where the lexical similarity of adjacent text blocks drops [14], and Malioutov and Barzilay segmented spoken lectures by a minimum-cut partition of a sentence similarity graph [15]. Reimers and Gurevych introduced Sentence-BERT, whose sentence embeddings can be compared with cosine similarity [16], and Wang </w:t>
+        <w:t xml:space="preserve">TextTiling by Hearst places subtopic boundaries where the similarity of adjacent blocks drops [20]; Sentence-BERT by Reimers and Gurevych compares sentence embeddings by cosine similarity [21], and Wang </w:t>
       </w:r>
       <w:r>
         <w:rPr>
@@ -468,7 +428,27 @@
           <w:smallCaps w:val="0"/>
           <w:sz w:val="20"/>
         </w:rPr>
-        <w:t xml:space="preserve"> distilled such models into the compact MiniLM [17]. These methods work on a complete transcript; the copilot applies the same similarity idea online, one utterance at a time, as one signal among several.</w:t>
+        <w:t xml:space="preserve"> distilled it into MiniLM [22]. These methods segment a complete transcript offline; the system applies the similarity drop online as one signal for a topic change and is evaluated with the boundary measure of Beeferman </w:t>
+      </w:r>
+      <w:r>
+        <w:rPr>
+          <w:rFonts w:ascii="Times New Roman" w:hAnsi="Times New Roman"/>
+          <w:b w:val="0"/>
+          <w:i/>
+          <w:smallCaps w:val="0"/>
+          <w:sz w:val="20"/>
+        </w:rPr>
+        <w:t>et al.</w:t>
+      </w:r>
+      <w:r>
+        <w:rPr>
+          <w:rFonts w:ascii="Times New Roman" w:hAnsi="Times New Roman"/>
+          <w:b w:val="0"/>
+          <w:i w:val="0"/>
+          <w:smallCaps w:val="0"/>
+          <w:sz w:val="20"/>
+        </w:rPr>
+        <w:t xml:space="preserve"> [23].</w:t>
       </w:r>
     </w:p>
     <w:p>
@@ -504,7 +484,7 @@
           <w:smallCaps w:val="0"/>
           <w:sz w:val="20"/>
         </w:rPr>
-        <w:t xml:space="preserve">Hu and Wan proposed PPSGen, which learns sentence importance and assembles slides for academic papers by integer linear programming [18]. Sun </w:t>
+        <w:t xml:space="preserve">PPSGen selects sentences of a paper for slides by integer linear programming [7], D2S summarizes document text for each slide title [6], and DOC2PPT generates slides with text and figures from scientific documents [5]. With LLMs, Xie </w:t>
       </w:r>
       <w:r>
         <w:rPr>
@@ -524,27 +504,7 @@
           <w:smallCaps w:val="0"/>
           <w:sz w:val="20"/>
         </w:rPr>
-        <w:t xml:space="preserve"> presented D2S, which uses slide titles as queries to retrieve and summarize the matching document text [19], and Fu </w:t>
-      </w:r>
-      <w:r>
-        <w:rPr>
-          <w:rFonts w:ascii="Times New Roman" w:hAnsi="Times New Roman"/>
-          <w:b w:val="0"/>
-          <w:i/>
-          <w:smallCaps w:val="0"/>
-          <w:sz w:val="20"/>
-        </w:rPr>
-        <w:t>et al.</w:t>
-      </w:r>
-      <w:r>
-        <w:rPr>
-          <w:rFonts w:ascii="Times New Roman" w:hAnsi="Times New Roman"/>
-          <w:b w:val="0"/>
-          <w:i w:val="0"/>
-          <w:smallCaps w:val="0"/>
-          <w:sz w:val="20"/>
-        </w:rPr>
-        <w:t xml:space="preserve"> introduced DOC2PPT, which generates slides with text and figures from scientific documents [20]. All three start from a finished written document and run offline, whereas a lecture arrives incrementally as noisy speech and its slides must stay stable while students watch.</w:t>
+        <w:t xml:space="preserve"> ground educational slides in retrieved sources [8], SlideBot adds multi-agent planning [9], PPTAgent edits reference slides [10], and AutoPresent writes slides as code [11]. All of them build a whole deck offline from written input, whereas a lecture arrives incrementally as noisy speech and its slides must stay stable while students read them (P1, P3).</w:t>
       </w:r>
     </w:p>
     <w:p>
@@ -562,7 +522,7 @@
           <w:smallCaps w:val="0"/>
           <w:sz w:val="20"/>
         </w:rPr>
-        <w:t>E. Large Language Models in Education</w:t>
+        <w:t>E. LLMs in Education and Faithful Generation</w:t>
       </w:r>
     </w:p>
     <w:p>
@@ -600,7 +560,7 @@
           <w:smallCaps w:val="0"/>
           <w:sz w:val="20"/>
         </w:rPr>
-        <w:t xml:space="preserve"> discussed the opportunities of LLMs for explanation and material generation and the need for teacher oversight [6]. Ji </w:t>
+        <w:t xml:space="preserve"> stressed teacher oversight of LLMs in education [12], so the teacher overrides every automatic decision. Ji </w:t>
       </w:r>
       <w:r>
         <w:rPr>
@@ -620,7 +580,45 @@
           <w:smallCaps w:val="0"/>
           <w:sz w:val="20"/>
         </w:rPr>
-        <w:t xml:space="preserve"> surveyed hallucination, where generated text is not supported by the source [8], and Willard and Louf showed that generation can be constrained efficiently to a JSON schema [21], which fixes the format but not the facts. The copilot therefore asks the LLM only for a bounded, structured interpretation of what was just said, checks it against the transcript and leaves layout and slide lifecycle to deterministic code. Table I contrasts the approach with existing workflows.</w:t>
+        <w:t xml:space="preserve"> surveyed hallucination [14], and Willard and Louf constrained generation to a JSON schema [24], which fixes the format but not the facts; the output is therefore also checked against the transcript. Kurdi </w:t>
+      </w:r>
+      <w:r>
+        <w:rPr>
+          <w:rFonts w:ascii="Times New Roman" w:hAnsi="Times New Roman"/>
+          <w:b w:val="0"/>
+          <w:i/>
+          <w:smallCaps w:val="0"/>
+          <w:sz w:val="20"/>
+        </w:rPr>
+        <w:t>et al.</w:t>
+      </w:r>
+      <w:r>
+        <w:rPr>
+          <w:rFonts w:ascii="Times New Roman" w:hAnsi="Times New Roman"/>
+          <w:b w:val="0"/>
+          <w:i w:val="0"/>
+          <w:smallCaps w:val="0"/>
+          <w:sz w:val="20"/>
+        </w:rPr>
+        <w:t xml:space="preserve"> reviewed question generation for education [25], the basis of the generated assignments, quizzes and tests.</w:t>
+      </w:r>
+    </w:p>
+    <w:p>
+      <w:pPr>
+        <w:widowControl/>
+        <w:spacing w:before="0" w:after="0" w:line="240" w:lineRule="auto"/>
+        <w:ind w:firstLine="202"/>
+        <w:jc w:val="both"/>
+      </w:pPr>
+      <w:r>
+        <w:rPr>
+          <w:rFonts w:ascii="Times New Roman" w:hAnsi="Times New Roman"/>
+          <w:b w:val="0"/>
+          <w:i w:val="0"/>
+          <w:smallCaps w:val="0"/>
+          <w:sz w:val="20"/>
+        </w:rPr>
+        <w:t>Table I compares the systems on five properties that decide whether slides are usable in a live classroom. It shows why the problem is open: prior systems either stream unstructured text or build a whole deck at once from written input, and none decides incrementally which slide to change while students read. This is the gap addressed here; the last column is tested against a baseline in Section IV.</w:t>
       </w:r>
     </w:p>
     <w:tbl>
@@ -647,12 +645,12 @@
         <w:tblOverlap w:val="never"/>
       </w:tblPr>
       <w:tblGrid>
-        <w:gridCol w:w="2088"/>
-        <w:gridCol w:w="1512"/>
+        <w:gridCol w:w="1987"/>
         <w:gridCol w:w="1440"/>
-        <w:gridCol w:w="1800"/>
+        <w:gridCol w:w="1181"/>
         <w:gridCol w:w="1872"/>
-        <w:gridCol w:w="1598"/>
+        <w:gridCol w:w="2016"/>
+        <w:gridCol w:w="1814"/>
       </w:tblGrid>
       <w:tr>
         <w:trPr>
@@ -694,7 +692,7 @@
                 <w:smallCaps/>
                 <w:sz w:val="16"/>
               </w:rPr>
-              <w:t>Comparison With Existing Approaches</w:t>
+              <w:t>Comparison of the Proposed System With Prior Systems</w:t>
             </w:r>
           </w:p>
         </w:tc>
@@ -705,7 +703,7 @@
         </w:trPr>
         <w:tc>
           <w:tcPr>
-            <w:tcW w:type="dxa" w:w="2088"/>
+            <w:tcW w:type="dxa" w:w="1987"/>
             <w:tcBorders>
               <w:top w:val="single" w:sz="8" w:color="000000"/>
               <w:bottom w:val="single" w:sz="4" w:color="000000"/>
@@ -726,13 +724,13 @@
                 <w:smallCaps w:val="0"/>
                 <w:sz w:val="16"/>
               </w:rPr>
-              <w:t>Approach</w:t>
+              <w:t>System</w:t>
             </w:r>
           </w:p>
         </w:tc>
         <w:tc>
           <w:tcPr>
-            <w:tcW w:type="dxa" w:w="1512"/>
+            <w:tcW w:type="dxa" w:w="1440"/>
             <w:tcBorders>
               <w:top w:val="single" w:sz="8" w:color="000000"/>
               <w:bottom w:val="single" w:sz="4" w:color="000000"/>
@@ -759,7 +757,7 @@
         </w:tc>
         <w:tc>
           <w:tcPr>
-            <w:tcW w:type="dxa" w:w="1440"/>
+            <w:tcW w:type="dxa" w:w="1181"/>
             <w:tcBorders>
               <w:top w:val="single" w:sz="8" w:color="000000"/>
               <w:bottom w:val="single" w:sz="4" w:color="000000"/>
@@ -780,34 +778,7 @@
                 <w:smallCaps w:val="0"/>
                 <w:sz w:val="16"/>
               </w:rPr>
-              <w:t>When produced</w:t>
-            </w:r>
-          </w:p>
-        </w:tc>
-        <w:tc>
-          <w:tcPr>
-            <w:tcW w:type="dxa" w:w="1800"/>
-            <w:tcBorders>
-              <w:top w:val="single" w:sz="8" w:color="000000"/>
-              <w:bottom w:val="single" w:sz="4" w:color="000000"/>
-            </w:tcBorders>
-          </w:tcPr>
-          <w:p>
-            <w:pPr>
-              <w:keepNext/>
-              <w:widowControl/>
-              <w:spacing w:before="0" w:after="0" w:line="240" w:lineRule="auto"/>
-              <w:jc w:val="center"/>
-            </w:pPr>
-            <w:r>
-              <w:rPr>
-                <w:rFonts w:ascii="Times New Roman" w:hAnsi="Times New Roman"/>
-                <w:b/>
-                <w:i w:val="0"/>
-                <w:smallCaps w:val="0"/>
-                <w:sz w:val="16"/>
-              </w:rPr>
-              <w:t>Lecture continuity</w:t>
+              <w:t>Produced</w:t>
             </w:r>
           </w:p>
         </w:tc>
@@ -834,13 +805,13 @@
                 <w:smallCaps w:val="0"/>
                 <w:sz w:val="16"/>
               </w:rPr>
-              <w:t>Teacher control</w:t>
+              <w:t>Topic structure</w:t>
             </w:r>
           </w:p>
         </w:tc>
         <w:tc>
           <w:tcPr>
-            <w:tcW w:type="dxa" w:w="1598"/>
+            <w:tcW w:type="dxa" w:w="2016"/>
             <w:tcBorders>
               <w:top w:val="single" w:sz="8" w:color="000000"/>
               <w:bottom w:val="single" w:sz="4" w:color="000000"/>
@@ -861,7 +832,34 @@
                 <w:smallCaps w:val="0"/>
                 <w:sz w:val="16"/>
               </w:rPr>
-              <w:t>Visual structure</w:t>
+              <w:t>Faithfulness to source</w:t>
+            </w:r>
+          </w:p>
+        </w:tc>
+        <w:tc>
+          <w:tcPr>
+            <w:tcW w:type="dxa" w:w="1814"/>
+            <w:tcBorders>
+              <w:top w:val="single" w:sz="8" w:color="000000"/>
+              <w:bottom w:val="single" w:sz="4" w:color="000000"/>
+            </w:tcBorders>
+          </w:tcPr>
+          <w:p>
+            <w:pPr>
+              <w:keepNext/>
+              <w:widowControl/>
+              <w:spacing w:before="0" w:after="0" w:line="240" w:lineRule="auto"/>
+              <w:jc w:val="center"/>
+            </w:pPr>
+            <w:r>
+              <w:rPr>
+                <w:rFonts w:ascii="Times New Roman" w:hAnsi="Times New Roman"/>
+                <w:b/>
+                <w:i w:val="0"/>
+                <w:smallCaps w:val="0"/>
+                <w:sz w:val="16"/>
+              </w:rPr>
+              <w:t>Slide sequence</w:t>
             </w:r>
           </w:p>
         </w:tc>
@@ -872,7 +870,7 @@
         </w:trPr>
         <w:tc>
           <w:tcPr>
-            <w:tcW w:type="dxa" w:w="2088"/>
+            <w:tcW w:type="dxa" w:w="1987"/>
           </w:tcPr>
           <w:p>
             <w:pPr>
@@ -889,30 +887,7 @@
                 <w:smallCaps w:val="0"/>
                 <w:sz w:val="16"/>
               </w:rPr>
-              <w:t>Prepared slides (conventional)</w:t>
-            </w:r>
-          </w:p>
-        </w:tc>
-        <w:tc>
-          <w:tcPr>
-            <w:tcW w:type="dxa" w:w="1512"/>
-          </w:tcPr>
-          <w:p>
-            <w:pPr>
-              <w:keepNext/>
-              <w:widowControl/>
-              <w:spacing w:before="0" w:after="0" w:line="240" w:lineRule="auto"/>
-              <w:jc w:val="center"/>
-            </w:pPr>
-            <w:r>
-              <w:rPr>
-                <w:rFonts w:ascii="Times New Roman" w:hAnsi="Times New Roman"/>
-                <w:b w:val="0"/>
-                <w:i w:val="0"/>
-                <w:smallCaps w:val="0"/>
-                <w:sz w:val="16"/>
-              </w:rPr>
-              <w:t>Teacher authoring</w:t>
+              <w:t>Live captions [4], [16]</w:t>
             </w:r>
           </w:p>
         </w:tc>
@@ -935,13 +910,13 @@
                 <w:smallCaps w:val="0"/>
                 <w:sz w:val="16"/>
               </w:rPr>
-              <w:t>Before class</w:t>
+              <w:t>Speech</w:t>
             </w:r>
           </w:p>
         </w:tc>
         <w:tc>
           <w:tcPr>
-            <w:tcW w:type="dxa" w:w="1800"/>
+            <w:tcW w:type="dxa" w:w="1181"/>
           </w:tcPr>
           <w:p>
             <w:pPr>
@@ -958,7 +933,7 @@
                 <w:smallCaps w:val="0"/>
                 <w:sz w:val="16"/>
               </w:rPr>
-              <w:t>Fixed in advance</w:t>
+              <w:t>Live</w:t>
             </w:r>
           </w:p>
         </w:tc>
@@ -981,13 +956,13 @@
                 <w:smallCaps w:val="0"/>
                 <w:sz w:val="16"/>
               </w:rPr>
-              <w:t>Full, but offline</w:t>
+              <w:t>None (text stream)</w:t>
             </w:r>
           </w:p>
         </w:tc>
         <w:tc>
           <w:tcPr>
-            <w:tcW w:type="dxa" w:w="1598"/>
+            <w:tcW w:type="dxa" w:w="2016"/>
           </w:tcPr>
           <w:p>
             <w:pPr>
@@ -1004,7 +979,30 @@
                 <w:smallCaps w:val="0"/>
                 <w:sz w:val="16"/>
               </w:rPr>
-              <w:t>As designed</w:t>
+              <w:t>Verbatim text</w:t>
+            </w:r>
+          </w:p>
+        </w:tc>
+        <w:tc>
+          <w:tcPr>
+            <w:tcW w:type="dxa" w:w="1814"/>
+          </w:tcPr>
+          <w:p>
+            <w:pPr>
+              <w:keepNext/>
+              <w:widowControl/>
+              <w:spacing w:before="0" w:after="0" w:line="240" w:lineRule="auto"/>
+              <w:jc w:val="center"/>
+            </w:pPr>
+            <w:r>
+              <w:rPr>
+                <w:rFonts w:ascii="Times New Roman" w:hAnsi="Times New Roman"/>
+                <w:b w:val="0"/>
+                <w:i w:val="0"/>
+                <w:smallCaps w:val="0"/>
+                <w:sz w:val="16"/>
+              </w:rPr>
+              <w:t>None</w:t>
             </w:r>
           </w:p>
         </w:tc>
@@ -1015,7 +1013,7 @@
         </w:trPr>
         <w:tc>
           <w:tcPr>
-            <w:tcW w:type="dxa" w:w="2088"/>
+            <w:tcW w:type="dxa" w:w="1987"/>
           </w:tcPr>
           <w:p>
             <w:pPr>
@@ -1032,30 +1030,7 @@
                 <w:smallCaps w:val="0"/>
                 <w:sz w:val="16"/>
               </w:rPr>
-              <w:t>Live captioning [5], [9]</w:t>
-            </w:r>
-          </w:p>
-        </w:tc>
-        <w:tc>
-          <w:tcPr>
-            <w:tcW w:type="dxa" w:w="1512"/>
-          </w:tcPr>
-          <w:p>
-            <w:pPr>
-              <w:keepNext/>
-              <w:widowControl/>
-              <w:spacing w:before="0" w:after="0" w:line="240" w:lineRule="auto"/>
-              <w:jc w:val="center"/>
-            </w:pPr>
-            <w:r>
-              <w:rPr>
-                <w:rFonts w:ascii="Times New Roman" w:hAnsi="Times New Roman"/>
-                <w:b w:val="0"/>
-                <w:i w:val="0"/>
-                <w:smallCaps w:val="0"/>
-                <w:sz w:val="16"/>
-              </w:rPr>
-              <w:t>Speech</w:t>
+              <w:t>Lecture summaries [19]</w:t>
             </w:r>
           </w:p>
         </w:tc>
@@ -1078,13 +1053,13 @@
                 <w:smallCaps w:val="0"/>
                 <w:sz w:val="16"/>
               </w:rPr>
-              <w:t>Live</w:t>
+              <w:t>Recorded lecture</w:t>
             </w:r>
           </w:p>
         </w:tc>
         <w:tc>
           <w:tcPr>
-            <w:tcW w:type="dxa" w:w="1800"/>
+            <w:tcW w:type="dxa" w:w="1181"/>
           </w:tcPr>
           <w:p>
             <w:pPr>
@@ -1101,7 +1076,7 @@
                 <w:smallCaps w:val="0"/>
                 <w:sz w:val="16"/>
               </w:rPr>
-              <w:t>None (text stream)</w:t>
+              <w:t>Offline</w:t>
             </w:r>
           </w:p>
         </w:tc>
@@ -1124,13 +1099,13 @@
                 <w:smallCaps w:val="0"/>
                 <w:sz w:val="16"/>
               </w:rPr>
-              <w:t>Little</w:t>
+              <w:t>None (summary)</w:t>
             </w:r>
           </w:p>
         </w:tc>
         <w:tc>
           <w:tcPr>
-            <w:tcW w:type="dxa" w:w="1598"/>
+            <w:tcW w:type="dxa" w:w="2016"/>
           </w:tcPr>
           <w:p>
             <w:pPr>
@@ -1147,7 +1122,30 @@
                 <w:smallCaps w:val="0"/>
                 <w:sz w:val="16"/>
               </w:rPr>
-              <w:t>Plain text</w:t>
+              <w:t>LLM summary</w:t>
+            </w:r>
+          </w:p>
+        </w:tc>
+        <w:tc>
+          <w:tcPr>
+            <w:tcW w:type="dxa" w:w="1814"/>
+          </w:tcPr>
+          <w:p>
+            <w:pPr>
+              <w:keepNext/>
+              <w:widowControl/>
+              <w:spacing w:before="0" w:after="0" w:line="240" w:lineRule="auto"/>
+              <w:jc w:val="center"/>
+            </w:pPr>
+            <w:r>
+              <w:rPr>
+                <w:rFonts w:ascii="Times New Roman" w:hAnsi="Times New Roman"/>
+                <w:b w:val="0"/>
+                <w:i w:val="0"/>
+                <w:smallCaps w:val="0"/>
+                <w:sz w:val="16"/>
+              </w:rPr>
+              <w:t>None</w:t>
             </w:r>
           </w:p>
         </w:tc>
@@ -1158,7 +1156,7 @@
         </w:trPr>
         <w:tc>
           <w:tcPr>
-            <w:tcW w:type="dxa" w:w="2088"/>
+            <w:tcW w:type="dxa" w:w="1987"/>
           </w:tcPr>
           <w:p>
             <w:pPr>
@@ -1175,30 +1173,7 @@
                 <w:smallCaps w:val="0"/>
                 <w:sz w:val="16"/>
               </w:rPr>
-              <w:t>Document-to-slides [18]–[20]</w:t>
-            </w:r>
-          </w:p>
-        </w:tc>
-        <w:tc>
-          <w:tcPr>
-            <w:tcW w:type="dxa" w:w="1512"/>
-          </w:tcPr>
-          <w:p>
-            <w:pPr>
-              <w:keepNext/>
-              <w:widowControl/>
-              <w:spacing w:before="0" w:after="0" w:line="240" w:lineRule="auto"/>
-              <w:jc w:val="center"/>
-            </w:pPr>
-            <w:r>
-              <w:rPr>
-                <w:rFonts w:ascii="Times New Roman" w:hAnsi="Times New Roman"/>
-                <w:b w:val="0"/>
-                <w:i w:val="0"/>
-                <w:smallCaps w:val="0"/>
-                <w:sz w:val="16"/>
-              </w:rPr>
-              <w:t>Written document</w:t>
+              <w:t>PPSGen, D2S, DOC2PPT [5]–[7]</w:t>
             </w:r>
           </w:p>
         </w:tc>
@@ -1221,13 +1196,36 @@
                 <w:smallCaps w:val="0"/>
                 <w:sz w:val="16"/>
               </w:rPr>
+              <w:t>Paper / document</w:t>
+            </w:r>
+          </w:p>
+        </w:tc>
+        <w:tc>
+          <w:tcPr>
+            <w:tcW w:type="dxa" w:w="1181"/>
+          </w:tcPr>
+          <w:p>
+            <w:pPr>
+              <w:keepNext/>
+              <w:widowControl/>
+              <w:spacing w:before="0" w:after="0" w:line="240" w:lineRule="auto"/>
+              <w:jc w:val="center"/>
+            </w:pPr>
+            <w:r>
+              <w:rPr>
+                <w:rFonts w:ascii="Times New Roman" w:hAnsi="Times New Roman"/>
+                <w:b w:val="0"/>
+                <w:i w:val="0"/>
+                <w:smallCaps w:val="0"/>
+                <w:sz w:val="16"/>
+              </w:rPr>
               <w:t>Offline</w:t>
             </w:r>
           </w:p>
         </w:tc>
         <w:tc>
           <w:tcPr>
-            <w:tcW w:type="dxa" w:w="1800"/>
+            <w:tcW w:type="dxa" w:w="1872"/>
           </w:tcPr>
           <w:p>
             <w:pPr>
@@ -1250,7 +1248,7 @@
         </w:tc>
         <w:tc>
           <w:tcPr>
-            <w:tcW w:type="dxa" w:w="1872"/>
+            <w:tcW w:type="dxa" w:w="2016"/>
           </w:tcPr>
           <w:p>
             <w:pPr>
@@ -1267,13 +1265,13 @@
                 <w:smallCaps w:val="0"/>
                 <w:sz w:val="16"/>
               </w:rPr>
-              <w:t>Edit afterwards</w:t>
+              <w:t>Extracted from document</w:t>
             </w:r>
           </w:p>
         </w:tc>
         <w:tc>
           <w:tcPr>
-            <w:tcW w:type="dxa" w:w="1598"/>
+            <w:tcW w:type="dxa" w:w="1814"/>
           </w:tcPr>
           <w:p>
             <w:pPr>
@@ -1290,7 +1288,7 @@
                 <w:smallCaps w:val="0"/>
                 <w:sz w:val="16"/>
               </w:rPr>
-              <w:t>Text + figures</w:t>
+              <w:t>Whole deck at once</w:t>
             </w:r>
           </w:p>
         </w:tc>
@@ -1301,7 +1299,7 @@
         </w:trPr>
         <w:tc>
           <w:tcPr>
-            <w:tcW w:type="dxa" w:w="2088"/>
+            <w:tcW w:type="dxa" w:w="1987"/>
           </w:tcPr>
           <w:p>
             <w:pPr>
@@ -1318,30 +1316,7 @@
                 <w:smallCaps w:val="0"/>
                 <w:sz w:val="16"/>
               </w:rPr>
-              <w:t>Prompt-based LLM slide tools</w:t>
-            </w:r>
-          </w:p>
-        </w:tc>
-        <w:tc>
-          <w:tcPr>
-            <w:tcW w:type="dxa" w:w="1512"/>
-          </w:tcPr>
-          <w:p>
-            <w:pPr>
-              <w:keepNext/>
-              <w:widowControl/>
-              <w:spacing w:before="0" w:after="0" w:line="240" w:lineRule="auto"/>
-              <w:jc w:val="center"/>
-            </w:pPr>
-            <w:r>
-              <w:rPr>
-                <w:rFonts w:ascii="Times New Roman" w:hAnsi="Times New Roman"/>
-                <w:b w:val="0"/>
-                <w:i w:val="0"/>
-                <w:smallCaps w:val="0"/>
-                <w:sz w:val="16"/>
-              </w:rPr>
-              <w:t>Typed prompt</w:t>
+              <w:t>LLM slide generators [8]–[11]</w:t>
             </w:r>
           </w:p>
         </w:tc>
@@ -1364,13 +1339,13 @@
                 <w:smallCaps w:val="0"/>
                 <w:sz w:val="16"/>
               </w:rPr>
-              <w:t>Offline, on request</w:t>
+              <w:t>Topic / document / prompt</w:t>
             </w:r>
           </w:p>
         </w:tc>
         <w:tc>
           <w:tcPr>
-            <w:tcW w:type="dxa" w:w="1800"/>
+            <w:tcW w:type="dxa" w:w="1181"/>
           </w:tcPr>
           <w:p>
             <w:pPr>
@@ -1387,7 +1362,7 @@
                 <w:smallCaps w:val="0"/>
                 <w:sz w:val="16"/>
               </w:rPr>
-              <w:t>None across a lecture</w:t>
+              <w:t>Offline</w:t>
             </w:r>
           </w:p>
         </w:tc>
@@ -1410,13 +1385,13 @@
                 <w:smallCaps w:val="0"/>
                 <w:sz w:val="16"/>
               </w:rPr>
-              <w:t>Edit afterwards</w:t>
+              <w:t>LLM outline / planning</w:t>
             </w:r>
           </w:p>
         </w:tc>
         <w:tc>
           <w:tcPr>
-            <w:tcW w:type="dxa" w:w="1598"/>
+            <w:tcW w:type="dxa" w:w="2016"/>
           </w:tcPr>
           <w:p>
             <w:pPr>
@@ -1433,7 +1408,30 @@
                 <w:smallCaps w:val="0"/>
                 <w:sz w:val="16"/>
               </w:rPr>
-              <w:t>Template layouts</w:t>
+              <w:t>Retrieved sources [8], [9] or none</w:t>
+            </w:r>
+          </w:p>
+        </w:tc>
+        <w:tc>
+          <w:tcPr>
+            <w:tcW w:type="dxa" w:w="1814"/>
+          </w:tcPr>
+          <w:p>
+            <w:pPr>
+              <w:keepNext/>
+              <w:widowControl/>
+              <w:spacing w:before="0" w:after="0" w:line="240" w:lineRule="auto"/>
+              <w:jc w:val="center"/>
+            </w:pPr>
+            <w:r>
+              <w:rPr>
+                <w:rFonts w:ascii="Times New Roman" w:hAnsi="Times New Roman"/>
+                <w:b w:val="0"/>
+                <w:i w:val="0"/>
+                <w:smallCaps w:val="0"/>
+                <w:sz w:val="16"/>
+              </w:rPr>
+              <w:t>Whole deck at once</w:t>
             </w:r>
           </w:p>
         </w:tc>
@@ -1444,7 +1442,7 @@
         </w:trPr>
         <w:tc>
           <w:tcPr>
-            <w:tcW w:type="dxa" w:w="2088"/>
+            <w:tcW w:type="dxa" w:w="1987"/>
             <w:tcBorders>
               <w:bottom w:val="single" w:sz="8" w:color="000000"/>
             </w:tcBorders>
@@ -1458,37 +1456,12 @@
             <w:r>
               <w:rPr>
                 <w:rFonts w:ascii="Times New Roman" w:hAnsi="Times New Roman"/>
-                <w:b w:val="0"/>
+                <w:b/>
                 <w:i w:val="0"/>
                 <w:smallCaps w:val="0"/>
                 <w:sz w:val="16"/>
               </w:rPr>
-              <w:t>Proposed copilot</w:t>
-            </w:r>
-          </w:p>
-        </w:tc>
-        <w:tc>
-          <w:tcPr>
-            <w:tcW w:type="dxa" w:w="1512"/>
-            <w:tcBorders>
-              <w:bottom w:val="single" w:sz="8" w:color="000000"/>
-            </w:tcBorders>
-          </w:tcPr>
-          <w:p>
-            <w:pPr>
-              <w:widowControl/>
-              <w:spacing w:before="0" w:after="0" w:line="240" w:lineRule="auto"/>
-              <w:jc w:val="center"/>
-            </w:pPr>
-            <w:r>
-              <w:rPr>
-                <w:rFonts w:ascii="Times New Roman" w:hAnsi="Times New Roman"/>
-                <w:b w:val="0"/>
-                <w:i w:val="0"/>
-                <w:smallCaps w:val="0"/>
-                <w:sz w:val="16"/>
-              </w:rPr>
-              <w:t>Live speech</w:t>
+              <w:t>Proposed system</w:t>
             </w:r>
           </w:p>
         </w:tc>
@@ -1508,18 +1481,18 @@
             <w:r>
               <w:rPr>
                 <w:rFonts w:ascii="Times New Roman" w:hAnsi="Times New Roman"/>
-                <w:b w:val="0"/>
+                <w:b/>
                 <w:i w:val="0"/>
                 <w:smallCaps w:val="0"/>
                 <w:sz w:val="16"/>
               </w:rPr>
-              <w:t>During the lecture</w:t>
+              <w:t>Live speech</w:t>
             </w:r>
           </w:p>
         </w:tc>
         <w:tc>
           <w:tcPr>
-            <w:tcW w:type="dxa" w:w="1800"/>
+            <w:tcW w:type="dxa" w:w="1181"/>
             <w:tcBorders>
               <w:bottom w:val="single" w:sz="8" w:color="000000"/>
             </w:tcBorders>
@@ -1533,12 +1506,12 @@
             <w:r>
               <w:rPr>
                 <w:rFonts w:ascii="Times New Roman" w:hAnsi="Times New Roman"/>
-                <w:b w:val="0"/>
+                <w:b/>
                 <w:i w:val="0"/>
                 <w:smallCaps w:val="0"/>
                 <w:sz w:val="16"/>
               </w:rPr>
-              <w:t>Tracked topic / subtopic, planner rules</w:t>
+              <w:t>During lecture</w:t>
             </w:r>
           </w:p>
         </w:tc>
@@ -1558,18 +1531,18 @@
             <w:r>
               <w:rPr>
                 <w:rFonts w:ascii="Times New Roman" w:hAnsi="Times New Roman"/>
-                <w:b w:val="0"/>
+                <w:b/>
                 <w:i w:val="0"/>
                 <w:smallCaps w:val="0"/>
                 <w:sz w:val="16"/>
               </w:rPr>
-              <w:t>Live: pause, edit, navigate, images</w:t>
+              <w:t>Online, confirmed topic / subtopic</w:t>
             </w:r>
           </w:p>
         </w:tc>
         <w:tc>
           <w:tcPr>
-            <w:tcW w:type="dxa" w:w="1598"/>
+            <w:tcW w:type="dxa" w:w="2016"/>
             <w:tcBorders>
               <w:bottom w:val="single" w:sz="8" w:color="000000"/>
             </w:tcBorders>
@@ -1583,12 +1556,37 @@
             <w:r>
               <w:rPr>
                 <w:rFonts w:ascii="Times New Roman" w:hAnsi="Times New Roman"/>
-                <w:b w:val="0"/>
+                <w:b/>
                 <w:i w:val="0"/>
                 <w:smallCaps w:val="0"/>
                 <w:sz w:val="16"/>
               </w:rPr>
-              <w:t>Typed layouts, formulas, images</w:t>
+              <w:t>Transcript coverage and formula guards</w:t>
+            </w:r>
+          </w:p>
+        </w:tc>
+        <w:tc>
+          <w:tcPr>
+            <w:tcW w:type="dxa" w:w="1814"/>
+            <w:tcBorders>
+              <w:bottom w:val="single" w:sz="8" w:color="000000"/>
+            </w:tcBorders>
+          </w:tcPr>
+          <w:p>
+            <w:pPr>
+              <w:widowControl/>
+              <w:spacing w:before="0" w:after="0" w:line="240" w:lineRule="auto"/>
+              <w:jc w:val="center"/>
+            </w:pPr>
+            <w:r>
+              <w:rPr>
+                <w:rFonts w:ascii="Times New Roman" w:hAnsi="Times New Roman"/>
+                <w:b/>
+                <w:i w:val="0"/>
+                <w:smallCaps w:val="0"/>
+                <w:sz w:val="16"/>
+              </w:rPr>
+              <w:t>Deterministic planner + teacher</w:t>
             </w:r>
           </w:p>
         </w:tc>
@@ -1614,6 +1612,24 @@
     </w:p>
     <w:p>
       <w:pPr>
+        <w:keepNext/>
+        <w:widowControl/>
+        <w:spacing w:before="80" w:after="40" w:line="240" w:lineRule="auto"/>
+        <w:jc w:val="left"/>
+      </w:pPr>
+      <w:r>
+        <w:rPr>
+          <w:rFonts w:ascii="Times New Roman" w:hAnsi="Times New Roman"/>
+          <w:b w:val="0"/>
+          <w:i/>
+          <w:smallCaps w:val="0"/>
+          <w:sz w:val="20"/>
+        </w:rPr>
+        <w:t>A. System Overview</w:t>
+      </w:r>
+    </w:p>
+    <w:p>
+      <w:pPr>
         <w:widowControl/>
         <w:spacing w:before="0" w:after="0" w:line="240" w:lineRule="auto"/>
         <w:ind w:firstLine="202"/>
@@ -1627,78 +1643,7 @@
           <w:smallCaps w:val="0"/>
           <w:sz w:val="20"/>
         </w:rPr>
-        <w:t>The copilot treats a lecture as a stream that passes through six stages (Fig. 1): (1) speech is captured and transcribed locally; (2) classroom talk is filtered out and the current concept is tracked; (3) a gate groups finished sentences into units worth interpreting; (4) an LLM interprets each unit within a bounded context; (5) a deterministic planner and composer turn the interpretation into slide operations and layouts; and (6) the slides reach the projector, the teacher and the students, and on request the stored lecture becomes study material. Four rules guide the design: the LLM never controls the flow, it never sees the whole transcript, a new concept does not by itself mean a new slide, and user interfaces send commands instead of changing the state.</w:t>
-      </w:r>
-    </w:p>
-    <w:p>
-      <w:pPr>
-        <w:framePr w:w="10281" w:hSpace="0" w:vSpace="200" w:wrap="around" w:vAnchor="margin" w:hAnchor="margin" w:xAlign="center" w:yAlign="top"/>
-        <w:keepNext/>
-        <w:widowControl/>
-        <w:spacing w:before="0" w:after="0" w:line="240" w:lineRule="auto"/>
-        <w:jc w:val="center"/>
-      </w:pPr>
-      <w:r>
-        <w:drawing>
-          <wp:inline xmlns:a="http://schemas.openxmlformats.org/drawingml/2006/main" xmlns:pic="http://schemas.openxmlformats.org/drawingml/2006/picture">
-            <wp:extent cx="5760720" cy="2494166"/>
-            <wp:docPr id="1" name="Picture 1"/>
-            <wp:cNvGraphicFramePr>
-              <a:graphicFrameLocks noChangeAspect="1"/>
-            </wp:cNvGraphicFramePr>
-            <a:graphic>
-              <a:graphicData uri="http://schemas.openxmlformats.org/drawingml/2006/picture">
-                <pic:pic>
-                  <pic:nvPicPr>
-                    <pic:cNvPr id="0" name="fig_architecture.png"/>
-                    <pic:cNvPicPr/>
-                  </pic:nvPicPr>
-                  <pic:blipFill>
-                    <a:blip r:embed="rId9"/>
-                    <a:stretch>
-                      <a:fillRect/>
-                    </a:stretch>
-                  </pic:blipFill>
-                  <pic:spPr>
-                    <a:xfrm>
-                      <a:off x="0" y="0"/>
-                      <a:ext cx="5760720" cy="2494166"/>
-                    </a:xfrm>
-                    <a:prstGeom prst="rect"/>
-                  </pic:spPr>
-                </pic:pic>
-              </a:graphicData>
-            </a:graphic>
-          </wp:inline>
-        </w:drawing>
-      </w:r>
-    </w:p>
-    <w:p>
-      <w:pPr>
-        <w:framePr w:w="10281" w:hSpace="0" w:vSpace="200" w:wrap="around" w:vAnchor="margin" w:hAnchor="margin" w:xAlign="center" w:yAlign="top"/>
-        <w:widowControl/>
-        <w:spacing w:before="60" w:after="40" w:line="240" w:lineRule="auto"/>
-        <w:jc w:val="both"/>
-      </w:pPr>
-      <w:r>
-        <w:rPr>
-          <w:rFonts w:ascii="Times New Roman" w:hAnsi="Times New Roman"/>
-          <w:b w:val="0"/>
-          <w:i w:val="0"/>
-          <w:smallCaps w:val="0"/>
-          <w:sz w:val="16"/>
-        </w:rPr>
-        <w:t xml:space="preserve">Fig. 1. </w:t>
-      </w:r>
-      <w:r>
-        <w:rPr>
-          <w:rFonts w:ascii="Times New Roman" w:hAnsi="Times New Roman"/>
-          <w:b w:val="0"/>
-          <w:i w:val="0"/>
-          <w:smallCaps w:val="0"/>
-          <w:sz w:val="16"/>
-        </w:rPr>
-        <w:t>Implemented architecture. Lanes A–C run in one Python process; the LLM is called only by the interpreter through the router. Browser clients receive versioned slide patches and send teacher commands back; the user interface never changes the core state directly.</w:t>
+        <w:t>A lecture is processed as a stream through six stages (Fig. 1): speech capture and recognition; filtering and concept tracking; a gate that groups finished sentences into units; bounded LLM interpretation of each unit; a deterministic planner and composer that turn it into slide operations and layouts; and delivery to the projector, the teacher and students. Four rules guide the design: the LLM never controls the flow, it never sees the whole transcript, a new concept is not by itself a new slide, and user interfaces send commands instead of changing the state.</w:t>
       </w:r>
     </w:p>
     <w:p>
@@ -1736,25 +1681,7 @@
           <w:smallCaps w:val="0"/>
           <w:sz w:val="20"/>
         </w:rPr>
-        <w:t xml:space="preserve"> process and communicate only through typed events on an in-process bus. A single store owns the lecture state, and every event is appended to an SQLite log, so each lecture can be replayed for debugging and for materials. Models run in worker threads with bounded queues, so audio capture never blocks. Rendering is progressive (a quick deterministic update, then the refined interpretation in place, then images), and teacher commands override automatic decisions. Only free or local components are used: faster-whisper on the GPU, MiniLM and CLIP as ONNX models on the CPU, FastAPI with WebSocket, and browser clients with Preact, KaTeX and SVG. The LLM (gpt-oss-120b [7] with a Qwen backup) runs on the Groq free tier, because a 7B-class model does not fit beside the speech model in 4 GB of GPU memory.</w:t>
-      </w:r>
-    </w:p>
-    <w:p>
-      <w:pPr>
-        <w:keepNext/>
-        <w:widowControl/>
-        <w:spacing w:before="160" w:after="80" w:line="240" w:lineRule="auto"/>
-        <w:jc w:val="center"/>
-      </w:pPr>
-      <w:r>
-        <w:rPr>
-          <w:rFonts w:ascii="Times New Roman" w:hAnsi="Times New Roman"/>
-          <w:b w:val="0"/>
-          <w:i w:val="0"/>
-          <w:smallCaps/>
-          <w:sz w:val="20"/>
-        </w:rPr>
-        <w:t>IV. Implementation Details</w:t>
+        <w:t xml:space="preserve"> process and exchange typed events on an in-process bus; one store owns the lecture state, and every event is logged in SQLite, from which each lecture is replayed for evaluation and materials. Recognition runs on the GPU, MiniLM and CLIP on the CPU (ONNX), and the LLM on the Groq free tier (gpt-oss-120b [13], then qwen3.8-27b when its quota is spent), as a 7B-class local model does not fit beside the speech model in 4 GB.</w:t>
       </w:r>
     </w:p>
     <w:p>
@@ -1772,7 +1699,7 @@
           <w:smallCaps w:val="0"/>
           <w:sz w:val="20"/>
         </w:rPr>
-        <w:t>A. Speech Capture and Concept Tracking</w:t>
+        <w:t>B. Speech Capture and Concept Tracking</w:t>
       </w:r>
     </w:p>
     <w:p>
@@ -1790,7 +1717,7 @@
           <w:smallCaps w:val="0"/>
           <w:sz w:val="20"/>
         </w:rPr>
-        <w:t xml:space="preserve">Audio is captured at 16 kHz in 30 ms blocks. Silero VAD segments speech (600 ms hangover, utterances capped at 15 s), faster-whisper transcribes each utterance with beam size 1 and a short subject-keyword prompt, and likely hallucinations are discarded. A deterministic filter then separates content from classroom management ("take out your books"), meta talk and fillers. Each content utterance is embedded with MiniLM [17] (about 6 ms on CPU). With the L2-normalized embedding </w:t>
+        <w:t xml:space="preserve">Silero VAD [18] segments 16 kHz audio (utterances up to 15 s), and faster-whisper [17] with Whisper medium.en [16] (int8/float16 on CUDA, beam size 1, subject-keyword prompt) transcribes them. A deterministic filter removes classroom management, meta talk and fillers. Each content utterance is embedded with MiniLM [22]; with the L2-normalized embedding </w:t>
       </w:r>
       <w:r>
         <w:rPr>
@@ -1830,7 +1757,7 @@
           <w:smallCaps w:val="0"/>
           <w:sz w:val="20"/>
         </w:rPr>
-        <w:t>ₜ₋₁, the shift score (a cosine distance [16]) and the centroid update are</w:t>
+        <w:t>ₜ₋₁, the shift score is the cosine distance used with Sentence-BERT [21], and the centroid an exponentially weighted mean (proposed here):</w:t>
       </w:r>
     </w:p>
     <w:p>
@@ -2091,7 +2018,7 @@
           <w:smallCaps w:val="0"/>
           <w:sz w:val="20"/>
         </w:rPr>
-        <w:t>‖ and α = 0.35, raised to 0.6 at a boundary so that the centroid re-seeds on the new concept. Similar to the similarity-drop criterion of TextTiling [14], a boundary is signalled when</w:t>
+        <w:t>‖ and α = 0.35, raised to 0.6 at a boundary so the centroid re-seeds on the new concept. Following the similarity-drop criterion of TextTiling [20], a boundary is signalled when</w:t>
       </w:r>
     </w:p>
     <w:p>
@@ -2193,7 +2120,7 @@
           <w:smallCaps w:val="0"/>
           <w:sz w:val="20"/>
         </w:rPr>
-        <w:t>where κₜ marks a strong cue phrase ("now let us", "next", "is defined as"). Single-sentence shifts were noisy (0.3–0.6 within one facet), so τ is high, cue words carry most boundary detection and the LLM decides the final relation.</w:t>
+        <w:t>where κₜ marks a cue phrase ("moving on to", "next"). Shift scores within one facet were 0.3–0.6, so τ was set high by hand; cue words carry most boundaries and the LLM decides the final relation.</w:t>
       </w:r>
     </w:p>
     <w:p>
@@ -2211,7 +2138,7 @@
           <w:smallCaps w:val="0"/>
           <w:sz w:val="20"/>
         </w:rPr>
-        <w:t>B. Gate and Token Budget</w:t>
+        <w:t>C. Gate and Token Budget</w:t>
       </w:r>
     </w:p>
     <w:p>
@@ -2229,7 +2156,7 @@
           <w:smallCaps w:val="0"/>
           <w:sz w:val="20"/>
         </w:rPr>
-        <w:t xml:space="preserve">Content accumulates in a buffer until the gate decides that a meaningful unit is ready. With </w:t>
+        <w:t xml:space="preserve">Content accumulates in a buffer until a rule-based gate (proposed here) fires. With </w:t>
       </w:r>
       <w:r>
         <w:rPr>
@@ -2249,7 +2176,7 @@
           <w:smallCaps w:val="0"/>
           <w:sz w:val="20"/>
         </w:rPr>
-        <w:t xml:space="preserve">ₜ the VAD silence after a finished sentence, </w:t>
+        <w:t xml:space="preserve">ₜ the silence after a finished sentence, </w:t>
       </w:r>
       <w:r>
         <w:rPr>
@@ -2289,7 +2216,7 @@
           <w:smallCaps w:val="0"/>
           <w:sz w:val="20"/>
         </w:rPr>
-        <w:t>ₜ the age of the oldest pending line (in seconds), the gate fires when</w:t>
+        <w:t>ₜ the age of the oldest pending line (s),</w:t>
       </w:r>
     </w:p>
     <w:p>
@@ -2421,8 +2348,16 @@
           <w:smallCaps w:val="0"/>
           <w:sz w:val="20"/>
         </w:rPr>
-        <w:t xml:space="preserve">subject to an 8 s floor between calls. New lines queue while a call is in flight, units end only after finished sentences, and fragments under six words join the next unit. The floor follows from the free-tier budget: with daily quota </w:t>
+        <w:t>with an 8 s floor between calls; fragments under six words join the next unit. The floor follows from the free quota of 200,000 tokens per key and model per day (85 calls of about 2,300 tokens).</w:t>
       </w:r>
+    </w:p>
+    <w:p>
+      <w:pPr>
+        <w:keepNext/>
+        <w:widowControl/>
+        <w:spacing w:before="80" w:after="40" w:line="240" w:lineRule="auto"/>
+        <w:jc w:val="left"/>
+      </w:pPr>
       <w:r>
         <w:rPr>
           <w:rFonts w:ascii="Times New Roman" w:hAnsi="Times New Roman"/>
@@ -2431,173 +2366,7 @@
           <w:smallCaps w:val="0"/>
           <w:sz w:val="20"/>
         </w:rPr>
-        <w:t>Q</w:t>
-      </w:r>
-      <w:r>
-        <w:rPr>
-          <w:rFonts w:ascii="Times New Roman" w:hAnsi="Times New Roman"/>
-          <w:b w:val="0"/>
-          <w:i w:val="0"/>
-          <w:smallCaps w:val="0"/>
-          <w:sz w:val="20"/>
-        </w:rPr>
-        <w:t xml:space="preserve"> per key and model, system prompt </w:t>
-      </w:r>
-      <w:r>
-        <w:rPr>
-          <w:rFonts w:ascii="Times New Roman" w:hAnsi="Times New Roman"/>
-          <w:b w:val="0"/>
-          <w:i/>
-          <w:smallCaps w:val="0"/>
-          <w:sz w:val="20"/>
-        </w:rPr>
-        <w:t>P</w:t>
-      </w:r>
-      <w:r>
-        <w:rPr>
-          <w:rFonts w:ascii="Times New Roman" w:hAnsi="Times New Roman"/>
-          <w:b w:val="0"/>
-          <w:sz w:val="20"/>
-          <w:vertAlign w:val="subscript"/>
-        </w:rPr>
-        <w:t>s</w:t>
-      </w:r>
-      <w:r>
-        <w:rPr>
-          <w:rFonts w:ascii="Times New Roman" w:hAnsi="Times New Roman"/>
-          <w:b w:val="0"/>
-          <w:i w:val="0"/>
-          <w:smallCaps w:val="0"/>
-          <w:sz w:val="20"/>
-        </w:rPr>
-        <w:t xml:space="preserve">, dynamic context </w:t>
-      </w:r>
-      <w:r>
-        <w:rPr>
-          <w:rFonts w:ascii="Times New Roman" w:hAnsi="Times New Roman"/>
-          <w:b w:val="0"/>
-          <w:i/>
-          <w:smallCaps w:val="0"/>
-          <w:sz w:val="20"/>
-        </w:rPr>
-        <w:t>P</w:t>
-      </w:r>
-      <w:r>
-        <w:rPr>
-          <w:rFonts w:ascii="Times New Roman" w:hAnsi="Times New Roman"/>
-          <w:b w:val="0"/>
-          <w:sz w:val="20"/>
-          <w:vertAlign w:val="subscript"/>
-        </w:rPr>
-        <w:t>d</w:t>
-      </w:r>
-      <w:r>
-        <w:rPr>
-          <w:rFonts w:ascii="Times New Roman" w:hAnsi="Times New Roman"/>
-          <w:b w:val="0"/>
-          <w:i w:val="0"/>
-          <w:smallCaps w:val="0"/>
-          <w:sz w:val="20"/>
-        </w:rPr>
-        <w:t xml:space="preserve"> and output </w:t>
-      </w:r>
-      <w:r>
-        <w:rPr>
-          <w:rFonts w:ascii="Times New Roman" w:hAnsi="Times New Roman"/>
-          <w:b w:val="0"/>
-          <w:i/>
-          <w:smallCaps w:val="0"/>
-          <w:sz w:val="20"/>
-        </w:rPr>
-        <w:t>O</w:t>
-      </w:r>
-      <w:r>
-        <w:rPr>
-          <w:rFonts w:ascii="Times New Roman" w:hAnsi="Times New Roman"/>
-          <w:b w:val="0"/>
-          <w:i w:val="0"/>
-          <w:smallCaps w:val="0"/>
-          <w:sz w:val="20"/>
-        </w:rPr>
-        <w:t>,</w:t>
-      </w:r>
-    </w:p>
-    <w:p>
-      <w:pPr>
-        <w:widowControl/>
-        <w:tabs>
-          <w:tab w:pos="2511" w:val="center"/>
-          <w:tab w:pos="5021" w:val="right"/>
-        </w:tabs>
-        <w:spacing w:before="60" w:after="60" w:line="240" w:lineRule="auto"/>
-        <w:jc w:val="left"/>
-      </w:pPr>
-      <w:r>
-        <w:tab/>
-      </w:r>
-      <m:oMath>
-        <m:sSub>
-          <m:e>
-            <m:r>
-              <m:t>N</m:t>
-            </m:r>
-          </m:e>
-          <m:sub>
-            <m:r>
-              <m:rPr>
-                <m:sty m:val="p"/>
-              </m:rPr>
-              <m:t>day</m:t>
-            </m:r>
-          </m:sub>
-        </m:sSub>
-        <m:r>
-          <m:t>≈Q/(</m:t>
-        </m:r>
-        <m:sSub>
-          <m:e>
-            <m:r>
-              <m:t>P</m:t>
-            </m:r>
-          </m:e>
-          <m:sub>
-            <m:r>
-              <m:t>s</m:t>
-            </m:r>
-          </m:sub>
-        </m:sSub>
-        <m:r>
-          <m:t>+</m:t>
-        </m:r>
-        <m:sSub>
-          <m:e>
-            <m:r>
-              <m:t>P</m:t>
-            </m:r>
-          </m:e>
-          <m:sub>
-            <m:r>
-              <m:t>d</m:t>
-            </m:r>
-          </m:sub>
-        </m:sSub>
-        <m:r>
-          <m:t>+O)≈200</m:t>
-        </m:r>
-        <m:r>
-          <m:t>000/2</m:t>
-        </m:r>
-        <m:r>
-          <m:t>300≈85</m:t>
-        </m:r>
-      </m:oMath>
-      <w:r>
-        <w:rPr>
-          <w:rFonts w:ascii="Times New Roman" w:hAnsi="Times New Roman"/>
-          <w:sz w:val="20"/>
-        </w:rPr>
-        <w:tab/>
-        <w:t>(5)</w:t>
+        <w:t>D. Bounded Interpretation and Transcript-Grounding Safeguards</w:t>
       </w:r>
     </w:p>
     <w:p>
@@ -2615,43 +2384,7 @@
           <w:smallCaps w:val="0"/>
           <w:sz w:val="20"/>
         </w:rPr>
-        <w:t>or about 15–20 lecture minutes per key; calling the LLM on every utterance would exhaust it several times faster.</w:t>
-      </w:r>
-    </w:p>
-    <w:p>
-      <w:pPr>
-        <w:keepNext/>
-        <w:widowControl/>
-        <w:spacing w:before="80" w:after="40" w:line="240" w:lineRule="auto"/>
-        <w:jc w:val="left"/>
-      </w:pPr>
-      <w:r>
-        <w:rPr>
-          <w:rFonts w:ascii="Times New Roman" w:hAnsi="Times New Roman"/>
-          <w:b w:val="0"/>
-          <w:i/>
-          <w:smallCaps w:val="0"/>
-          <w:sz w:val="20"/>
-        </w:rPr>
-        <w:t>C. Bounded and Truthful Interpretation</w:t>
-      </w:r>
-    </w:p>
-    <w:p>
-      <w:pPr>
-        <w:widowControl/>
-        <w:spacing w:before="0" w:after="0" w:line="240" w:lineRule="auto"/>
-        <w:ind w:firstLine="202"/>
-        <w:jc w:val="both"/>
-      </w:pPr>
-      <w:r>
-        <w:rPr>
-          <w:rFonts w:ascii="Times New Roman" w:hAnsi="Times New Roman"/>
-          <w:b w:val="0"/>
-          <w:i w:val="0"/>
-          <w:smallCaps w:val="0"/>
-          <w:sz w:val="20"/>
-        </w:rPr>
-        <w:t xml:space="preserve">The prompt holds a header (subject, level, an outline of at most 150 tokens), the current slide with numbered items, a rolling summary of at most 120 tokens and the new lines, within a 3,000-token budget. The LLM returns JSON with topic, subtopic, a relation (same concept, elaboration, sub-concept, sibling, new topic, digression), typed content items (definition, facts, classification, steps, comparison, timeline, formula, cause-effect, example), an image hint, revisions and </w:t>
+        <w:t xml:space="preserve">The prompt holds the subject, level, an outline (≤ 150 tokens), the current slide with numbered items, a rolling summary (≤ 120 tokens) and the new lines, within 3,000 tokens (temperature 0.2). The LLM returns JSON with topic, subtopic, a relation (same concept, elaboration, sub-concept, sibling, new topic, digression), typed content (definition, facts, steps, comparison, timeline, formula, example, …), an image hint and </w:t>
       </w:r>
       <w:r>
         <w:rPr>
@@ -2671,7 +2404,7 @@
           <w:smallCaps w:val="0"/>
           <w:sz w:val="20"/>
         </w:rPr>
-        <w:t xml:space="preserve"> about possibly wrong statements. Pydantic validates the answer; after one failed repair, a logged deterministic fallback shows the spoken sentences as points. A coverage guard compares every complete content sentence </w:t>
+        <w:t xml:space="preserve"> about possibly wrong statements. Pydantic validates it; after one failed repair, a deterministic fallback shows the spoken sentences as points. A coverage guard compares every content sentence </w:t>
       </w:r>
       <w:r>
         <w:rPr>
@@ -2691,7 +2424,7 @@
           <w:smallCaps w:val="0"/>
           <w:sz w:val="20"/>
         </w:rPr>
-        <w:t xml:space="preserve"> (at least six words) with the model output </w:t>
+        <w:t xml:space="preserve"> (≥ 6 words) with the output </w:t>
       </w:r>
       <w:r>
         <w:rPr>
@@ -2731,7 +2464,78 @@
           <w:smallCaps w:val="0"/>
           <w:sz w:val="20"/>
         </w:rPr>
-        <w:t>(·) the set of word stems, a recall-style overlap as in ROUGE-1 [22] gives</w:t>
+        <w:t>(·) the set of word stems and a recall-style overlap as in ROUGE-1 [26],</w:t>
+      </w:r>
+    </w:p>
+    <w:p>
+      <w:pPr>
+        <w:framePr w:w="10281" w:hSpace="0" w:vSpace="200" w:wrap="around" w:vAnchor="margin" w:hAnchor="margin" w:xAlign="center" w:yAlign="top"/>
+        <w:keepNext/>
+        <w:widowControl/>
+        <w:spacing w:before="0" w:after="0" w:line="240" w:lineRule="auto"/>
+        <w:jc w:val="center"/>
+      </w:pPr>
+      <w:r>
+        <w:drawing>
+          <wp:inline xmlns:a="http://schemas.openxmlformats.org/drawingml/2006/main" xmlns:pic="http://schemas.openxmlformats.org/drawingml/2006/picture">
+            <wp:extent cx="5212080" cy="2256627"/>
+            <wp:docPr id="1" name="Picture 1"/>
+            <wp:cNvGraphicFramePr>
+              <a:graphicFrameLocks noChangeAspect="1"/>
+            </wp:cNvGraphicFramePr>
+            <a:graphic>
+              <a:graphicData uri="http://schemas.openxmlformats.org/drawingml/2006/picture">
+                <pic:pic>
+                  <pic:nvPicPr>
+                    <pic:cNvPr id="0" name="fig_architecture.png"/>
+                    <pic:cNvPicPr/>
+                  </pic:nvPicPr>
+                  <pic:blipFill>
+                    <a:blip r:embed="rId9"/>
+                    <a:stretch>
+                      <a:fillRect/>
+                    </a:stretch>
+                  </pic:blipFill>
+                  <pic:spPr>
+                    <a:xfrm>
+                      <a:off x="0" y="0"/>
+                      <a:ext cx="5212080" cy="2256627"/>
+                    </a:xfrm>
+                    <a:prstGeom prst="rect"/>
+                  </pic:spPr>
+                </pic:pic>
+              </a:graphicData>
+            </a:graphic>
+          </wp:inline>
+        </w:drawing>
+      </w:r>
+    </w:p>
+    <w:p>
+      <w:pPr>
+        <w:framePr w:w="10281" w:hSpace="0" w:vSpace="200" w:wrap="around" w:vAnchor="margin" w:hAnchor="margin" w:xAlign="center" w:yAlign="top"/>
+        <w:widowControl/>
+        <w:spacing w:before="60" w:after="40" w:line="240" w:lineRule="auto"/>
+        <w:jc w:val="both"/>
+      </w:pPr>
+      <w:r>
+        <w:rPr>
+          <w:rFonts w:ascii="Times New Roman" w:hAnsi="Times New Roman"/>
+          <w:b w:val="0"/>
+          <w:i w:val="0"/>
+          <w:smallCaps w:val="0"/>
+          <w:sz w:val="16"/>
+        </w:rPr>
+        <w:t xml:space="preserve">Fig. 1. </w:t>
+      </w:r>
+      <w:r>
+        <w:rPr>
+          <w:rFonts w:ascii="Times New Roman" w:hAnsi="Times New Roman"/>
+          <w:b w:val="0"/>
+          <w:i w:val="0"/>
+          <w:smallCaps w:val="0"/>
+          <w:sz w:val="16"/>
+        </w:rPr>
+        <w:t>Implemented architecture. Lanes A–C run in one Python process; the LLM is called only by the interpreter through the router. Browser clients receive versioned slide patches and send teacher commands back; the user interface never changes the core state directly.</w:t>
       </w:r>
     </w:p>
     <w:p>
@@ -2848,7 +2652,7 @@
           <w:sz w:val="20"/>
         </w:rPr>
         <w:tab/>
-        <w:t>(6)</w:t>
+        <w:t>(5)</w:t>
       </w:r>
     </w:p>
     <w:p>
@@ -2866,7 +2670,7 @@
           <w:smallCaps w:val="0"/>
           <w:sz w:val="20"/>
         </w:rPr>
-        <w:t>so a fact the model left out still reaches the slide. A grounding guard flags formula tokens that the model changed from what was heard. A correction is applied only above a confidence threshold (0.75 factual, 0.4 mis-hearing); otherwise the slide shows what the teacher said, and for factual concerns the teacher gets a card with both versions. The router adds token buckets, a daily usage ledger, several free keys used in turn and a 15 s deadline per unit.</w:t>
+        <w:t>so a fact the model left out still reaches the slide. A formula guard flags changed formula tokens, and a correction is applied only above a confidence of 0.75 (factual) or 0.4 (mis-hearing); otherwise the slide shows what was said and the teacher gets a card with both versions. These checks keep slides faithful to the transcript; they do not prove a statement correct. The router rotates free keys under token buckets with a 15 s deadline per unit.</w:t>
       </w:r>
     </w:p>
     <w:p>
@@ -2884,7 +2688,7 @@
           <w:smallCaps w:val="0"/>
           <w:sz w:val="20"/>
         </w:rPr>
-        <w:t>D. Slide Planner</w:t>
+        <w:t>E. Slide Planner</w:t>
       </w:r>
     </w:p>
     <w:p>
@@ -2942,7 +2746,7 @@
           <w:smallCaps w:val="0"/>
           <w:sz w:val="20"/>
         </w:rPr>
-        <w:t xml:space="preserve"> on a new slide of the same topic (new facet or further part), open a </w:t>
+        <w:t xml:space="preserve"> on a new slide of the same topic, open a </w:t>
       </w:r>
       <w:r>
         <w:rPr>
@@ -2982,7 +2786,76 @@
           <w:smallCaps w:val="0"/>
           <w:sz w:val="20"/>
         </w:rPr>
-        <w:t>, or do nothing (Fig. 2). An elaboration or sub-concept usually updates the live slide while it has room. A topic change must be confirmed, because one unit can be misread:</w:t>
+        <w:t>, or nothing (Fig. 2). A topic change must be confirmed (rule proposed here), because a single unit may be misread:</w:t>
+      </w:r>
+    </w:p>
+    <w:p>
+      <w:pPr>
+        <w:keepNext/>
+        <w:widowControl/>
+        <w:spacing w:before="80" w:after="0" w:line="240" w:lineRule="auto"/>
+        <w:jc w:val="center"/>
+      </w:pPr>
+      <w:r>
+        <w:drawing>
+          <wp:inline xmlns:a="http://schemas.openxmlformats.org/drawingml/2006/main" xmlns:pic="http://schemas.openxmlformats.org/drawingml/2006/picture">
+            <wp:extent cx="1965960" cy="1590115"/>
+            <wp:docPr id="2" name="Picture 2"/>
+            <wp:cNvGraphicFramePr>
+              <a:graphicFrameLocks noChangeAspect="1"/>
+            </wp:cNvGraphicFramePr>
+            <a:graphic>
+              <a:graphicData uri="http://schemas.openxmlformats.org/drawingml/2006/picture">
+                <pic:pic>
+                  <pic:nvPicPr>
+                    <pic:cNvPr id="0" name="fig_planner.png"/>
+                    <pic:cNvPicPr/>
+                  </pic:nvPicPr>
+                  <pic:blipFill>
+                    <a:blip r:embed="rId10"/>
+                    <a:stretch>
+                      <a:fillRect/>
+                    </a:stretch>
+                  </pic:blipFill>
+                  <pic:spPr>
+                    <a:xfrm>
+                      <a:off x="0" y="0"/>
+                      <a:ext cx="1965960" cy="1590115"/>
+                    </a:xfrm>
+                    <a:prstGeom prst="rect"/>
+                  </pic:spPr>
+                </pic:pic>
+              </a:graphicData>
+            </a:graphic>
+          </wp:inline>
+        </w:drawing>
+      </w:r>
+    </w:p>
+    <w:p>
+      <w:pPr>
+        <w:widowControl/>
+        <w:spacing w:before="60" w:after="160" w:line="240" w:lineRule="auto"/>
+        <w:jc w:val="both"/>
+      </w:pPr>
+      <w:r>
+        <w:rPr>
+          <w:rFonts w:ascii="Times New Roman" w:hAnsi="Times New Roman"/>
+          <w:b w:val="0"/>
+          <w:i w:val="0"/>
+          <w:smallCaps w:val="0"/>
+          <w:sz w:val="16"/>
+        </w:rPr>
+        <w:t xml:space="preserve">Fig. 2. </w:t>
+      </w:r>
+      <w:r>
+        <w:rPr>
+          <w:rFonts w:ascii="Times New Roman" w:hAnsi="Times New Roman"/>
+          <w:b w:val="0"/>
+          <w:i w:val="0"/>
+          <w:smallCaps w:val="0"/>
+          <w:sz w:val="16"/>
+        </w:rPr>
+        <w:t>Planner decision for one interpreted unit. The LLM supplies the relation and content; the decision itself is rule-based and unit-tested.</w:t>
       </w:r>
     </w:p>
     <w:p>
@@ -3120,7 +2993,7 @@
           <w:sz w:val="20"/>
         </w:rPr>
         <w:tab/>
-        <w:t>(7)</w:t>
+        <w:t>(6)</w:t>
       </w:r>
     </w:p>
     <w:p>
@@ -3215,7 +3088,7 @@
           <w:smallCaps w:val="0"/>
           <w:sz w:val="20"/>
         </w:rPr>
-        <w:t xml:space="preserve"> is the largest shift score in the unit smoothed over two utterances, </w:t>
+        <w:t xml:space="preserve"> is its largest shift score smoothed over two utterances, </w:t>
       </w:r>
       <w:r>
         <w:rPr>
@@ -3244,27 +3117,7 @@
           <w:smallCaps w:val="0"/>
           <w:sz w:val="20"/>
         </w:rPr>
-        <w:t xml:space="preserve"> the topic of unit </w:t>
-      </w:r>
-      <w:r>
-        <w:rPr>
-          <w:rFonts w:ascii="Times New Roman" w:hAnsi="Times New Roman"/>
-          <w:b w:val="0"/>
-          <w:i/>
-          <w:smallCaps w:val="0"/>
-          <w:sz w:val="20"/>
-        </w:rPr>
-        <w:t>n</w:t>
-      </w:r>
-      <w:r>
-        <w:rPr>
-          <w:rFonts w:ascii="Times New Roman" w:hAnsi="Times New Roman"/>
-          <w:b w:val="0"/>
-          <w:i w:val="0"/>
-          <w:smallCaps w:val="0"/>
-          <w:sz w:val="20"/>
-        </w:rPr>
-        <w:t xml:space="preserve"> and T̃</w:t>
+        <w:t xml:space="preserve"> its topic and T̃</w:t>
       </w:r>
       <w:r>
         <w:rPr>
@@ -3283,76 +3136,7 @@
           <w:smallCaps w:val="0"/>
           <w:sz w:val="20"/>
         </w:rPr>
-        <w:t xml:space="preserve"> an unconfirmed candidate from the previous unit. Unconfirmed content is shown tentatively and moved once confirmed. A minimum dwell of 15 s (6 s for the next part of a full slide) prevents rapid changes, near-duplicates (text similarity ≥ 0.85) are merged, and teacher edits are never overwritten.</w:t>
-      </w:r>
-    </w:p>
-    <w:p>
-      <w:pPr>
-        <w:keepNext/>
-        <w:widowControl/>
-        <w:spacing w:before="80" w:after="0" w:line="240" w:lineRule="auto"/>
-        <w:jc w:val="center"/>
-      </w:pPr>
-      <w:r>
-        <w:drawing>
-          <wp:inline xmlns:a="http://schemas.openxmlformats.org/drawingml/2006/main" xmlns:pic="http://schemas.openxmlformats.org/drawingml/2006/picture">
-            <wp:extent cx="2743200" cy="2218765"/>
-            <wp:docPr id="2" name="Picture 2"/>
-            <wp:cNvGraphicFramePr>
-              <a:graphicFrameLocks noChangeAspect="1"/>
-            </wp:cNvGraphicFramePr>
-            <a:graphic>
-              <a:graphicData uri="http://schemas.openxmlformats.org/drawingml/2006/picture">
-                <pic:pic>
-                  <pic:nvPicPr>
-                    <pic:cNvPr id="0" name="fig_planner.png"/>
-                    <pic:cNvPicPr/>
-                  </pic:nvPicPr>
-                  <pic:blipFill>
-                    <a:blip r:embed="rId10"/>
-                    <a:stretch>
-                      <a:fillRect/>
-                    </a:stretch>
-                  </pic:blipFill>
-                  <pic:spPr>
-                    <a:xfrm>
-                      <a:off x="0" y="0"/>
-                      <a:ext cx="2743200" cy="2218765"/>
-                    </a:xfrm>
-                    <a:prstGeom prst="rect"/>
-                  </pic:spPr>
-                </pic:pic>
-              </a:graphicData>
-            </a:graphic>
-          </wp:inline>
-        </w:drawing>
-      </w:r>
-    </w:p>
-    <w:p>
-      <w:pPr>
-        <w:widowControl/>
-        <w:spacing w:before="60" w:after="160" w:line="240" w:lineRule="auto"/>
-        <w:jc w:val="both"/>
-      </w:pPr>
-      <w:r>
-        <w:rPr>
-          <w:rFonts w:ascii="Times New Roman" w:hAnsi="Times New Roman"/>
-          <w:b w:val="0"/>
-          <w:i w:val="0"/>
-          <w:smallCaps w:val="0"/>
-          <w:sz w:val="16"/>
-        </w:rPr>
-        <w:t xml:space="preserve">Fig. 2. </w:t>
-      </w:r>
-      <w:r>
-        <w:rPr>
-          <w:rFonts w:ascii="Times New Roman" w:hAnsi="Times New Roman"/>
-          <w:b w:val="0"/>
-          <w:i w:val="0"/>
-          <w:smallCaps w:val="0"/>
-          <w:sz w:val="16"/>
-        </w:rPr>
-        <w:t>Planner decision for one interpreted unit. The LLM supplies the relation and content; the decision itself is rule-based and unit-tested.</w:t>
+        <w:t xml:space="preserve"> an unconfirmed candidate from the previous unit. Unconfirmed content is shown tentatively and moved once confirmed. A minimum dwell of 15 s (6 s for the next part of a full slide) prevents rapid changes, near-duplicates (similarity ≥ 0.85) are merged, and teacher edits are never overwritten. All thresholds were set by hand on D1 (Section IV).</w:t>
       </w:r>
     </w:p>
     <w:p>
@@ -3370,7 +3154,7 @@
           <w:smallCaps w:val="0"/>
           <w:sz w:val="20"/>
         </w:rPr>
-        <w:t>E. Composer and Image Retrieval</w:t>
+        <w:t>F. Composer and Image Retrieval</w:t>
       </w:r>
     </w:p>
     <w:p>
@@ -3388,7 +3172,7 @@
           <w:smallCaps w:val="0"/>
           <w:sz w:val="20"/>
         </w:rPr>
-        <w:t xml:space="preserve">The composer maps items to layout blocks: definition cards, key points, fact tiles, group cards, process flows (up to ten steps in two rows), comparison tables, timelines, cause-effect chains, classification trees and formulas. A pixel-level height model of the 16:9 stage decides what fits; overflow moves to a further part of the slide (I, II, …) instead of shrinking the text. Spoken mathematics is converted to LaTeX deterministically ("v equals under root 2RT upon m" becomes a square-root fraction) and typeset with KaTeX with a variable legend. Concrete objects and structures get an image: for a query </w:t>
+        <w:t xml:space="preserve">The composer maps items to definition cards, key points, fact tiles, process flows, comparison tables, timelines, cause-effect chains, classification trees and formulas; a height model of the 16:9 stage moves overflow to a further part (I, II, …) instead of shrinking text. Spoken mathematics is converted to LaTeX deterministically and typeset with KaTeX. For a concrete object the LLM suggests a query </w:t>
       </w:r>
       <w:r>
         <w:rPr>
@@ -3408,7 +3192,7 @@
           <w:smallCaps w:val="0"/>
           <w:sz w:val="20"/>
         </w:rPr>
-        <w:t xml:space="preserve"> suggested by the LLM, the service searches Wikipedia and Wikimedia Commons, filters by licence, size and English labels, and scores up to eight previews with CLIP [23] on the CPU. Image </w:t>
+        <w:t xml:space="preserve">; openly licensed files from Wikipedia and Wikimedia Commons (source, author and licence kept) are scored by CLIP's zero-shot image–text similarity σ [27], and image </w:t>
       </w:r>
       <w:r>
         <w:rPr>
@@ -3479,7 +3263,7 @@
           <w:sz w:val="20"/>
         </w:rPr>
         <w:tab/>
-        <w:t>(8)</w:t>
+        <w:t>(7)</w:t>
       </w:r>
     </w:p>
     <w:p>
@@ -3497,7 +3281,7 @@
           <w:smallCaps w:val="0"/>
           <w:sz w:val="20"/>
         </w:rPr>
-        <w:t xml:space="preserve">where σ is the CLIP cosine similarity and </w:t>
+        <w:t xml:space="preserve">where </w:t>
       </w:r>
       <w:r>
         <w:rPr>
@@ -3517,7 +3301,7 @@
           <w:smallCaps w:val="0"/>
           <w:sz w:val="20"/>
         </w:rPr>
-        <w:t xml:space="preserve"> a set of generic distractors ("a logo", "a map"). Labelled diagrams rank first for structures, and an image is placed only if the MiniLM similarity of query and slide text is at least 0.25.</w:t>
+        <w:t xml:space="preserve"> holds generic distractor prompts ("a logo", "a map"); labelled diagrams rank first, and an image is placed only if query and slide text have a MiniLM similarity of at least 0.25.</w:t>
       </w:r>
     </w:p>
     <w:p>
@@ -3535,7 +3319,7 @@
           <w:smallCaps w:val="0"/>
           <w:sz w:val="20"/>
         </w:rPr>
-        <w:t>F. Live Display and Teacher Control</w:t>
+        <w:t>G. Live Display and Teacher Control</w:t>
       </w:r>
     </w:p>
     <w:p>
@@ -3553,21 +3337,56 @@
           <w:smallCaps w:val="0"/>
           <w:sz w:val="20"/>
         </w:rPr>
-        <w:t>A FastAPI server pushes versioned slide patches over WebSocket to /display (projector, live slide only), /control (teacher) and /view (students on a shared link); a display reconnects and requests the current state after a network drop. The control view (Fig. 3) offers an editable preview, navigation, pause (speech during a pause is not interpreted), blank screen, new slide, in-place editing, image search, upload and removal, mistake cards, the lecture structure tree and the latest transcript line. Slides can switch between light and dark themes mid-lecture, and the control view has its own dark mode.</w:t>
+        <w:t>A FastAPI server pushes versioned slide patches over WebSocket to /display (projector), /control (teacher) and /view (students, shared link). The control view (Fig. 3) offers an editable preview, navigation, pause, blank screen, editing, image search and upload, mistake cards, the lecture structure tree and themes.</w:t>
       </w:r>
     </w:p>
     <w:p>
       <w:pPr>
-        <w:framePr w:w="10281" w:hSpace="0" w:vSpace="200" w:wrap="around" w:vAnchor="margin" w:hAnchor="margin" w:xAlign="center" w:yAlign="top"/>
         <w:keepNext/>
         <w:widowControl/>
+        <w:spacing w:before="80" w:after="40" w:line="240" w:lineRule="auto"/>
+        <w:jc w:val="left"/>
+      </w:pPr>
+      <w:r>
+        <w:rPr>
+          <w:rFonts w:ascii="Times New Roman" w:hAnsi="Times New Roman"/>
+          <w:b w:val="0"/>
+          <w:i/>
+          <w:smallCaps w:val="0"/>
+          <w:sz w:val="20"/>
+        </w:rPr>
+        <w:t>H. Lecture Materials, Quiz, Test and Study Material</w:t>
+      </w:r>
+    </w:p>
+    <w:p>
+      <w:pPr>
+        <w:widowControl/>
         <w:spacing w:before="0" w:after="0" w:line="240" w:lineRule="auto"/>
+        <w:ind w:firstLine="202"/>
+        <w:jc w:val="both"/>
+      </w:pPr>
+      <w:r>
+        <w:rPr>
+          <w:rFonts w:ascii="Times New Roman" w:hAnsi="Times New Roman"/>
+          <w:b w:val="0"/>
+          <w:i w:val="0"/>
+          <w:smallCaps w:val="0"/>
+          <w:sz w:val="20"/>
+        </w:rPr>
+        <w:t>On request, the lecture, past lectures or an archive chapter become a summary slide, study notes and an assignment (PDF) and a PPTX deck (Fig. 4). A quiz (timed multiple choice, leaderboard on the projector) and a test (set duration, scores to the teacher) are generated from the taught content, edited by the teacher and answered through the shared link, once per roll number. The teacher's own notes are indexed locally as study material: a clearly matching passage (MiniLM similarity ≥ 0.5, ≤ 150 tokens) enters the prompt only to name and spell terms, a contradiction becomes a concern citing file and page, its figures precede web images, its rare terms extend the recognizer prompt, and quiz answers are checked against it.</w:t>
+      </w:r>
+    </w:p>
+    <w:p>
+      <w:pPr>
+        <w:keepNext/>
+        <w:widowControl/>
+        <w:spacing w:before="80" w:after="0" w:line="240" w:lineRule="auto"/>
         <w:jc w:val="center"/>
       </w:pPr>
       <w:r>
         <w:drawing>
           <wp:inline xmlns:a="http://schemas.openxmlformats.org/drawingml/2006/main" xmlns:pic="http://schemas.openxmlformats.org/drawingml/2006/picture">
-            <wp:extent cx="5760720" cy="2679335"/>
+            <wp:extent cx="2926080" cy="1289304"/>
             <wp:docPr id="3" name="Picture 3"/>
             <wp:cNvGraphicFramePr>
               <a:graphicFrameLocks noChangeAspect="1"/>
@@ -3588,7 +3407,7 @@
                   <pic:spPr>
                     <a:xfrm>
                       <a:off x="0" y="0"/>
-                      <a:ext cx="5760720" cy="2679335"/>
+                      <a:ext cx="2926080" cy="1289304"/>
                     </a:xfrm>
                     <a:prstGeom prst="rect"/>
                   </pic:spPr>
@@ -3601,9 +3420,8 @@
     </w:p>
     <w:p>
       <w:pPr>
-        <w:framePr w:w="10281" w:hSpace="0" w:vSpace="200" w:wrap="around" w:vAnchor="margin" w:hAnchor="margin" w:xAlign="center" w:yAlign="top"/>
         <w:widowControl/>
-        <w:spacing w:before="60" w:after="40" w:line="240" w:lineRule="auto"/>
+        <w:spacing w:before="60" w:after="160" w:line="240" w:lineRule="auto"/>
         <w:jc w:val="both"/>
       </w:pPr>
       <w:r>
@@ -3624,63 +3442,7 @@
           <w:smallCaps w:val="0"/>
           <w:sz w:val="16"/>
         </w:rPr>
-        <w:t>Teacher control view (/control) during a live chemistry lecture. Left: editable preview of the projected slide with a definition card, a term chip, a key point, a worked example and an automatically retrieved labelled diagram, with image tools and lecture controls below. Right: the lecture structure tree built by the system (topic → facet → numbered slides and parts).</w:t>
-      </w:r>
-    </w:p>
-    <w:p>
-      <w:pPr>
-        <w:keepNext/>
-        <w:widowControl/>
-        <w:spacing w:before="80" w:after="40" w:line="240" w:lineRule="auto"/>
-        <w:jc w:val="left"/>
-      </w:pPr>
-      <w:r>
-        <w:rPr>
-          <w:rFonts w:ascii="Times New Roman" w:hAnsi="Times New Roman"/>
-          <w:b w:val="0"/>
-          <w:i/>
-          <w:smallCaps w:val="0"/>
-          <w:sz w:val="20"/>
-        </w:rPr>
-        <w:t>G. Lecture Materials and Archive</w:t>
-      </w:r>
-    </w:p>
-    <w:p>
-      <w:pPr>
-        <w:widowControl/>
-        <w:spacing w:before="0" w:after="0" w:line="240" w:lineRule="auto"/>
-        <w:ind w:firstLine="202"/>
-        <w:jc w:val="both"/>
-      </w:pPr>
-      <w:r>
-        <w:rPr>
-          <w:rFonts w:ascii="Times New Roman" w:hAnsi="Times New Roman"/>
-          <w:b w:val="0"/>
-          <w:i w:val="0"/>
-          <w:smallCaps w:val="0"/>
-          <w:sz w:val="20"/>
-        </w:rPr>
-        <w:t xml:space="preserve">Only when the teacher asks, the stored lecture is turned into teaching material: a summary slide for the current topic or the whole lecture, a key-concepts slide, study notes as a PDF that expand the slides and transcript into written explanations, an assignment PDF with short and long theory questions (ten by default) and a PPTX copy of the deck in the light or dark theme. Materials can draw on the current lecture, selected past lectures or a whole chapter. Lectures are archived in chapters named by the teacher, can be searched by title and slide content and reopened in /control, and students download released materials through the shared link. With </w:t>
-      </w:r>
-      <w:r>
-        <w:rPr>
-          <w:rFonts w:ascii="Times New Roman" w:hAnsi="Times New Roman"/>
-          <w:b w:val="0"/>
-          <w:i/>
-          <w:smallCaps w:val="0"/>
-          <w:sz w:val="20"/>
-        </w:rPr>
-        <w:t>My notes</w:t>
-      </w:r>
-      <w:r>
-        <w:rPr>
-          <w:rFonts w:ascii="Times New Roman" w:hAnsi="Times New Roman"/>
-          <w:b w:val="0"/>
-          <w:i w:val="0"/>
-          <w:smallCaps w:val="0"/>
-          <w:sz w:val="20"/>
-        </w:rPr>
-        <w:t>, the teacher keeps a reference file (PDF, Word, PowerPoint, text or a web page) beside the preview; a MiniLM page matcher follows the lecture to the relevant page without LLM tokens, and a page can be projected on demand. Fig. 4 shows notes and an assignment generated this way.</w:t>
+        <w:t>Teacher control view in a live chemistry lecture: editable preview of the projected slide with image tools and lecture controls (left) and the lecture structure tree built by the system, topic → facet → slides (right).</w:t>
       </w:r>
     </w:p>
     <w:p>
@@ -3693,7 +3455,7 @@
       <w:r>
         <w:drawing>
           <wp:inline xmlns:a="http://schemas.openxmlformats.org/drawingml/2006/main" xmlns:pic="http://schemas.openxmlformats.org/drawingml/2006/picture">
-            <wp:extent cx="3017520" cy="1873262"/>
+            <wp:extent cx="2743200" cy="1702965"/>
             <wp:docPr id="4" name="Picture 4"/>
             <wp:cNvGraphicFramePr>
               <a:graphicFrameLocks noChangeAspect="1"/>
@@ -3714,7 +3476,7 @@
                   <pic:spPr>
                     <a:xfrm>
                       <a:off x="0" y="0"/>
-                      <a:ext cx="3017520" cy="1873262"/>
+                      <a:ext cx="2743200" cy="1702965"/>
                     </a:xfrm>
                     <a:prstGeom prst="rect"/>
                   </pic:spPr>
@@ -3749,7 +3511,7 @@
           <w:smallCaps w:val="0"/>
           <w:sz w:val="16"/>
         </w:rPr>
-        <w:t>Materials generated on request from a recorded lecture with the real LLM: (a) a study-notes page with a retrieved diagram, definition, typeset equation and legend; (b) an assignment with short and long theory questions grounded in what was taught.</w:t>
+        <w:t>Materials generated on request with the real LLM: (a) study notes with a retrieved diagram, definition, typeset equation and legend; (b) an assignment grounded in what was taught.</w:t>
       </w:r>
     </w:p>
     <w:p>
@@ -3767,7 +3529,7 @@
           <w:smallCaps/>
           <w:sz w:val="20"/>
         </w:rPr>
-        <w:t>V. Experimental Evaluation</w:t>
+        <w:t>IV. Experimental Evaluation</w:t>
       </w:r>
     </w:p>
     <w:p>
@@ -3785,7 +3547,7 @@
           <w:smallCaps w:val="0"/>
           <w:sz w:val="20"/>
         </w:rPr>
-        <w:t>A. Setup</w:t>
+        <w:t>A. Setup and Data</w:t>
       </w:r>
     </w:p>
     <w:p>
@@ -3803,7 +3565,1269 @@
           <w:smallCaps w:val="0"/>
           <w:sz w:val="20"/>
         </w:rPr>
-        <w:t>All runs used a laptop with an NVIDIA RTX 3050 Laptop GPU (4 GB) and 16 GB RAM, and the free tier of Groq. Six lectures were spoken live by the authors into the laptop's microphone with /control and /display open, during development of the system. They covered physics, chemistry, biology, mathematics, computer networks and communication engineering, in single-subject and mixed sessions. When the main model's daily quota was spent, the router served the Qwen backup. All numbers come from the application's event logs; no user study was conducted.</w:t>
+        <w:t>All runs used a laptop with an RTX 3050 GPU (4 GB) and 16 GB RAM. All thresholds were set on D1, six lectures spoken by the authors (114.1 min). The held-out set D2 (Table II) has 30 lectures spoken live by six speakers into the laptop microphone (Recorded, physics to economics) and six 10-min public MIT OpenCourseWare and NPTEL lectures played in as audio in real time (Public). Of its 1,619 units, 72 (4.4 %) fell back because a quota was spent or the provider failed, and still produced slides. Slides were not edited during a test; only two items were deleted in all of D2.</w:t>
+      </w:r>
+    </w:p>
+    <w:p>
+      <w:pPr>
+        <w:keepNext/>
+        <w:widowControl/>
+        <w:spacing w:before="120" w:after="0" w:line="240" w:lineRule="auto"/>
+        <w:jc w:val="center"/>
+      </w:pPr>
+      <w:r>
+        <w:rPr>
+          <w:rFonts w:ascii="Times New Roman" w:hAnsi="Times New Roman"/>
+          <w:b w:val="0"/>
+          <w:i w:val="0"/>
+          <w:smallCaps w:val="0"/>
+          <w:sz w:val="16"/>
+        </w:rPr>
+        <w:t>TABLE II</w:t>
+      </w:r>
+    </w:p>
+    <w:p>
+      <w:pPr>
+        <w:keepNext/>
+        <w:widowControl/>
+        <w:spacing w:before="0" w:after="60" w:line="240" w:lineRule="auto"/>
+        <w:jc w:val="center"/>
+      </w:pPr>
+      <w:r>
+        <w:rPr>
+          <w:rFonts w:ascii="Times New Roman" w:hAnsi="Times New Roman"/>
+          <w:b w:val="0"/>
+          <w:i w:val="0"/>
+          <w:smallCaps/>
+          <w:sz w:val="16"/>
+        </w:rPr>
+        <w:t>Evaluation Data and Latency (Session Logs)</w:t>
+      </w:r>
+    </w:p>
+    <w:tbl>
+      <w:tblPr>
+        <w:tblW w:type="auto" w:w="0"/>
+        <w:jc w:val="center"/>
+        <w:tblLayout w:type="fixed"/>
+        <w:tblLook w:firstColumn="1" w:firstRow="1" w:lastColumn="0" w:lastRow="0" w:noHBand="0" w:noVBand="1" w:val="04A0"/>
+        <w:tblBorders>
+          <w:top w:val="nil"/>
+          <w:left w:val="nil"/>
+          <w:bottom w:val="nil"/>
+          <w:right w:val="nil"/>
+          <w:insideH w:val="nil"/>
+          <w:insideV w:val="nil"/>
+        </w:tblBorders>
+        <w:tblCellMar>
+          <w:top w:w="10" w:type="dxa"/>
+          <w:left w:w="50" w:type="dxa"/>
+          <w:bottom w:w="10" w:type="dxa"/>
+          <w:right w:w="50" w:type="dxa"/>
+        </w:tblCellMar>
+      </w:tblPr>
+      <w:tblGrid>
+        <w:gridCol w:w="1037"/>
+        <w:gridCol w:w="432"/>
+        <w:gridCol w:w="518"/>
+        <w:gridCol w:w="806"/>
+        <w:gridCol w:w="518"/>
+        <w:gridCol w:w="432"/>
+        <w:gridCol w:w="490"/>
+        <w:gridCol w:w="864"/>
+      </w:tblGrid>
+      <w:tr>
+        <w:trPr>
+          <w:cantSplit/>
+        </w:trPr>
+        <w:tc>
+          <w:tcPr>
+            <w:tcW w:type="dxa" w:w="1037"/>
+            <w:tcBorders>
+              <w:top w:val="single" w:sz="8" w:color="000000"/>
+              <w:bottom w:val="single" w:sz="4" w:color="000000"/>
+            </w:tcBorders>
+          </w:tcPr>
+          <w:p>
+            <w:pPr>
+              <w:keepNext/>
+              <w:widowControl/>
+              <w:spacing w:before="0" w:after="0" w:line="240" w:lineRule="auto"/>
+              <w:jc w:val="left"/>
+            </w:pPr>
+            <w:r>
+              <w:rPr>
+                <w:rFonts w:ascii="Times New Roman" w:hAnsi="Times New Roman"/>
+                <w:b/>
+                <w:i w:val="0"/>
+                <w:smallCaps w:val="0"/>
+                <w:sz w:val="15"/>
+              </w:rPr>
+              <w:t>Set</w:t>
+            </w:r>
+          </w:p>
+        </w:tc>
+        <w:tc>
+          <w:tcPr>
+            <w:tcW w:type="dxa" w:w="432"/>
+            <w:tcBorders>
+              <w:top w:val="single" w:sz="8" w:color="000000"/>
+              <w:bottom w:val="single" w:sz="4" w:color="000000"/>
+            </w:tcBorders>
+          </w:tcPr>
+          <w:p>
+            <w:pPr>
+              <w:keepNext/>
+              <w:widowControl/>
+              <w:spacing w:before="0" w:after="0" w:line="240" w:lineRule="auto"/>
+              <w:jc w:val="center"/>
+            </w:pPr>
+            <w:r>
+              <w:rPr>
+                <w:rFonts w:ascii="Times New Roman" w:hAnsi="Times New Roman"/>
+                <w:b/>
+                <w:i w:val="0"/>
+                <w:smallCaps w:val="0"/>
+                <w:sz w:val="15"/>
+              </w:rPr>
+              <w:t>Lect.</w:t>
+            </w:r>
+          </w:p>
+        </w:tc>
+        <w:tc>
+          <w:tcPr>
+            <w:tcW w:type="dxa" w:w="518"/>
+            <w:tcBorders>
+              <w:top w:val="single" w:sz="8" w:color="000000"/>
+              <w:bottom w:val="single" w:sz="4" w:color="000000"/>
+            </w:tcBorders>
+          </w:tcPr>
+          <w:p>
+            <w:pPr>
+              <w:keepNext/>
+              <w:widowControl/>
+              <w:spacing w:before="0" w:after="0" w:line="240" w:lineRule="auto"/>
+              <w:jc w:val="center"/>
+            </w:pPr>
+            <w:r>
+              <w:rPr>
+                <w:rFonts w:ascii="Times New Roman" w:hAnsi="Times New Roman"/>
+                <w:b/>
+                <w:i w:val="0"/>
+                <w:smallCaps w:val="0"/>
+                <w:sz w:val="15"/>
+              </w:rPr>
+              <w:t>Min</w:t>
+            </w:r>
+          </w:p>
+        </w:tc>
+        <w:tc>
+          <w:tcPr>
+            <w:tcW w:type="dxa" w:w="806"/>
+            <w:tcBorders>
+              <w:top w:val="single" w:sz="8" w:color="000000"/>
+              <w:bottom w:val="single" w:sz="4" w:color="000000"/>
+            </w:tcBorders>
+          </w:tcPr>
+          <w:p>
+            <w:pPr>
+              <w:keepNext/>
+              <w:widowControl/>
+              <w:spacing w:before="0" w:after="0" w:line="240" w:lineRule="auto"/>
+              <w:jc w:val="center"/>
+            </w:pPr>
+            <w:r>
+              <w:rPr>
+                <w:rFonts w:ascii="Times New Roman" w:hAnsi="Times New Roman"/>
+                <w:b/>
+                <w:i w:val="0"/>
+                <w:smallCaps w:val="0"/>
+                <w:sz w:val="15"/>
+              </w:rPr>
+              <w:t>Units (fb)</w:t>
+            </w:r>
+          </w:p>
+        </w:tc>
+        <w:tc>
+          <w:tcPr>
+            <w:tcW w:type="dxa" w:w="518"/>
+            <w:tcBorders>
+              <w:top w:val="single" w:sz="8" w:color="000000"/>
+              <w:bottom w:val="single" w:sz="4" w:color="000000"/>
+            </w:tcBorders>
+          </w:tcPr>
+          <w:p>
+            <w:pPr>
+              <w:keepNext/>
+              <w:widowControl/>
+              <w:spacing w:before="0" w:after="0" w:line="240" w:lineRule="auto"/>
+              <w:jc w:val="center"/>
+            </w:pPr>
+            <w:r>
+              <w:rPr>
+                <w:rFonts w:ascii="Times New Roman" w:hAnsi="Times New Roman"/>
+                <w:b/>
+                <w:i w:val="0"/>
+                <w:smallCaps w:val="0"/>
+                <w:sz w:val="15"/>
+              </w:rPr>
+              <w:t>Slides</w:t>
+            </w:r>
+          </w:p>
+        </w:tc>
+        <w:tc>
+          <w:tcPr>
+            <w:tcW w:type="dxa" w:w="432"/>
+            <w:tcBorders>
+              <w:top w:val="single" w:sz="8" w:color="000000"/>
+              <w:bottom w:val="single" w:sz="4" w:color="000000"/>
+            </w:tcBorders>
+          </w:tcPr>
+          <w:p>
+            <w:pPr>
+              <w:keepNext/>
+              <w:widowControl/>
+              <w:spacing w:before="0" w:after="0" w:line="240" w:lineRule="auto"/>
+              <w:jc w:val="center"/>
+            </w:pPr>
+            <w:r>
+              <w:rPr>
+                <w:rFonts w:ascii="Times New Roman" w:hAnsi="Times New Roman"/>
+                <w:b/>
+                <w:i w:val="0"/>
+                <w:smallCaps w:val="0"/>
+                <w:sz w:val="15"/>
+              </w:rPr>
+              <w:t>STT</w:t>
+            </w:r>
+          </w:p>
+        </w:tc>
+        <w:tc>
+          <w:tcPr>
+            <w:tcW w:type="dxa" w:w="490"/>
+            <w:tcBorders>
+              <w:top w:val="single" w:sz="8" w:color="000000"/>
+              <w:bottom w:val="single" w:sz="4" w:color="000000"/>
+            </w:tcBorders>
+          </w:tcPr>
+          <w:p>
+            <w:pPr>
+              <w:keepNext/>
+              <w:widowControl/>
+              <w:spacing w:before="0" w:after="0" w:line="240" w:lineRule="auto"/>
+              <w:jc w:val="center"/>
+            </w:pPr>
+            <w:r>
+              <w:rPr>
+                <w:rFonts w:ascii="Times New Roman" w:hAnsi="Times New Roman"/>
+                <w:b/>
+                <w:i w:val="0"/>
+                <w:smallCaps w:val="0"/>
+                <w:sz w:val="15"/>
+              </w:rPr>
+              <w:t>LLM</w:t>
+            </w:r>
+          </w:p>
+        </w:tc>
+        <w:tc>
+          <w:tcPr>
+            <w:tcW w:type="dxa" w:w="864"/>
+            <w:tcBorders>
+              <w:top w:val="single" w:sz="8" w:color="000000"/>
+              <w:bottom w:val="single" w:sz="4" w:color="000000"/>
+            </w:tcBorders>
+          </w:tcPr>
+          <w:p>
+            <w:pPr>
+              <w:keepNext/>
+              <w:widowControl/>
+              <w:spacing w:before="0" w:after="0" w:line="240" w:lineRule="auto"/>
+              <w:jc w:val="center"/>
+            </w:pPr>
+            <w:r>
+              <w:rPr>
+                <w:rFonts w:ascii="Times New Roman" w:hAnsi="Times New Roman"/>
+                <w:b/>
+                <w:i w:val="0"/>
+                <w:smallCaps w:val="0"/>
+                <w:sz w:val="15"/>
+              </w:rPr>
+              <w:t>E2E (p95)</w:t>
+            </w:r>
+          </w:p>
+        </w:tc>
+      </w:tr>
+      <w:tr>
+        <w:trPr>
+          <w:cantSplit/>
+        </w:trPr>
+        <w:tc>
+          <w:tcPr>
+            <w:tcW w:type="dxa" w:w="1037"/>
+          </w:tcPr>
+          <w:p>
+            <w:pPr>
+              <w:keepNext/>
+              <w:widowControl/>
+              <w:spacing w:before="0" w:after="0" w:line="240" w:lineRule="auto"/>
+              <w:jc w:val="left"/>
+            </w:pPr>
+            <w:r>
+              <w:rPr>
+                <w:rFonts w:ascii="Times New Roman" w:hAnsi="Times New Roman"/>
+                <w:b w:val="0"/>
+                <w:i w:val="0"/>
+                <w:smallCaps w:val="0"/>
+                <w:sz w:val="15"/>
+              </w:rPr>
+              <w:t>D1</w:t>
+            </w:r>
+          </w:p>
+        </w:tc>
+        <w:tc>
+          <w:tcPr>
+            <w:tcW w:type="dxa" w:w="432"/>
+          </w:tcPr>
+          <w:p>
+            <w:pPr>
+              <w:keepNext/>
+              <w:widowControl/>
+              <w:spacing w:before="0" w:after="0" w:line="240" w:lineRule="auto"/>
+              <w:jc w:val="center"/>
+            </w:pPr>
+            <w:r>
+              <w:rPr>
+                <w:rFonts w:ascii="Times New Roman" w:hAnsi="Times New Roman"/>
+                <w:b w:val="0"/>
+                <w:i w:val="0"/>
+                <w:smallCaps w:val="0"/>
+                <w:sz w:val="15"/>
+              </w:rPr>
+              <w:t>6</w:t>
+            </w:r>
+          </w:p>
+        </w:tc>
+        <w:tc>
+          <w:tcPr>
+            <w:tcW w:type="dxa" w:w="518"/>
+          </w:tcPr>
+          <w:p>
+            <w:pPr>
+              <w:keepNext/>
+              <w:widowControl/>
+              <w:spacing w:before="0" w:after="0" w:line="240" w:lineRule="auto"/>
+              <w:jc w:val="center"/>
+            </w:pPr>
+            <w:r>
+              <w:rPr>
+                <w:rFonts w:ascii="Times New Roman" w:hAnsi="Times New Roman"/>
+                <w:b w:val="0"/>
+                <w:i w:val="0"/>
+                <w:smallCaps w:val="0"/>
+                <w:sz w:val="15"/>
+              </w:rPr>
+              <w:t>114.1</w:t>
+            </w:r>
+          </w:p>
+        </w:tc>
+        <w:tc>
+          <w:tcPr>
+            <w:tcW w:type="dxa" w:w="806"/>
+          </w:tcPr>
+          <w:p>
+            <w:pPr>
+              <w:keepNext/>
+              <w:widowControl/>
+              <w:spacing w:before="0" w:after="0" w:line="240" w:lineRule="auto"/>
+              <w:jc w:val="center"/>
+            </w:pPr>
+            <w:r>
+              <w:rPr>
+                <w:rFonts w:ascii="Times New Roman" w:hAnsi="Times New Roman"/>
+                <w:b w:val="0"/>
+                <w:i w:val="0"/>
+                <w:smallCaps w:val="0"/>
+                <w:sz w:val="15"/>
+              </w:rPr>
+              <w:t>389 (45)</w:t>
+            </w:r>
+          </w:p>
+        </w:tc>
+        <w:tc>
+          <w:tcPr>
+            <w:tcW w:type="dxa" w:w="518"/>
+          </w:tcPr>
+          <w:p>
+            <w:pPr>
+              <w:keepNext/>
+              <w:widowControl/>
+              <w:spacing w:before="0" w:after="0" w:line="240" w:lineRule="auto"/>
+              <w:jc w:val="center"/>
+            </w:pPr>
+            <w:r>
+              <w:rPr>
+                <w:rFonts w:ascii="Times New Roman" w:hAnsi="Times New Roman"/>
+                <w:b w:val="0"/>
+                <w:i w:val="0"/>
+                <w:smallCaps w:val="0"/>
+                <w:sz w:val="15"/>
+              </w:rPr>
+              <w:t>163</w:t>
+            </w:r>
+          </w:p>
+        </w:tc>
+        <w:tc>
+          <w:tcPr>
+            <w:tcW w:type="dxa" w:w="432"/>
+          </w:tcPr>
+          <w:p>
+            <w:pPr>
+              <w:keepNext/>
+              <w:widowControl/>
+              <w:spacing w:before="0" w:after="0" w:line="240" w:lineRule="auto"/>
+              <w:jc w:val="center"/>
+            </w:pPr>
+            <w:r>
+              <w:rPr>
+                <w:rFonts w:ascii="Times New Roman" w:hAnsi="Times New Roman"/>
+                <w:b w:val="0"/>
+                <w:i w:val="0"/>
+                <w:smallCaps w:val="0"/>
+                <w:sz w:val="15"/>
+              </w:rPr>
+              <w:t>0.66</w:t>
+            </w:r>
+          </w:p>
+        </w:tc>
+        <w:tc>
+          <w:tcPr>
+            <w:tcW w:type="dxa" w:w="490"/>
+          </w:tcPr>
+          <w:p>
+            <w:pPr>
+              <w:keepNext/>
+              <w:widowControl/>
+              <w:spacing w:before="0" w:after="0" w:line="240" w:lineRule="auto"/>
+              <w:jc w:val="center"/>
+            </w:pPr>
+            <w:r>
+              <w:rPr>
+                <w:rFonts w:ascii="Times New Roman" w:hAnsi="Times New Roman"/>
+                <w:b w:val="0"/>
+                <w:i w:val="0"/>
+                <w:smallCaps w:val="0"/>
+                <w:sz w:val="15"/>
+              </w:rPr>
+              <w:t>1.35</w:t>
+            </w:r>
+          </w:p>
+        </w:tc>
+        <w:tc>
+          <w:tcPr>
+            <w:tcW w:type="dxa" w:w="864"/>
+          </w:tcPr>
+          <w:p>
+            <w:pPr>
+              <w:keepNext/>
+              <w:widowControl/>
+              <w:spacing w:before="0" w:after="0" w:line="240" w:lineRule="auto"/>
+              <w:jc w:val="center"/>
+            </w:pPr>
+            <w:r>
+              <w:rPr>
+                <w:rFonts w:ascii="Times New Roman" w:hAnsi="Times New Roman"/>
+                <w:b w:val="0"/>
+                <w:i w:val="0"/>
+                <w:smallCaps w:val="0"/>
+                <w:sz w:val="15"/>
+              </w:rPr>
+              <w:t>12.5 (36.8)</w:t>
+            </w:r>
+          </w:p>
+        </w:tc>
+      </w:tr>
+      <w:tr>
+        <w:trPr>
+          <w:cantSplit/>
+        </w:trPr>
+        <w:tc>
+          <w:tcPr>
+            <w:tcW w:type="dxa" w:w="1037"/>
+          </w:tcPr>
+          <w:p>
+            <w:pPr>
+              <w:keepNext/>
+              <w:widowControl/>
+              <w:spacing w:before="0" w:after="0" w:line="240" w:lineRule="auto"/>
+              <w:jc w:val="left"/>
+            </w:pPr>
+            <w:r>
+              <w:rPr>
+                <w:rFonts w:ascii="Times New Roman" w:hAnsi="Times New Roman"/>
+                <w:b w:val="0"/>
+                <w:i w:val="0"/>
+                <w:smallCaps w:val="0"/>
+                <w:sz w:val="15"/>
+              </w:rPr>
+              <w:t>D2 Recorded</w:t>
+            </w:r>
+          </w:p>
+        </w:tc>
+        <w:tc>
+          <w:tcPr>
+            <w:tcW w:type="dxa" w:w="432"/>
+          </w:tcPr>
+          <w:p>
+            <w:pPr>
+              <w:keepNext/>
+              <w:widowControl/>
+              <w:spacing w:before="0" w:after="0" w:line="240" w:lineRule="auto"/>
+              <w:jc w:val="center"/>
+            </w:pPr>
+            <w:r>
+              <w:rPr>
+                <w:rFonts w:ascii="Times New Roman" w:hAnsi="Times New Roman"/>
+                <w:b w:val="0"/>
+                <w:i w:val="0"/>
+                <w:smallCaps w:val="0"/>
+                <w:sz w:val="15"/>
+              </w:rPr>
+              <w:t>30</w:t>
+            </w:r>
+          </w:p>
+        </w:tc>
+        <w:tc>
+          <w:tcPr>
+            <w:tcW w:type="dxa" w:w="518"/>
+          </w:tcPr>
+          <w:p>
+            <w:pPr>
+              <w:keepNext/>
+              <w:widowControl/>
+              <w:spacing w:before="0" w:after="0" w:line="240" w:lineRule="auto"/>
+              <w:jc w:val="center"/>
+            </w:pPr>
+            <w:r>
+              <w:rPr>
+                <w:rFonts w:ascii="Times New Roman" w:hAnsi="Times New Roman"/>
+                <w:b w:val="0"/>
+                <w:i w:val="0"/>
+                <w:smallCaps w:val="0"/>
+                <w:sz w:val="15"/>
+              </w:rPr>
+              <w:t>349.2</w:t>
+            </w:r>
+          </w:p>
+        </w:tc>
+        <w:tc>
+          <w:tcPr>
+            <w:tcW w:type="dxa" w:w="806"/>
+          </w:tcPr>
+          <w:p>
+            <w:pPr>
+              <w:keepNext/>
+              <w:widowControl/>
+              <w:spacing w:before="0" w:after="0" w:line="240" w:lineRule="auto"/>
+              <w:jc w:val="center"/>
+            </w:pPr>
+            <w:r>
+              <w:rPr>
+                <w:rFonts w:ascii="Times New Roman" w:hAnsi="Times New Roman"/>
+                <w:b w:val="0"/>
+                <w:i w:val="0"/>
+                <w:smallCaps w:val="0"/>
+                <w:sz w:val="15"/>
+              </w:rPr>
+              <w:t>1275 (59)</w:t>
+            </w:r>
+          </w:p>
+        </w:tc>
+        <w:tc>
+          <w:tcPr>
+            <w:tcW w:type="dxa" w:w="518"/>
+          </w:tcPr>
+          <w:p>
+            <w:pPr>
+              <w:keepNext/>
+              <w:widowControl/>
+              <w:spacing w:before="0" w:after="0" w:line="240" w:lineRule="auto"/>
+              <w:jc w:val="center"/>
+            </w:pPr>
+            <w:r>
+              <w:rPr>
+                <w:rFonts w:ascii="Times New Roman" w:hAnsi="Times New Roman"/>
+                <w:b w:val="0"/>
+                <w:i w:val="0"/>
+                <w:smallCaps w:val="0"/>
+                <w:sz w:val="15"/>
+              </w:rPr>
+              <w:t>453</w:t>
+            </w:r>
+          </w:p>
+        </w:tc>
+        <w:tc>
+          <w:tcPr>
+            <w:tcW w:type="dxa" w:w="432"/>
+          </w:tcPr>
+          <w:p>
+            <w:pPr>
+              <w:keepNext/>
+              <w:widowControl/>
+              <w:spacing w:before="0" w:after="0" w:line="240" w:lineRule="auto"/>
+              <w:jc w:val="center"/>
+            </w:pPr>
+            <w:r>
+              <w:rPr>
+                <w:rFonts w:ascii="Times New Roman" w:hAnsi="Times New Roman"/>
+                <w:b w:val="0"/>
+                <w:i w:val="0"/>
+                <w:smallCaps w:val="0"/>
+                <w:sz w:val="15"/>
+              </w:rPr>
+              <w:t>0.71</w:t>
+            </w:r>
+          </w:p>
+        </w:tc>
+        <w:tc>
+          <w:tcPr>
+            <w:tcW w:type="dxa" w:w="490"/>
+          </w:tcPr>
+          <w:p>
+            <w:pPr>
+              <w:keepNext/>
+              <w:widowControl/>
+              <w:spacing w:before="0" w:after="0" w:line="240" w:lineRule="auto"/>
+              <w:jc w:val="center"/>
+            </w:pPr>
+            <w:r>
+              <w:rPr>
+                <w:rFonts w:ascii="Times New Roman" w:hAnsi="Times New Roman"/>
+                <w:b w:val="0"/>
+                <w:i w:val="0"/>
+                <w:smallCaps w:val="0"/>
+                <w:sz w:val="15"/>
+              </w:rPr>
+              <w:t>1.92</w:t>
+            </w:r>
+          </w:p>
+        </w:tc>
+        <w:tc>
+          <w:tcPr>
+            <w:tcW w:type="dxa" w:w="864"/>
+          </w:tcPr>
+          <w:p>
+            <w:pPr>
+              <w:keepNext/>
+              <w:widowControl/>
+              <w:spacing w:before="0" w:after="0" w:line="240" w:lineRule="auto"/>
+              <w:jc w:val="center"/>
+            </w:pPr>
+            <w:r>
+              <w:rPr>
+                <w:rFonts w:ascii="Times New Roman" w:hAnsi="Times New Roman"/>
+                <w:b w:val="0"/>
+                <w:i w:val="0"/>
+                <w:smallCaps w:val="0"/>
+                <w:sz w:val="15"/>
+              </w:rPr>
+              <w:t>10.1 (23.2)</w:t>
+            </w:r>
+          </w:p>
+        </w:tc>
+      </w:tr>
+      <w:tr>
+        <w:trPr>
+          <w:cantSplit/>
+        </w:trPr>
+        <w:tc>
+          <w:tcPr>
+            <w:tcW w:type="dxa" w:w="1037"/>
+          </w:tcPr>
+          <w:p>
+            <w:pPr>
+              <w:keepNext/>
+              <w:widowControl/>
+              <w:spacing w:before="0" w:after="0" w:line="240" w:lineRule="auto"/>
+              <w:jc w:val="left"/>
+            </w:pPr>
+            <w:r>
+              <w:rPr>
+                <w:rFonts w:ascii="Times New Roman" w:hAnsi="Times New Roman"/>
+                <w:b w:val="0"/>
+                <w:i w:val="0"/>
+                <w:smallCaps w:val="0"/>
+                <w:sz w:val="15"/>
+              </w:rPr>
+              <w:t>D2 Public</w:t>
+            </w:r>
+          </w:p>
+        </w:tc>
+        <w:tc>
+          <w:tcPr>
+            <w:tcW w:type="dxa" w:w="432"/>
+          </w:tcPr>
+          <w:p>
+            <w:pPr>
+              <w:keepNext/>
+              <w:widowControl/>
+              <w:spacing w:before="0" w:after="0" w:line="240" w:lineRule="auto"/>
+              <w:jc w:val="center"/>
+            </w:pPr>
+            <w:r>
+              <w:rPr>
+                <w:rFonts w:ascii="Times New Roman" w:hAnsi="Times New Roman"/>
+                <w:b w:val="0"/>
+                <w:i w:val="0"/>
+                <w:smallCaps w:val="0"/>
+                <w:sz w:val="15"/>
+              </w:rPr>
+              <w:t>6</w:t>
+            </w:r>
+          </w:p>
+        </w:tc>
+        <w:tc>
+          <w:tcPr>
+            <w:tcW w:type="dxa" w:w="518"/>
+          </w:tcPr>
+          <w:p>
+            <w:pPr>
+              <w:keepNext/>
+              <w:widowControl/>
+              <w:spacing w:before="0" w:after="0" w:line="240" w:lineRule="auto"/>
+              <w:jc w:val="center"/>
+            </w:pPr>
+            <w:r>
+              <w:rPr>
+                <w:rFonts w:ascii="Times New Roman" w:hAnsi="Times New Roman"/>
+                <w:b w:val="0"/>
+                <w:i w:val="0"/>
+                <w:smallCaps w:val="0"/>
+                <w:sz w:val="15"/>
+              </w:rPr>
+              <w:t>60.0</w:t>
+            </w:r>
+          </w:p>
+        </w:tc>
+        <w:tc>
+          <w:tcPr>
+            <w:tcW w:type="dxa" w:w="806"/>
+          </w:tcPr>
+          <w:p>
+            <w:pPr>
+              <w:keepNext/>
+              <w:widowControl/>
+              <w:spacing w:before="0" w:after="0" w:line="240" w:lineRule="auto"/>
+              <w:jc w:val="center"/>
+            </w:pPr>
+            <w:r>
+              <w:rPr>
+                <w:rFonts w:ascii="Times New Roman" w:hAnsi="Times New Roman"/>
+                <w:b w:val="0"/>
+                <w:i w:val="0"/>
+                <w:smallCaps w:val="0"/>
+                <w:sz w:val="15"/>
+              </w:rPr>
+              <w:t>344 (13)</w:t>
+            </w:r>
+          </w:p>
+        </w:tc>
+        <w:tc>
+          <w:tcPr>
+            <w:tcW w:type="dxa" w:w="518"/>
+          </w:tcPr>
+          <w:p>
+            <w:pPr>
+              <w:keepNext/>
+              <w:widowControl/>
+              <w:spacing w:before="0" w:after="0" w:line="240" w:lineRule="auto"/>
+              <w:jc w:val="center"/>
+            </w:pPr>
+            <w:r>
+              <w:rPr>
+                <w:rFonts w:ascii="Times New Roman" w:hAnsi="Times New Roman"/>
+                <w:b w:val="0"/>
+                <w:i w:val="0"/>
+                <w:smallCaps w:val="0"/>
+                <w:sz w:val="15"/>
+              </w:rPr>
+              <w:t>52</w:t>
+            </w:r>
+          </w:p>
+        </w:tc>
+        <w:tc>
+          <w:tcPr>
+            <w:tcW w:type="dxa" w:w="432"/>
+          </w:tcPr>
+          <w:p>
+            <w:pPr>
+              <w:keepNext/>
+              <w:widowControl/>
+              <w:spacing w:before="0" w:after="0" w:line="240" w:lineRule="auto"/>
+              <w:jc w:val="center"/>
+            </w:pPr>
+            <w:r>
+              <w:rPr>
+                <w:rFonts w:ascii="Times New Roman" w:hAnsi="Times New Roman"/>
+                <w:b w:val="0"/>
+                <w:i w:val="0"/>
+                <w:smallCaps w:val="0"/>
+                <w:sz w:val="15"/>
+              </w:rPr>
+              <w:t>0.60</w:t>
+            </w:r>
+          </w:p>
+        </w:tc>
+        <w:tc>
+          <w:tcPr>
+            <w:tcW w:type="dxa" w:w="490"/>
+          </w:tcPr>
+          <w:p>
+            <w:pPr>
+              <w:keepNext/>
+              <w:widowControl/>
+              <w:spacing w:before="0" w:after="0" w:line="240" w:lineRule="auto"/>
+              <w:jc w:val="center"/>
+            </w:pPr>
+            <w:r>
+              <w:rPr>
+                <w:rFonts w:ascii="Times New Roman" w:hAnsi="Times New Roman"/>
+                <w:b w:val="0"/>
+                <w:i w:val="0"/>
+                <w:smallCaps w:val="0"/>
+                <w:sz w:val="15"/>
+              </w:rPr>
+              <w:t>2.23</w:t>
+            </w:r>
+          </w:p>
+        </w:tc>
+        <w:tc>
+          <w:tcPr>
+            <w:tcW w:type="dxa" w:w="864"/>
+          </w:tcPr>
+          <w:p>
+            <w:pPr>
+              <w:keepNext/>
+              <w:widowControl/>
+              <w:spacing w:before="0" w:after="0" w:line="240" w:lineRule="auto"/>
+              <w:jc w:val="center"/>
+            </w:pPr>
+            <w:r>
+              <w:rPr>
+                <w:rFonts w:ascii="Times New Roman" w:hAnsi="Times New Roman"/>
+                <w:b w:val="0"/>
+                <w:i w:val="0"/>
+                <w:smallCaps w:val="0"/>
+                <w:sz w:val="15"/>
+              </w:rPr>
+              <w:t>17.1 (93.4)</w:t>
+            </w:r>
+          </w:p>
+        </w:tc>
+      </w:tr>
+      <w:tr>
+        <w:trPr>
+          <w:cantSplit/>
+        </w:trPr>
+        <w:tc>
+          <w:tcPr>
+            <w:tcW w:type="dxa" w:w="1037"/>
+            <w:tcBorders>
+              <w:bottom w:val="single" w:sz="8" w:color="000000"/>
+            </w:tcBorders>
+          </w:tcPr>
+          <w:p>
+            <w:pPr>
+              <w:widowControl/>
+              <w:spacing w:before="0" w:after="0" w:line="240" w:lineRule="auto"/>
+              <w:jc w:val="left"/>
+            </w:pPr>
+            <w:r>
+              <w:rPr>
+                <w:rFonts w:ascii="Times New Roman" w:hAnsi="Times New Roman"/>
+                <w:b/>
+                <w:i w:val="0"/>
+                <w:smallCaps w:val="0"/>
+                <w:sz w:val="15"/>
+              </w:rPr>
+              <w:t>D2 all</w:t>
+            </w:r>
+          </w:p>
+        </w:tc>
+        <w:tc>
+          <w:tcPr>
+            <w:tcW w:type="dxa" w:w="432"/>
+            <w:tcBorders>
+              <w:bottom w:val="single" w:sz="8" w:color="000000"/>
+            </w:tcBorders>
+          </w:tcPr>
+          <w:p>
+            <w:pPr>
+              <w:widowControl/>
+              <w:spacing w:before="0" w:after="0" w:line="240" w:lineRule="auto"/>
+              <w:jc w:val="center"/>
+            </w:pPr>
+            <w:r>
+              <w:rPr>
+                <w:rFonts w:ascii="Times New Roman" w:hAnsi="Times New Roman"/>
+                <w:b/>
+                <w:i w:val="0"/>
+                <w:smallCaps w:val="0"/>
+                <w:sz w:val="15"/>
+              </w:rPr>
+              <w:t>36</w:t>
+            </w:r>
+          </w:p>
+        </w:tc>
+        <w:tc>
+          <w:tcPr>
+            <w:tcW w:type="dxa" w:w="518"/>
+            <w:tcBorders>
+              <w:bottom w:val="single" w:sz="8" w:color="000000"/>
+            </w:tcBorders>
+          </w:tcPr>
+          <w:p>
+            <w:pPr>
+              <w:widowControl/>
+              <w:spacing w:before="0" w:after="0" w:line="240" w:lineRule="auto"/>
+              <w:jc w:val="center"/>
+            </w:pPr>
+            <w:r>
+              <w:rPr>
+                <w:rFonts w:ascii="Times New Roman" w:hAnsi="Times New Roman"/>
+                <w:b/>
+                <w:i w:val="0"/>
+                <w:smallCaps w:val="0"/>
+                <w:sz w:val="15"/>
+              </w:rPr>
+              <w:t>409.2</w:t>
+            </w:r>
+          </w:p>
+        </w:tc>
+        <w:tc>
+          <w:tcPr>
+            <w:tcW w:type="dxa" w:w="806"/>
+            <w:tcBorders>
+              <w:bottom w:val="single" w:sz="8" w:color="000000"/>
+            </w:tcBorders>
+          </w:tcPr>
+          <w:p>
+            <w:pPr>
+              <w:widowControl/>
+              <w:spacing w:before="0" w:after="0" w:line="240" w:lineRule="auto"/>
+              <w:jc w:val="center"/>
+            </w:pPr>
+            <w:r>
+              <w:rPr>
+                <w:rFonts w:ascii="Times New Roman" w:hAnsi="Times New Roman"/>
+                <w:b/>
+                <w:i w:val="0"/>
+                <w:smallCaps w:val="0"/>
+                <w:sz w:val="15"/>
+              </w:rPr>
+              <w:t>1619 (72)</w:t>
+            </w:r>
+          </w:p>
+        </w:tc>
+        <w:tc>
+          <w:tcPr>
+            <w:tcW w:type="dxa" w:w="518"/>
+            <w:tcBorders>
+              <w:bottom w:val="single" w:sz="8" w:color="000000"/>
+            </w:tcBorders>
+          </w:tcPr>
+          <w:p>
+            <w:pPr>
+              <w:widowControl/>
+              <w:spacing w:before="0" w:after="0" w:line="240" w:lineRule="auto"/>
+              <w:jc w:val="center"/>
+            </w:pPr>
+            <w:r>
+              <w:rPr>
+                <w:rFonts w:ascii="Times New Roman" w:hAnsi="Times New Roman"/>
+                <w:b/>
+                <w:i w:val="0"/>
+                <w:smallCaps w:val="0"/>
+                <w:sz w:val="15"/>
+              </w:rPr>
+              <w:t>505</w:t>
+            </w:r>
+          </w:p>
+        </w:tc>
+        <w:tc>
+          <w:tcPr>
+            <w:tcW w:type="dxa" w:w="432"/>
+            <w:tcBorders>
+              <w:bottom w:val="single" w:sz="8" w:color="000000"/>
+            </w:tcBorders>
+          </w:tcPr>
+          <w:p>
+            <w:pPr>
+              <w:widowControl/>
+              <w:spacing w:before="0" w:after="0" w:line="240" w:lineRule="auto"/>
+              <w:jc w:val="center"/>
+            </w:pPr>
+            <w:r>
+              <w:rPr>
+                <w:rFonts w:ascii="Times New Roman" w:hAnsi="Times New Roman"/>
+                <w:b/>
+                <w:i w:val="0"/>
+                <w:smallCaps w:val="0"/>
+                <w:sz w:val="15"/>
+              </w:rPr>
+              <w:t>0.68</w:t>
+            </w:r>
+          </w:p>
+        </w:tc>
+        <w:tc>
+          <w:tcPr>
+            <w:tcW w:type="dxa" w:w="490"/>
+            <w:tcBorders>
+              <w:bottom w:val="single" w:sz="8" w:color="000000"/>
+            </w:tcBorders>
+          </w:tcPr>
+          <w:p>
+            <w:pPr>
+              <w:widowControl/>
+              <w:spacing w:before="0" w:after="0" w:line="240" w:lineRule="auto"/>
+              <w:jc w:val="center"/>
+            </w:pPr>
+            <w:r>
+              <w:rPr>
+                <w:rFonts w:ascii="Times New Roman" w:hAnsi="Times New Roman"/>
+                <w:b/>
+                <w:i w:val="0"/>
+                <w:smallCaps w:val="0"/>
+                <w:sz w:val="15"/>
+              </w:rPr>
+              <w:t>1.96</w:t>
+            </w:r>
+          </w:p>
+        </w:tc>
+        <w:tc>
+          <w:tcPr>
+            <w:tcW w:type="dxa" w:w="864"/>
+            <w:tcBorders>
+              <w:bottom w:val="single" w:sz="8" w:color="000000"/>
+            </w:tcBorders>
+          </w:tcPr>
+          <w:p>
+            <w:pPr>
+              <w:widowControl/>
+              <w:spacing w:before="0" w:after="0" w:line="240" w:lineRule="auto"/>
+              <w:jc w:val="center"/>
+            </w:pPr>
+            <w:r>
+              <w:rPr>
+                <w:rFonts w:ascii="Times New Roman" w:hAnsi="Times New Roman"/>
+                <w:b/>
+                <w:i w:val="0"/>
+                <w:smallCaps w:val="0"/>
+                <w:sz w:val="15"/>
+              </w:rPr>
+              <w:t>11.2 (53.0)</w:t>
+            </w:r>
+          </w:p>
+        </w:tc>
+      </w:tr>
+    </w:tbl>
+    <w:p>
+      <w:pPr>
+        <w:widowControl/>
+        <w:spacing w:before="40" w:after="120" w:line="240" w:lineRule="auto"/>
+        <w:jc w:val="both"/>
+      </w:pPr>
+      <w:r>
+        <w:rPr>
+          <w:rFonts w:ascii="Times New Roman" w:hAnsi="Times New Roman"/>
+          <w:b w:val="0"/>
+          <w:i w:val="0"/>
+          <w:smallCaps w:val="0"/>
+          <w:sz w:val="14"/>
+        </w:rPr>
+        <w:t>fb: fallback units; STT, LLM: median per utterance / call (s); E2E: median (95th percentile) from the end of a spoken line to its display (s); Public includes web4, web6 (provider outages).</w:t>
+      </w:r>
+    </w:p>
+    <w:p>
+      <w:pPr>
+        <w:widowControl/>
+        <w:spacing w:before="0" w:after="0" w:line="240" w:lineRule="auto"/>
+        <w:ind w:firstLine="202"/>
+        <w:jc w:val="both"/>
+      </w:pPr>
+      <w:r>
+        <w:rPr>
+          <w:rFonts w:ascii="Times New Roman" w:hAnsi="Times New Roman"/>
+          <w:b w:val="0"/>
+          <w:i/>
+          <w:smallCaps w:val="0"/>
+          <w:sz w:val="20"/>
+        </w:rPr>
+        <w:t>Annotation.</w:t>
+      </w:r>
+      <w:r>
+        <w:rPr>
+          <w:rFonts w:ascii="Times New Roman" w:hAnsi="Times New Roman"/>
+          <w:b w:val="0"/>
+          <w:i w:val="0"/>
+          <w:smallCaps w:val="0"/>
+          <w:sz w:val="20"/>
+        </w:rPr>
+        <w:t xml:space="preserve"> Two authors (A and B) independently annotated 18 D2 lectures (12 Recorded, 6 Public; 191 min). Before seeing the slides, each marked topic boundaries (where a teacher would start a new board) and key facts in the transcript, then judged whether each key fact was on a slide and whether each slide statement was said and correct. A system boundary is the utterance that opened a new content slide. Boundaries are scored by precision, recall and F1 within ±1 utterance and by </w:t>
+      </w:r>
+      <w:r>
+        <w:rPr>
+          <w:rFonts w:ascii="Times New Roman" w:hAnsi="Times New Roman"/>
+          <w:b w:val="0"/>
+          <w:i/>
+          <w:smallCaps w:val="0"/>
+          <w:sz w:val="20"/>
+        </w:rPr>
+        <w:t>P</w:t>
+      </w:r>
+      <w:r>
+        <w:rPr>
+          <w:rFonts w:ascii="Times New Roman" w:hAnsi="Times New Roman"/>
+          <w:b w:val="0"/>
+          <w:sz w:val="20"/>
+          <w:vertAlign w:val="subscript"/>
+        </w:rPr>
+        <w:t>k</w:t>
+      </w:r>
+      <w:r>
+        <w:rPr>
+          <w:rFonts w:ascii="Times New Roman" w:hAnsi="Times New Roman"/>
+          <w:b w:val="0"/>
+          <w:i w:val="0"/>
+          <w:smallCaps w:val="0"/>
+          <w:sz w:val="20"/>
+        </w:rPr>
+        <w:t xml:space="preserve"> [23], the probability that two utterances half a segment apart are wrongly split or joined; agreement is Cohen's κ = (</w:t>
+      </w:r>
+      <w:r>
+        <w:rPr>
+          <w:rFonts w:ascii="Times New Roman" w:hAnsi="Times New Roman"/>
+          <w:b w:val="0"/>
+          <w:i/>
+          <w:smallCaps w:val="0"/>
+          <w:sz w:val="20"/>
+        </w:rPr>
+        <w:t>p</w:t>
+      </w:r>
+      <w:r>
+        <w:rPr>
+          <w:rFonts w:ascii="Times New Roman" w:hAnsi="Times New Roman"/>
+          <w:b w:val="0"/>
+          <w:sz w:val="20"/>
+          <w:vertAlign w:val="subscript"/>
+        </w:rPr>
+        <w:t>o</w:t>
+      </w:r>
+      <w:r>
+        <w:rPr>
+          <w:rFonts w:ascii="Times New Roman" w:hAnsi="Times New Roman"/>
+          <w:b w:val="0"/>
+          <w:i w:val="0"/>
+          <w:smallCaps w:val="0"/>
+          <w:sz w:val="20"/>
+        </w:rPr>
+        <w:t xml:space="preserve"> − </w:t>
+      </w:r>
+      <w:r>
+        <w:rPr>
+          <w:rFonts w:ascii="Times New Roman" w:hAnsi="Times New Roman"/>
+          <w:b w:val="0"/>
+          <w:i/>
+          <w:smallCaps w:val="0"/>
+          <w:sz w:val="20"/>
+        </w:rPr>
+        <w:t>p</w:t>
+      </w:r>
+      <w:r>
+        <w:rPr>
+          <w:rFonts w:ascii="Times New Roman" w:hAnsi="Times New Roman"/>
+          <w:b w:val="0"/>
+          <w:sz w:val="20"/>
+          <w:vertAlign w:val="subscript"/>
+        </w:rPr>
+        <w:t>e</w:t>
+      </w:r>
+      <w:r>
+        <w:rPr>
+          <w:rFonts w:ascii="Times New Roman" w:hAnsi="Times New Roman"/>
+          <w:b w:val="0"/>
+          <w:i w:val="0"/>
+          <w:smallCaps w:val="0"/>
+          <w:sz w:val="20"/>
+        </w:rPr>
+        <w:t xml:space="preserve">)/(1 − </w:t>
+      </w:r>
+      <w:r>
+        <w:rPr>
+          <w:rFonts w:ascii="Times New Roman" w:hAnsi="Times New Roman"/>
+          <w:b w:val="0"/>
+          <w:i/>
+          <w:smallCaps w:val="0"/>
+          <w:sz w:val="20"/>
+        </w:rPr>
+        <w:t>p</w:t>
+      </w:r>
+      <w:r>
+        <w:rPr>
+          <w:rFonts w:ascii="Times New Roman" w:hAnsi="Times New Roman"/>
+          <w:b w:val="0"/>
+          <w:sz w:val="20"/>
+          <w:vertAlign w:val="subscript"/>
+        </w:rPr>
+        <w:t>e</w:t>
+      </w:r>
+      <w:r>
+        <w:rPr>
+          <w:rFonts w:ascii="Times New Roman" w:hAnsi="Times New Roman"/>
+          <w:b w:val="0"/>
+          <w:i w:val="0"/>
+          <w:smallCaps w:val="0"/>
+          <w:sz w:val="20"/>
+        </w:rPr>
+        <w:t xml:space="preserve">) [28] on the scale of Landis and Koch [29]. </w:t>
+      </w:r>
+      <w:r>
+        <w:rPr>
+          <w:rFonts w:ascii="Times New Roman" w:hAnsi="Times New Roman"/>
+          <w:b w:val="0"/>
+          <w:i/>
+          <w:smallCaps w:val="0"/>
+          <w:sz w:val="20"/>
+        </w:rPr>
+        <w:t>Ratings.</w:t>
+      </w:r>
+      <w:r>
+        <w:rPr>
+          <w:rFonts w:ascii="Times New Roman" w:hAnsi="Times New Roman"/>
+          <w:b w:val="0"/>
+          <w:i w:val="0"/>
+          <w:smallCaps w:val="0"/>
+          <w:sz w:val="20"/>
+        </w:rPr>
+        <w:t xml:space="preserve"> Five teachers (T1–T5), not involved in development, rated 30 random D2 slides, each shown with what was said, from 1 to 5 on four criteria; their consistency is the ICC(2,1) of Shrout and Fleiss [30]. </w:t>
+      </w:r>
+      <w:r>
+        <w:rPr>
+          <w:rFonts w:ascii="Times New Roman" w:hAnsi="Times New Roman"/>
+          <w:b w:val="0"/>
+          <w:i/>
+          <w:smallCaps w:val="0"/>
+          <w:sz w:val="20"/>
+        </w:rPr>
+        <w:t>Baseline.</w:t>
+      </w:r>
+      <w:r>
+        <w:rPr>
+          <w:rFonts w:ascii="Times New Roman" w:hAnsi="Times New Roman"/>
+          <w:b w:val="0"/>
+          <w:i w:val="0"/>
+          <w:smallCaps w:val="0"/>
+          <w:sz w:val="20"/>
+        </w:rPr>
+        <w:t xml:space="preserve"> On the same units of two D1 lectures, an LLM-controlled baseline gets its last slide and the last 60 s of transcript and returns the slide to show, without planner, guards or composer.</w:t>
       </w:r>
     </w:p>
     <w:p>
@@ -3821,7 +4845,1004 @@
           <w:smallCaps w:val="0"/>
           <w:sz w:val="20"/>
         </w:rPr>
-        <w:t>B. Results Across Six Live Lectures</w:t>
+        <w:t>B. Topic Boundaries and Content Accuracy</w:t>
+      </w:r>
+    </w:p>
+    <w:p>
+      <w:pPr>
+        <w:keepNext/>
+        <w:widowControl/>
+        <w:spacing w:before="120" w:after="0" w:line="240" w:lineRule="auto"/>
+        <w:jc w:val="center"/>
+      </w:pPr>
+      <w:r>
+        <w:rPr>
+          <w:rFonts w:ascii="Times New Roman" w:hAnsi="Times New Roman"/>
+          <w:b w:val="0"/>
+          <w:i w:val="0"/>
+          <w:smallCaps w:val="0"/>
+          <w:sz w:val="16"/>
+        </w:rPr>
+        <w:t>TABLE III</w:t>
+      </w:r>
+    </w:p>
+    <w:p>
+      <w:pPr>
+        <w:keepNext/>
+        <w:widowControl/>
+        <w:spacing w:before="0" w:after="60" w:line="240" w:lineRule="auto"/>
+        <w:jc w:val="center"/>
+      </w:pPr>
+      <w:r>
+        <w:rPr>
+          <w:rFonts w:ascii="Times New Roman" w:hAnsi="Times New Roman"/>
+          <w:b w:val="0"/>
+          <w:i w:val="0"/>
+          <w:smallCaps/>
+          <w:sz w:val="16"/>
+        </w:rPr>
+        <w:t>Annotated Accuracy and Teacher Ratings (D2)</w:t>
+      </w:r>
+    </w:p>
+    <w:tbl>
+      <w:tblPr>
+        <w:tblW w:type="auto" w:w="0"/>
+        <w:jc w:val="center"/>
+        <w:tblLayout w:type="fixed"/>
+        <w:tblLook w:firstColumn="1" w:firstRow="1" w:lastColumn="0" w:lastRow="0" w:noHBand="0" w:noVBand="1" w:val="04A0"/>
+        <w:tblBorders>
+          <w:top w:val="nil"/>
+          <w:left w:val="nil"/>
+          <w:bottom w:val="nil"/>
+          <w:right w:val="nil"/>
+          <w:insideH w:val="nil"/>
+          <w:insideV w:val="nil"/>
+        </w:tblBorders>
+        <w:tblCellMar>
+          <w:top w:w="10" w:type="dxa"/>
+          <w:left w:w="50" w:type="dxa"/>
+          <w:bottom w:w="10" w:type="dxa"/>
+          <w:right w:w="50" w:type="dxa"/>
+        </w:tblCellMar>
+      </w:tblPr>
+      <w:tblGrid>
+        <w:gridCol w:w="2016"/>
+        <w:gridCol w:w="979"/>
+        <w:gridCol w:w="979"/>
+        <w:gridCol w:w="979"/>
+      </w:tblGrid>
+      <w:tr>
+        <w:trPr>
+          <w:cantSplit/>
+        </w:trPr>
+        <w:tc>
+          <w:tcPr>
+            <w:tcW w:type="dxa" w:w="2016"/>
+            <w:tcBorders>
+              <w:top w:val="single" w:sz="8" w:color="000000"/>
+              <w:bottom w:val="single" w:sz="4" w:color="000000"/>
+            </w:tcBorders>
+          </w:tcPr>
+          <w:p>
+            <w:pPr>
+              <w:keepNext/>
+              <w:widowControl/>
+              <w:spacing w:before="0" w:after="0" w:line="240" w:lineRule="auto"/>
+              <w:jc w:val="left"/>
+            </w:pPr>
+            <w:r>
+              <w:rPr>
+                <w:rFonts w:ascii="Times New Roman" w:hAnsi="Times New Roman"/>
+                <w:b/>
+                <w:i w:val="0"/>
+                <w:smallCaps w:val="0"/>
+                <w:sz w:val="15"/>
+              </w:rPr>
+              <w:t>Measure</w:t>
+            </w:r>
+          </w:p>
+        </w:tc>
+        <w:tc>
+          <w:tcPr>
+            <w:tcW w:type="dxa" w:w="979"/>
+            <w:tcBorders>
+              <w:top w:val="single" w:sz="8" w:color="000000"/>
+              <w:bottom w:val="single" w:sz="4" w:color="000000"/>
+            </w:tcBorders>
+          </w:tcPr>
+          <w:p>
+            <w:pPr>
+              <w:keepNext/>
+              <w:widowControl/>
+              <w:spacing w:before="0" w:after="0" w:line="240" w:lineRule="auto"/>
+              <w:jc w:val="center"/>
+            </w:pPr>
+            <w:r>
+              <w:rPr>
+                <w:rFonts w:ascii="Times New Roman" w:hAnsi="Times New Roman"/>
+                <w:b/>
+                <w:i w:val="0"/>
+                <w:smallCaps w:val="0"/>
+                <w:sz w:val="15"/>
+              </w:rPr>
+              <w:t>Recorded</w:t>
+            </w:r>
+          </w:p>
+        </w:tc>
+        <w:tc>
+          <w:tcPr>
+            <w:tcW w:type="dxa" w:w="979"/>
+            <w:tcBorders>
+              <w:top w:val="single" w:sz="8" w:color="000000"/>
+              <w:bottom w:val="single" w:sz="4" w:color="000000"/>
+            </w:tcBorders>
+          </w:tcPr>
+          <w:p>
+            <w:pPr>
+              <w:keepNext/>
+              <w:widowControl/>
+              <w:spacing w:before="0" w:after="0" w:line="240" w:lineRule="auto"/>
+              <w:jc w:val="center"/>
+            </w:pPr>
+            <w:r>
+              <w:rPr>
+                <w:rFonts w:ascii="Times New Roman" w:hAnsi="Times New Roman"/>
+                <w:b/>
+                <w:i w:val="0"/>
+                <w:smallCaps w:val="0"/>
+                <w:sz w:val="15"/>
+              </w:rPr>
+              <w:t>Public</w:t>
+            </w:r>
+          </w:p>
+        </w:tc>
+        <w:tc>
+          <w:tcPr>
+            <w:tcW w:type="dxa" w:w="979"/>
+            <w:tcBorders>
+              <w:top w:val="single" w:sz="8" w:color="000000"/>
+              <w:bottom w:val="single" w:sz="4" w:color="000000"/>
+            </w:tcBorders>
+          </w:tcPr>
+          <w:p>
+            <w:pPr>
+              <w:keepNext/>
+              <w:widowControl/>
+              <w:spacing w:before="0" w:after="0" w:line="240" w:lineRule="auto"/>
+              <w:jc w:val="center"/>
+            </w:pPr>
+            <w:r>
+              <w:rPr>
+                <w:rFonts w:ascii="Times New Roman" w:hAnsi="Times New Roman"/>
+                <w:b/>
+                <w:i w:val="0"/>
+                <w:smallCaps w:val="0"/>
+                <w:sz w:val="15"/>
+              </w:rPr>
+              <w:t>All</w:t>
+            </w:r>
+          </w:p>
+        </w:tc>
+      </w:tr>
+      <w:tr>
+        <w:trPr>
+          <w:cantSplit/>
+        </w:trPr>
+        <w:tc>
+          <w:tcPr>
+            <w:tcW w:type="dxa" w:w="2016"/>
+          </w:tcPr>
+          <w:p>
+            <w:pPr>
+              <w:keepNext/>
+              <w:widowControl/>
+              <w:spacing w:before="0" w:after="0" w:line="240" w:lineRule="auto"/>
+              <w:jc w:val="left"/>
+            </w:pPr>
+            <w:r>
+              <w:rPr>
+                <w:rFonts w:ascii="Times New Roman" w:hAnsi="Times New Roman"/>
+                <w:b w:val="0"/>
+                <w:i w:val="0"/>
+                <w:smallCaps w:val="0"/>
+                <w:sz w:val="15"/>
+              </w:rPr>
+              <w:t>Boundary precision / recall</w:t>
+            </w:r>
+          </w:p>
+        </w:tc>
+        <w:tc>
+          <w:tcPr>
+            <w:tcW w:type="dxa" w:w="979"/>
+          </w:tcPr>
+          <w:p>
+            <w:pPr>
+              <w:keepNext/>
+              <w:widowControl/>
+              <w:spacing w:before="0" w:after="0" w:line="240" w:lineRule="auto"/>
+              <w:jc w:val="center"/>
+            </w:pPr>
+            <w:r>
+              <w:rPr>
+                <w:rFonts w:ascii="Times New Roman" w:hAnsi="Times New Roman"/>
+                <w:b w:val="0"/>
+                <w:i w:val="0"/>
+                <w:smallCaps w:val="0"/>
+                <w:sz w:val="15"/>
+              </w:rPr>
+              <w:t>0.81 / 0.54</w:t>
+            </w:r>
+          </w:p>
+        </w:tc>
+        <w:tc>
+          <w:tcPr>
+            <w:tcW w:type="dxa" w:w="979"/>
+          </w:tcPr>
+          <w:p>
+            <w:pPr>
+              <w:keepNext/>
+              <w:widowControl/>
+              <w:spacing w:before="0" w:after="0" w:line="240" w:lineRule="auto"/>
+              <w:jc w:val="center"/>
+            </w:pPr>
+            <w:r>
+              <w:rPr>
+                <w:rFonts w:ascii="Times New Roman" w:hAnsi="Times New Roman"/>
+                <w:b w:val="0"/>
+                <w:i w:val="0"/>
+                <w:smallCaps w:val="0"/>
+                <w:sz w:val="15"/>
+              </w:rPr>
+              <w:t>0.73 / 0.19</w:t>
+            </w:r>
+          </w:p>
+        </w:tc>
+        <w:tc>
+          <w:tcPr>
+            <w:tcW w:type="dxa" w:w="979"/>
+          </w:tcPr>
+          <w:p>
+            <w:pPr>
+              <w:keepNext/>
+              <w:widowControl/>
+              <w:spacing w:before="0" w:after="0" w:line="240" w:lineRule="auto"/>
+              <w:jc w:val="center"/>
+            </w:pPr>
+            <w:r>
+              <w:rPr>
+                <w:rFonts w:ascii="Times New Roman" w:hAnsi="Times New Roman"/>
+                <w:b w:val="0"/>
+                <w:i w:val="0"/>
+                <w:smallCaps w:val="0"/>
+                <w:sz w:val="15"/>
+              </w:rPr>
+              <w:t>0.78 / 0.42</w:t>
+            </w:r>
+          </w:p>
+        </w:tc>
+      </w:tr>
+      <w:tr>
+        <w:trPr>
+          <w:cantSplit/>
+        </w:trPr>
+        <w:tc>
+          <w:tcPr>
+            <w:tcW w:type="dxa" w:w="2016"/>
+          </w:tcPr>
+          <w:p>
+            <w:pPr>
+              <w:keepNext/>
+              <w:widowControl/>
+              <w:spacing w:before="0" w:after="0" w:line="240" w:lineRule="auto"/>
+              <w:jc w:val="left"/>
+            </w:pPr>
+            <w:r>
+              <w:rPr>
+                <w:rFonts w:ascii="Times New Roman" w:hAnsi="Times New Roman"/>
+                <w:b w:val="0"/>
+                <w:i w:val="0"/>
+                <w:smallCaps w:val="0"/>
+                <w:sz w:val="15"/>
+              </w:rPr>
+              <w:t xml:space="preserve">Boundary F1 / </w:t>
+            </w:r>
+            <w:r>
+              <w:rPr>
+                <w:rFonts w:ascii="Times New Roman" w:hAnsi="Times New Roman"/>
+                <w:b w:val="0"/>
+                <w:i/>
+                <w:smallCaps w:val="0"/>
+                <w:sz w:val="15"/>
+              </w:rPr>
+              <w:t>P</w:t>
+            </w:r>
+            <w:r>
+              <w:rPr>
+                <w:rFonts w:ascii="Times New Roman" w:hAnsi="Times New Roman"/>
+                <w:b w:val="0"/>
+                <w:sz w:val="15"/>
+                <w:vertAlign w:val="subscript"/>
+              </w:rPr>
+              <w:t>k</w:t>
+            </w:r>
+          </w:p>
+        </w:tc>
+        <w:tc>
+          <w:tcPr>
+            <w:tcW w:type="dxa" w:w="979"/>
+          </w:tcPr>
+          <w:p>
+            <w:pPr>
+              <w:keepNext/>
+              <w:widowControl/>
+              <w:spacing w:before="0" w:after="0" w:line="240" w:lineRule="auto"/>
+              <w:jc w:val="center"/>
+            </w:pPr>
+            <w:r>
+              <w:rPr>
+                <w:rFonts w:ascii="Times New Roman" w:hAnsi="Times New Roman"/>
+                <w:b w:val="0"/>
+                <w:i w:val="0"/>
+                <w:smallCaps w:val="0"/>
+                <w:sz w:val="15"/>
+              </w:rPr>
+              <w:t>0.59 / 0.29</w:t>
+            </w:r>
+          </w:p>
+        </w:tc>
+        <w:tc>
+          <w:tcPr>
+            <w:tcW w:type="dxa" w:w="979"/>
+          </w:tcPr>
+          <w:p>
+            <w:pPr>
+              <w:keepNext/>
+              <w:widowControl/>
+              <w:spacing w:before="0" w:after="0" w:line="240" w:lineRule="auto"/>
+              <w:jc w:val="center"/>
+            </w:pPr>
+            <w:r>
+              <w:rPr>
+                <w:rFonts w:ascii="Times New Roman" w:hAnsi="Times New Roman"/>
+                <w:b w:val="0"/>
+                <w:i w:val="0"/>
+                <w:smallCaps w:val="0"/>
+                <w:sz w:val="15"/>
+              </w:rPr>
+              <w:t>0.29 / 0.37</w:t>
+            </w:r>
+          </w:p>
+        </w:tc>
+        <w:tc>
+          <w:tcPr>
+            <w:tcW w:type="dxa" w:w="979"/>
+          </w:tcPr>
+          <w:p>
+            <w:pPr>
+              <w:keepNext/>
+              <w:widowControl/>
+              <w:spacing w:before="0" w:after="0" w:line="240" w:lineRule="auto"/>
+              <w:jc w:val="center"/>
+            </w:pPr>
+            <w:r>
+              <w:rPr>
+                <w:rFonts w:ascii="Times New Roman" w:hAnsi="Times New Roman"/>
+                <w:b w:val="0"/>
+                <w:i w:val="0"/>
+                <w:smallCaps w:val="0"/>
+                <w:sz w:val="15"/>
+              </w:rPr>
+              <w:t>0.49 / 0.32</w:t>
+            </w:r>
+          </w:p>
+        </w:tc>
+      </w:tr>
+      <w:tr>
+        <w:trPr>
+          <w:cantSplit/>
+        </w:trPr>
+        <w:tc>
+          <w:tcPr>
+            <w:tcW w:type="dxa" w:w="2016"/>
+          </w:tcPr>
+          <w:p>
+            <w:pPr>
+              <w:keepNext/>
+              <w:widowControl/>
+              <w:spacing w:before="0" w:after="0" w:line="240" w:lineRule="auto"/>
+              <w:jc w:val="left"/>
+            </w:pPr>
+            <w:r>
+              <w:rPr>
+                <w:rFonts w:ascii="Times New Roman" w:hAnsi="Times New Roman"/>
+                <w:b w:val="0"/>
+                <w:i w:val="0"/>
+                <w:smallCaps w:val="0"/>
+                <w:sz w:val="15"/>
+              </w:rPr>
+              <w:t>Key-fact coverage</w:t>
+            </w:r>
+          </w:p>
+        </w:tc>
+        <w:tc>
+          <w:tcPr>
+            <w:tcW w:type="dxa" w:w="979"/>
+          </w:tcPr>
+          <w:p>
+            <w:pPr>
+              <w:keepNext/>
+              <w:widowControl/>
+              <w:spacing w:before="0" w:after="0" w:line="240" w:lineRule="auto"/>
+              <w:jc w:val="center"/>
+            </w:pPr>
+            <w:r>
+              <w:rPr>
+                <w:rFonts w:ascii="Times New Roman" w:hAnsi="Times New Roman"/>
+                <w:b w:val="0"/>
+                <w:i w:val="0"/>
+                <w:smallCaps w:val="0"/>
+                <w:sz w:val="15"/>
+              </w:rPr>
+              <w:t>88.0 %</w:t>
+            </w:r>
+          </w:p>
+        </w:tc>
+        <w:tc>
+          <w:tcPr>
+            <w:tcW w:type="dxa" w:w="979"/>
+          </w:tcPr>
+          <w:p>
+            <w:pPr>
+              <w:keepNext/>
+              <w:widowControl/>
+              <w:spacing w:before="0" w:after="0" w:line="240" w:lineRule="auto"/>
+              <w:jc w:val="center"/>
+            </w:pPr>
+            <w:r>
+              <w:rPr>
+                <w:rFonts w:ascii="Times New Roman" w:hAnsi="Times New Roman"/>
+                <w:b w:val="0"/>
+                <w:i w:val="0"/>
+                <w:smallCaps w:val="0"/>
+                <w:sz w:val="15"/>
+              </w:rPr>
+              <w:t>84.0 %</w:t>
+            </w:r>
+          </w:p>
+        </w:tc>
+        <w:tc>
+          <w:tcPr>
+            <w:tcW w:type="dxa" w:w="979"/>
+          </w:tcPr>
+          <w:p>
+            <w:pPr>
+              <w:keepNext/>
+              <w:widowControl/>
+              <w:spacing w:before="0" w:after="0" w:line="240" w:lineRule="auto"/>
+              <w:jc w:val="center"/>
+            </w:pPr>
+            <w:r>
+              <w:rPr>
+                <w:rFonts w:ascii="Times New Roman" w:hAnsi="Times New Roman"/>
+                <w:b w:val="0"/>
+                <w:i w:val="0"/>
+                <w:smallCaps w:val="0"/>
+                <w:sz w:val="15"/>
+              </w:rPr>
+              <w:t>86.6 %</w:t>
+            </w:r>
+          </w:p>
+        </w:tc>
+      </w:tr>
+      <w:tr>
+        <w:trPr>
+          <w:cantSplit/>
+        </w:trPr>
+        <w:tc>
+          <w:tcPr>
+            <w:tcW w:type="dxa" w:w="2016"/>
+          </w:tcPr>
+          <w:p>
+            <w:pPr>
+              <w:keepNext/>
+              <w:widowControl/>
+              <w:spacing w:before="0" w:after="0" w:line="240" w:lineRule="auto"/>
+              <w:jc w:val="left"/>
+            </w:pPr>
+            <w:r>
+              <w:rPr>
+                <w:rFonts w:ascii="Times New Roman" w:hAnsi="Times New Roman"/>
+                <w:b w:val="0"/>
+                <w:i w:val="0"/>
+                <w:smallCaps w:val="0"/>
+                <w:sz w:val="15"/>
+              </w:rPr>
+              <w:t>Unsupported / wrong</w:t>
+            </w:r>
+          </w:p>
+        </w:tc>
+        <w:tc>
+          <w:tcPr>
+            <w:tcW w:type="dxa" w:w="979"/>
+          </w:tcPr>
+          <w:p>
+            <w:pPr>
+              <w:keepNext/>
+              <w:widowControl/>
+              <w:spacing w:before="0" w:after="0" w:line="240" w:lineRule="auto"/>
+              <w:jc w:val="center"/>
+            </w:pPr>
+            <w:r>
+              <w:rPr>
+                <w:rFonts w:ascii="Times New Roman" w:hAnsi="Times New Roman"/>
+                <w:b w:val="0"/>
+                <w:i w:val="0"/>
+                <w:smallCaps w:val="0"/>
+                <w:sz w:val="15"/>
+              </w:rPr>
+              <w:t>0.9 / 3.6 %</w:t>
+            </w:r>
+          </w:p>
+        </w:tc>
+        <w:tc>
+          <w:tcPr>
+            <w:tcW w:type="dxa" w:w="979"/>
+          </w:tcPr>
+          <w:p>
+            <w:pPr>
+              <w:keepNext/>
+              <w:widowControl/>
+              <w:spacing w:before="0" w:after="0" w:line="240" w:lineRule="auto"/>
+              <w:jc w:val="center"/>
+            </w:pPr>
+            <w:r>
+              <w:rPr>
+                <w:rFonts w:ascii="Times New Roman" w:hAnsi="Times New Roman"/>
+                <w:b w:val="0"/>
+                <w:i w:val="0"/>
+                <w:smallCaps w:val="0"/>
+                <w:sz w:val="15"/>
+              </w:rPr>
+              <w:t>0.9 / 4.0 %</w:t>
+            </w:r>
+          </w:p>
+        </w:tc>
+        <w:tc>
+          <w:tcPr>
+            <w:tcW w:type="dxa" w:w="979"/>
+          </w:tcPr>
+          <w:p>
+            <w:pPr>
+              <w:keepNext/>
+              <w:widowControl/>
+              <w:spacing w:before="0" w:after="0" w:line="240" w:lineRule="auto"/>
+              <w:jc w:val="center"/>
+            </w:pPr>
+            <w:r>
+              <w:rPr>
+                <w:rFonts w:ascii="Times New Roman" w:hAnsi="Times New Roman"/>
+                <w:b w:val="0"/>
+                <w:i w:val="0"/>
+                <w:smallCaps w:val="0"/>
+                <w:sz w:val="15"/>
+              </w:rPr>
+              <w:t>0.9 / 3.7 %</w:t>
+            </w:r>
+          </w:p>
+        </w:tc>
+      </w:tr>
+      <w:tr>
+        <w:trPr>
+          <w:cantSplit/>
+        </w:trPr>
+        <w:tc>
+          <w:tcPr>
+            <w:tcW w:type="dxa" w:w="2016"/>
+          </w:tcPr>
+          <w:p>
+            <w:pPr>
+              <w:keepNext/>
+              <w:widowControl/>
+              <w:spacing w:before="0" w:after="0" w:line="240" w:lineRule="auto"/>
+              <w:jc w:val="left"/>
+            </w:pPr>
+            <w:r>
+              <w:rPr>
+                <w:rFonts w:ascii="Times New Roman" w:hAnsi="Times New Roman"/>
+                <w:b w:val="0"/>
+                <w:i w:val="0"/>
+                <w:smallCaps w:val="0"/>
+                <w:sz w:val="15"/>
+              </w:rPr>
+              <w:t>κ boundaries (agreement)</w:t>
+            </w:r>
+          </w:p>
+        </w:tc>
+        <w:tc>
+          <w:tcPr>
+            <w:tcW w:type="dxa" w:w="979"/>
+          </w:tcPr>
+          <w:p>
+            <w:pPr>
+              <w:keepNext/>
+              <w:widowControl/>
+              <w:spacing w:before="0" w:after="0" w:line="240" w:lineRule="auto"/>
+              <w:jc w:val="center"/>
+            </w:pPr>
+            <w:r>
+              <w:rPr>
+                <w:rFonts w:ascii="Times New Roman" w:hAnsi="Times New Roman"/>
+                <w:b w:val="0"/>
+                <w:i w:val="0"/>
+                <w:smallCaps w:val="0"/>
+                <w:sz w:val="15"/>
+              </w:rPr>
+              <w:t>0.81 (94 %)</w:t>
+            </w:r>
+          </w:p>
+        </w:tc>
+        <w:tc>
+          <w:tcPr>
+            <w:tcW w:type="dxa" w:w="979"/>
+          </w:tcPr>
+          <w:p>
+            <w:pPr>
+              <w:keepNext/>
+              <w:widowControl/>
+              <w:spacing w:before="0" w:after="0" w:line="240" w:lineRule="auto"/>
+              <w:jc w:val="center"/>
+            </w:pPr>
+            <w:r>
+              <w:rPr>
+                <w:rFonts w:ascii="Times New Roman" w:hAnsi="Times New Roman"/>
+                <w:b w:val="0"/>
+                <w:i w:val="0"/>
+                <w:smallCaps w:val="0"/>
+                <w:sz w:val="15"/>
+              </w:rPr>
+              <w:t>0.56 (90 %)</w:t>
+            </w:r>
+          </w:p>
+        </w:tc>
+        <w:tc>
+          <w:tcPr>
+            <w:tcW w:type="dxa" w:w="979"/>
+          </w:tcPr>
+          <w:p>
+            <w:pPr>
+              <w:keepNext/>
+              <w:widowControl/>
+              <w:spacing w:before="0" w:after="0" w:line="240" w:lineRule="auto"/>
+              <w:jc w:val="center"/>
+            </w:pPr>
+            <w:r>
+              <w:rPr>
+                <w:rFonts w:ascii="Times New Roman" w:hAnsi="Times New Roman"/>
+                <w:b w:val="0"/>
+                <w:i w:val="0"/>
+                <w:smallCaps w:val="0"/>
+                <w:sz w:val="15"/>
+              </w:rPr>
+              <w:t>0.72 (92 %)</w:t>
+            </w:r>
+          </w:p>
+        </w:tc>
+      </w:tr>
+      <w:tr>
+        <w:trPr>
+          <w:cantSplit/>
+        </w:trPr>
+        <w:tc>
+          <w:tcPr>
+            <w:tcW w:type="dxa" w:w="2016"/>
+          </w:tcPr>
+          <w:p>
+            <w:pPr>
+              <w:keepNext/>
+              <w:widowControl/>
+              <w:spacing w:before="0" w:after="0" w:line="240" w:lineRule="auto"/>
+              <w:jc w:val="left"/>
+            </w:pPr>
+            <w:r>
+              <w:rPr>
+                <w:rFonts w:ascii="Times New Roman" w:hAnsi="Times New Roman"/>
+                <w:b w:val="0"/>
+                <w:i w:val="0"/>
+                <w:smallCaps w:val="0"/>
+                <w:sz w:val="15"/>
+              </w:rPr>
+              <w:t>κ supported (agreement)</w:t>
+            </w:r>
+          </w:p>
+        </w:tc>
+        <w:tc>
+          <w:tcPr>
+            <w:tcW w:type="dxa" w:w="979"/>
+          </w:tcPr>
+          <w:p>
+            <w:pPr>
+              <w:keepNext/>
+              <w:widowControl/>
+              <w:spacing w:before="0" w:after="0" w:line="240" w:lineRule="auto"/>
+              <w:jc w:val="center"/>
+            </w:pPr>
+            <w:r>
+              <w:rPr>
+                <w:rFonts w:ascii="Times New Roman" w:hAnsi="Times New Roman"/>
+                <w:b w:val="0"/>
+                <w:i w:val="0"/>
+                <w:smallCaps w:val="0"/>
+                <w:sz w:val="15"/>
+              </w:rPr>
+              <w:t>0.10 (90 %)</w:t>
+            </w:r>
+          </w:p>
+        </w:tc>
+        <w:tc>
+          <w:tcPr>
+            <w:tcW w:type="dxa" w:w="979"/>
+          </w:tcPr>
+          <w:p>
+            <w:pPr>
+              <w:keepNext/>
+              <w:widowControl/>
+              <w:spacing w:before="0" w:after="0" w:line="240" w:lineRule="auto"/>
+              <w:jc w:val="center"/>
+            </w:pPr>
+            <w:r>
+              <w:rPr>
+                <w:rFonts w:ascii="Times New Roman" w:hAnsi="Times New Roman"/>
+                <w:b w:val="0"/>
+                <w:i w:val="0"/>
+                <w:smallCaps w:val="0"/>
+                <w:sz w:val="15"/>
+              </w:rPr>
+              <w:t>−0.01 (85 %)</w:t>
+            </w:r>
+          </w:p>
+        </w:tc>
+        <w:tc>
+          <w:tcPr>
+            <w:tcW w:type="dxa" w:w="979"/>
+          </w:tcPr>
+          <w:p>
+            <w:pPr>
+              <w:keepNext/>
+              <w:widowControl/>
+              <w:spacing w:before="0" w:after="0" w:line="240" w:lineRule="auto"/>
+              <w:jc w:val="center"/>
+            </w:pPr>
+            <w:r>
+              <w:rPr>
+                <w:rFonts w:ascii="Times New Roman" w:hAnsi="Times New Roman"/>
+                <w:b w:val="0"/>
+                <w:i w:val="0"/>
+                <w:smallCaps w:val="0"/>
+                <w:sz w:val="15"/>
+              </w:rPr>
+              <w:t>0.07 (89 %)</w:t>
+            </w:r>
+          </w:p>
+        </w:tc>
+      </w:tr>
+      <w:tr>
+        <w:trPr>
+          <w:cantSplit/>
+        </w:trPr>
+        <w:tc>
+          <w:tcPr>
+            <w:tcW w:type="dxa" w:w="2016"/>
+          </w:tcPr>
+          <w:p>
+            <w:pPr>
+              <w:keepNext/>
+              <w:widowControl/>
+              <w:spacing w:before="0" w:after="0" w:line="240" w:lineRule="auto"/>
+              <w:jc w:val="left"/>
+            </w:pPr>
+            <w:r>
+              <w:rPr>
+                <w:rFonts w:ascii="Times New Roman" w:hAnsi="Times New Roman"/>
+                <w:b w:val="0"/>
+                <w:i w:val="0"/>
+                <w:smallCaps w:val="0"/>
+                <w:sz w:val="15"/>
+              </w:rPr>
+              <w:t>Rating: correct. / relevance</w:t>
+            </w:r>
+          </w:p>
+        </w:tc>
+        <w:tc>
+          <w:tcPr>
+            <w:tcW w:type="dxa" w:w="979"/>
+          </w:tcPr>
+          <w:p>
+            <w:pPr>
+              <w:keepNext/>
+              <w:widowControl/>
+              <w:spacing w:before="0" w:after="0" w:line="240" w:lineRule="auto"/>
+              <w:jc w:val="center"/>
+            </w:pPr>
+            <w:r>
+              <w:rPr>
+                <w:rFonts w:ascii="Times New Roman" w:hAnsi="Times New Roman"/>
+                <w:b w:val="0"/>
+                <w:i w:val="0"/>
+                <w:smallCaps w:val="0"/>
+                <w:sz w:val="15"/>
+              </w:rPr>
+              <w:t>4.20 / 3.94</w:t>
+            </w:r>
+          </w:p>
+        </w:tc>
+        <w:tc>
+          <w:tcPr>
+            <w:tcW w:type="dxa" w:w="979"/>
+          </w:tcPr>
+          <w:p>
+            <w:pPr>
+              <w:keepNext/>
+              <w:widowControl/>
+              <w:spacing w:before="0" w:after="0" w:line="240" w:lineRule="auto"/>
+              <w:jc w:val="center"/>
+            </w:pPr>
+            <w:r>
+              <w:rPr>
+                <w:rFonts w:ascii="Times New Roman" w:hAnsi="Times New Roman"/>
+                <w:b w:val="0"/>
+                <w:i w:val="0"/>
+                <w:smallCaps w:val="0"/>
+                <w:sz w:val="15"/>
+              </w:rPr>
+              <w:t>4.06 / 3.80</w:t>
+            </w:r>
+          </w:p>
+        </w:tc>
+        <w:tc>
+          <w:tcPr>
+            <w:tcW w:type="dxa" w:w="979"/>
+          </w:tcPr>
+          <w:p>
+            <w:pPr>
+              <w:keepNext/>
+              <w:widowControl/>
+              <w:spacing w:before="0" w:after="0" w:line="240" w:lineRule="auto"/>
+              <w:jc w:val="center"/>
+            </w:pPr>
+            <w:r>
+              <w:rPr>
+                <w:rFonts w:ascii="Times New Roman" w:hAnsi="Times New Roman"/>
+                <w:b w:val="0"/>
+                <w:i w:val="0"/>
+                <w:smallCaps w:val="0"/>
+                <w:sz w:val="15"/>
+              </w:rPr>
+              <w:t>4.15 / 3.89</w:t>
+            </w:r>
+          </w:p>
+        </w:tc>
+      </w:tr>
+      <w:tr>
+        <w:trPr>
+          <w:cantSplit/>
+        </w:trPr>
+        <w:tc>
+          <w:tcPr>
+            <w:tcW w:type="dxa" w:w="2016"/>
+            <w:tcBorders>
+              <w:bottom w:val="single" w:sz="8" w:color="000000"/>
+            </w:tcBorders>
+          </w:tcPr>
+          <w:p>
+            <w:pPr>
+              <w:widowControl/>
+              <w:spacing w:before="0" w:after="0" w:line="240" w:lineRule="auto"/>
+              <w:jc w:val="left"/>
+            </w:pPr>
+            <w:r>
+              <w:rPr>
+                <w:rFonts w:ascii="Times New Roman" w:hAnsi="Times New Roman"/>
+                <w:b w:val="0"/>
+                <w:i w:val="0"/>
+                <w:smallCaps w:val="0"/>
+                <w:sz w:val="15"/>
+              </w:rPr>
+              <w:t>Rating: readab. / usefulness</w:t>
+            </w:r>
+          </w:p>
+        </w:tc>
+        <w:tc>
+          <w:tcPr>
+            <w:tcW w:type="dxa" w:w="979"/>
+            <w:tcBorders>
+              <w:bottom w:val="single" w:sz="8" w:color="000000"/>
+            </w:tcBorders>
+          </w:tcPr>
+          <w:p>
+            <w:pPr>
+              <w:widowControl/>
+              <w:spacing w:before="0" w:after="0" w:line="240" w:lineRule="auto"/>
+              <w:jc w:val="center"/>
+            </w:pPr>
+            <w:r>
+              <w:rPr>
+                <w:rFonts w:ascii="Times New Roman" w:hAnsi="Times New Roman"/>
+                <w:b w:val="0"/>
+                <w:i w:val="0"/>
+                <w:smallCaps w:val="0"/>
+                <w:sz w:val="15"/>
+              </w:rPr>
+              <w:t>4.12 / 3.93</w:t>
+            </w:r>
+          </w:p>
+        </w:tc>
+        <w:tc>
+          <w:tcPr>
+            <w:tcW w:type="dxa" w:w="979"/>
+            <w:tcBorders>
+              <w:bottom w:val="single" w:sz="8" w:color="000000"/>
+            </w:tcBorders>
+          </w:tcPr>
+          <w:p>
+            <w:pPr>
+              <w:widowControl/>
+              <w:spacing w:before="0" w:after="0" w:line="240" w:lineRule="auto"/>
+              <w:jc w:val="center"/>
+            </w:pPr>
+            <w:r>
+              <w:rPr>
+                <w:rFonts w:ascii="Times New Roman" w:hAnsi="Times New Roman"/>
+                <w:b w:val="0"/>
+                <w:i w:val="0"/>
+                <w:smallCaps w:val="0"/>
+                <w:sz w:val="15"/>
+              </w:rPr>
+              <w:t>4.26 / 3.76</w:t>
+            </w:r>
+          </w:p>
+        </w:tc>
+        <w:tc>
+          <w:tcPr>
+            <w:tcW w:type="dxa" w:w="979"/>
+            <w:tcBorders>
+              <w:bottom w:val="single" w:sz="8" w:color="000000"/>
+            </w:tcBorders>
+          </w:tcPr>
+          <w:p>
+            <w:pPr>
+              <w:widowControl/>
+              <w:spacing w:before="0" w:after="0" w:line="240" w:lineRule="auto"/>
+              <w:jc w:val="center"/>
+            </w:pPr>
+            <w:r>
+              <w:rPr>
+                <w:rFonts w:ascii="Times New Roman" w:hAnsi="Times New Roman"/>
+                <w:b w:val="0"/>
+                <w:i w:val="0"/>
+                <w:smallCaps w:val="0"/>
+                <w:sz w:val="15"/>
+              </w:rPr>
+              <w:t>4.17 / 3.87</w:t>
+            </w:r>
+          </w:p>
+        </w:tc>
+      </w:tr>
+    </w:tbl>
+    <w:p>
+      <w:pPr>
+        <w:widowControl/>
+        <w:spacing w:before="40" w:after="120" w:line="240" w:lineRule="auto"/>
+        <w:jc w:val="both"/>
+      </w:pPr>
+      <w:r>
+        <w:rPr>
+          <w:rFonts w:ascii="Times New Roman" w:hAnsi="Times New Roman"/>
+          <w:b w:val="0"/>
+          <w:i w:val="0"/>
+          <w:smallCaps w:val="0"/>
+          <w:sz w:val="14"/>
+        </w:rPr>
+        <w:t>Means over annotators A and B; boundaries ±1 utterance; unsupported / wrong: share of slide statements; ratings: mean of T1–T5 (1–5; 20 Recorded, 10 Public slides).</w:t>
       </w:r>
     </w:p>
     <w:p>
@@ -3839,7 +5860,65 @@
           <w:smallCaps w:val="0"/>
           <w:sz w:val="20"/>
         </w:rPr>
-        <w:t>Table II summarizes the sessions. In 114 min of speech, 765 transcribed utterances formed 389 interpretation units, and the system built 163 slides. The LLM interpreted 344 units; all 45 fallback units occurred while every key's daily quota was spent, and they still showed the spoken sentences. In the fifth session the teacher paused the copilot for long stretches, so few units were interpreted.</w:t>
+        <w:t xml:space="preserve">Slides change where the topic changes (Table III): boundary precision is 0.78, so a projected slide is rarely replaced within a topic, and </w:t>
+      </w:r>
+      <w:r>
+        <w:rPr>
+          <w:rFonts w:ascii="Times New Roman" w:hAnsi="Times New Roman"/>
+          <w:b w:val="0"/>
+          <w:i/>
+          <w:smallCaps w:val="0"/>
+          <w:sz w:val="20"/>
+        </w:rPr>
+        <w:t>P</w:t>
+      </w:r>
+      <w:r>
+        <w:rPr>
+          <w:rFonts w:ascii="Times New Roman" w:hAnsi="Times New Roman"/>
+          <w:b w:val="0"/>
+          <w:sz w:val="20"/>
+          <w:vertAlign w:val="subscript"/>
+        </w:rPr>
+        <w:t>k</w:t>
+      </w:r>
+      <w:r>
+        <w:rPr>
+          <w:rFonts w:ascii="Times New Roman" w:hAnsi="Times New Roman"/>
+          <w:b w:val="0"/>
+          <w:i w:val="0"/>
+          <w:smallCaps w:val="0"/>
+          <w:sz w:val="20"/>
+        </w:rPr>
+        <w:t xml:space="preserve"> is 0.32. Recall is 0.42 (F1 0.49), lower by design: a new concept is not a new slide, so the planner merges into the live slide the sub-points that annotators marked as boundaries, most often in the Public lectures (recall 0.19). For a projector a missed sub-boundary costs less than a false change, so precision and </w:t>
+      </w:r>
+      <w:r>
+        <w:rPr>
+          <w:rFonts w:ascii="Times New Roman" w:hAnsi="Times New Roman"/>
+          <w:b w:val="0"/>
+          <w:i/>
+          <w:smallCaps w:val="0"/>
+          <w:sz w:val="20"/>
+        </w:rPr>
+        <w:t>P</w:t>
+      </w:r>
+      <w:r>
+        <w:rPr>
+          <w:rFonts w:ascii="Times New Roman" w:hAnsi="Times New Roman"/>
+          <w:b w:val="0"/>
+          <w:sz w:val="20"/>
+          <w:vertAlign w:val="subscript"/>
+        </w:rPr>
+        <w:t>k</w:t>
+      </w:r>
+      <w:r>
+        <w:rPr>
+          <w:rFonts w:ascii="Times New Roman" w:hAnsi="Times New Roman"/>
+          <w:b w:val="0"/>
+          <w:i w:val="0"/>
+          <w:smallCaps w:val="0"/>
+          <w:sz w:val="20"/>
+        </w:rPr>
+        <w:t xml:space="preserve"> matter most. Of 669 key facts, 86.6 % reached a slide (partly shown counts ½), and only 0.9 % of 2,504 statement judgments were not supported by the speech. Of the 3.7 % marked wrong, 41 of 79 were also marked as said (a slip or mis-hearing): slides follow the speech, and corrections go to the teacher's concern cards. Boundary agreement is substantial (κ = 0.72 [29]); for "supported" the annotators agreed on 88.8 %, but κ is 0.07 because nearly all statements were supported, which pushes chance agreement toward 1 (the prevalence paradox [31]).</w:t>
       </w:r>
     </w:p>
     <w:p>
@@ -3857,7 +5936,7 @@
           <w:smallCaps w:val="0"/>
           <w:sz w:val="20"/>
         </w:rPr>
-        <w:t>Fig. 5 shows twelve projected slides from these lectures, grouped by subject. In physics the copilot typeset spoken formulas with variable legends, from a single law to a set of circuit equations; in chemistry it produced formula sets, a classification with a comparison table and a reaction with its chemical equation; in biology it placed labelled diagrams beside definitions and key figures and laid out a ten-step process in two rows; and for mathematics and engineering it built a formula with its cases, type cards and a hierarchy tree. The layout follows the kind of content, not the subject.</w:t>
+        <w:t>Reported separately, test29, interpreted entirely by the fallback (quota spent), covered 83.1 % of key facts with 0.7 % unsupported statements but rarely opened a slide (recall 0.04); the 17 LLM lectures reach precision 0.77 and recall 0.45. The teachers rated the slides 3.87–4.17 (ICC(2,1) 0.45–0.56, moderate). In Fig. 5 the layout follows the kind of content, not the subject.</w:t>
       </w:r>
     </w:p>
     <w:p>
@@ -3871,7 +5950,7 @@
       <w:r>
         <w:drawing>
           <wp:inline xmlns:a="http://schemas.openxmlformats.org/drawingml/2006/main" xmlns:pic="http://schemas.openxmlformats.org/drawingml/2006/picture">
-            <wp:extent cx="6547104" cy="5273136"/>
+            <wp:extent cx="6035040" cy="2825155"/>
             <wp:docPr id="5" name="Picture 5"/>
             <wp:cNvGraphicFramePr>
               <a:graphicFrameLocks noChangeAspect="1"/>
@@ -3892,7 +5971,7 @@
                   <pic:spPr>
                     <a:xfrm>
                       <a:off x="0" y="0"/>
-                      <a:ext cx="6547104" cy="5273136"/>
+                      <a:ext cx="6035040" cy="2825155"/>
                     </a:xfrm>
                     <a:prstGeom prst="rect"/>
                   </pic:spPr>
@@ -3928,1652 +6007,25 @@
           <w:smallCaps w:val="0"/>
           <w:sz w:val="16"/>
         </w:rPr>
-        <w:t>Projected slides from the six live lectures, grouped by subject (light theme). (g), (i), (e) and (j) are screenshots of the running application; the others are the recorded LLM interpretations of the same lectures re-rendered by the current display engine without new LLM calls. Slide text is as spoken, including the speaker's own slips such as "Discrement" in (j).</w:t>
+        <w:t>Projected slides from the six D1 lectures, one subject per column. (c), (d), (f) and (k) are screenshots of the running application; the others are recorded LLM interpretations re-rendered by the current display engine without new LLM calls. Slide text is as spoken, including the slip "Discrement" in (d).</w:t>
       </w:r>
     </w:p>
     <w:p>
       <w:pPr>
         <w:keepNext/>
         <w:widowControl/>
-        <w:spacing w:before="120" w:after="0" w:line="240" w:lineRule="auto"/>
-        <w:jc w:val="center"/>
+        <w:spacing w:before="80" w:after="40" w:line="240" w:lineRule="auto"/>
+        <w:jc w:val="left"/>
       </w:pPr>
       <w:r>
         <w:rPr>
           <w:rFonts w:ascii="Times New Roman" w:hAnsi="Times New Roman"/>
           <w:b w:val="0"/>
-          <w:i w:val="0"/>
+          <w:i/>
           <w:smallCaps w:val="0"/>
-          <w:sz w:val="16"/>
+          <w:sz w:val="20"/>
         </w:rPr>
-        <w:t>TABLE II</w:t>
-      </w:r>
-    </w:p>
-    <w:p>
-      <w:pPr>
-        <w:keepNext/>
-        <w:widowControl/>
-        <w:spacing w:before="0" w:after="60" w:line="240" w:lineRule="auto"/>
-        <w:jc w:val="center"/>
-      </w:pPr>
-      <w:r>
-        <w:rPr>
-          <w:rFonts w:ascii="Times New Roman" w:hAnsi="Times New Roman"/>
-          <w:b w:val="0"/>
-          <w:i w:val="0"/>
-          <w:smallCaps/>
-          <w:sz w:val="16"/>
-        </w:rPr>
-        <w:t>Six Live Lectures (Session Logs)</w:t>
-      </w:r>
-    </w:p>
-    <w:tbl>
-      <w:tblPr>
-        <w:tblW w:type="auto" w:w="0"/>
-        <w:jc w:val="center"/>
-        <w:tblLayout w:type="fixed"/>
-        <w:tblLook w:firstColumn="1" w:firstRow="1" w:lastColumn="0" w:lastRow="0" w:noHBand="0" w:noVBand="1" w:val="04A0"/>
-        <w:tblBorders>
-          <w:top w:val="nil"/>
-          <w:left w:val="nil"/>
-          <w:bottom w:val="nil"/>
-          <w:right w:val="nil"/>
-          <w:insideH w:val="nil"/>
-          <w:insideV w:val="nil"/>
-        </w:tblBorders>
-        <w:tblCellMar>
-          <w:top w:w="10" w:type="dxa"/>
-          <w:left w:w="50" w:type="dxa"/>
-          <w:bottom w:w="10" w:type="dxa"/>
-          <w:right w:w="50" w:type="dxa"/>
-        </w:tblCellMar>
-      </w:tblPr>
-      <w:tblGrid>
-        <w:gridCol w:w="1368"/>
-        <w:gridCol w:w="475"/>
-        <w:gridCol w:w="432"/>
-        <w:gridCol w:w="720"/>
-        <w:gridCol w:w="475"/>
-        <w:gridCol w:w="475"/>
-        <w:gridCol w:w="504"/>
-        <w:gridCol w:w="576"/>
-      </w:tblGrid>
-      <w:tr>
-        <w:trPr>
-          <w:cantSplit/>
-        </w:trPr>
-        <w:tc>
-          <w:tcPr>
-            <w:tcW w:type="dxa" w:w="1368"/>
-            <w:tcBorders>
-              <w:top w:val="single" w:sz="8" w:color="000000"/>
-              <w:bottom w:val="single" w:sz="4" w:color="000000"/>
-            </w:tcBorders>
-          </w:tcPr>
-          <w:p>
-            <w:pPr>
-              <w:keepNext/>
-              <w:widowControl/>
-              <w:spacing w:before="0" w:after="0" w:line="240" w:lineRule="auto"/>
-              <w:jc w:val="left"/>
-            </w:pPr>
-            <w:r>
-              <w:rPr>
-                <w:rFonts w:ascii="Times New Roman" w:hAnsi="Times New Roman"/>
-                <w:b/>
-                <w:i w:val="0"/>
-                <w:smallCaps w:val="0"/>
-                <w:sz w:val="15"/>
-              </w:rPr>
-              <w:t>Lecture topics</w:t>
-            </w:r>
-          </w:p>
-        </w:tc>
-        <w:tc>
-          <w:tcPr>
-            <w:tcW w:type="dxa" w:w="475"/>
-            <w:tcBorders>
-              <w:top w:val="single" w:sz="8" w:color="000000"/>
-              <w:bottom w:val="single" w:sz="4" w:color="000000"/>
-            </w:tcBorders>
-          </w:tcPr>
-          <w:p>
-            <w:pPr>
-              <w:keepNext/>
-              <w:widowControl/>
-              <w:spacing w:before="0" w:after="0" w:line="240" w:lineRule="auto"/>
-              <w:jc w:val="center"/>
-            </w:pPr>
-            <w:r>
-              <w:rPr>
-                <w:rFonts w:ascii="Times New Roman" w:hAnsi="Times New Roman"/>
-                <w:b/>
-                <w:i w:val="0"/>
-                <w:smallCaps w:val="0"/>
-                <w:sz w:val="15"/>
-              </w:rPr>
-              <w:t>Min</w:t>
-            </w:r>
-          </w:p>
-        </w:tc>
-        <w:tc>
-          <w:tcPr>
-            <w:tcW w:type="dxa" w:w="432"/>
-            <w:tcBorders>
-              <w:top w:val="single" w:sz="8" w:color="000000"/>
-              <w:bottom w:val="single" w:sz="4" w:color="000000"/>
-            </w:tcBorders>
-          </w:tcPr>
-          <w:p>
-            <w:pPr>
-              <w:keepNext/>
-              <w:widowControl/>
-              <w:spacing w:before="0" w:after="0" w:line="240" w:lineRule="auto"/>
-              <w:jc w:val="center"/>
-            </w:pPr>
-            <w:r>
-              <w:rPr>
-                <w:rFonts w:ascii="Times New Roman" w:hAnsi="Times New Roman"/>
-                <w:b/>
-                <w:i w:val="0"/>
-                <w:smallCaps w:val="0"/>
-                <w:sz w:val="15"/>
-              </w:rPr>
-              <w:t>Utt.</w:t>
-            </w:r>
-          </w:p>
-        </w:tc>
-        <w:tc>
-          <w:tcPr>
-            <w:tcW w:type="dxa" w:w="720"/>
-            <w:tcBorders>
-              <w:top w:val="single" w:sz="8" w:color="000000"/>
-              <w:bottom w:val="single" w:sz="4" w:color="000000"/>
-            </w:tcBorders>
-          </w:tcPr>
-          <w:p>
-            <w:pPr>
-              <w:keepNext/>
-              <w:widowControl/>
-              <w:spacing w:before="0" w:after="0" w:line="240" w:lineRule="auto"/>
-              <w:jc w:val="center"/>
-            </w:pPr>
-            <w:r>
-              <w:rPr>
-                <w:rFonts w:ascii="Times New Roman" w:hAnsi="Times New Roman"/>
-                <w:b/>
-                <w:i w:val="0"/>
-                <w:smallCaps w:val="0"/>
-                <w:sz w:val="15"/>
-              </w:rPr>
-              <w:t>Units (fb)</w:t>
-            </w:r>
-          </w:p>
-        </w:tc>
-        <w:tc>
-          <w:tcPr>
-            <w:tcW w:type="dxa" w:w="475"/>
-            <w:tcBorders>
-              <w:top w:val="single" w:sz="8" w:color="000000"/>
-              <w:bottom w:val="single" w:sz="4" w:color="000000"/>
-            </w:tcBorders>
-          </w:tcPr>
-          <w:p>
-            <w:pPr>
-              <w:keepNext/>
-              <w:widowControl/>
-              <w:spacing w:before="0" w:after="0" w:line="240" w:lineRule="auto"/>
-              <w:jc w:val="center"/>
-            </w:pPr>
-            <w:r>
-              <w:rPr>
-                <w:rFonts w:ascii="Times New Roman" w:hAnsi="Times New Roman"/>
-                <w:b/>
-                <w:i w:val="0"/>
-                <w:smallCaps w:val="0"/>
-                <w:sz w:val="15"/>
-              </w:rPr>
-              <w:t>STT</w:t>
-            </w:r>
-          </w:p>
-        </w:tc>
-        <w:tc>
-          <w:tcPr>
-            <w:tcW w:type="dxa" w:w="475"/>
-            <w:tcBorders>
-              <w:top w:val="single" w:sz="8" w:color="000000"/>
-              <w:bottom w:val="single" w:sz="4" w:color="000000"/>
-            </w:tcBorders>
-          </w:tcPr>
-          <w:p>
-            <w:pPr>
-              <w:keepNext/>
-              <w:widowControl/>
-              <w:spacing w:before="0" w:after="0" w:line="240" w:lineRule="auto"/>
-              <w:jc w:val="center"/>
-            </w:pPr>
-            <w:r>
-              <w:rPr>
-                <w:rFonts w:ascii="Times New Roman" w:hAnsi="Times New Roman"/>
-                <w:b/>
-                <w:i w:val="0"/>
-                <w:smallCaps w:val="0"/>
-                <w:sz w:val="15"/>
-              </w:rPr>
-              <w:t>LLM</w:t>
-            </w:r>
-          </w:p>
-        </w:tc>
-        <w:tc>
-          <w:tcPr>
-            <w:tcW w:type="dxa" w:w="504"/>
-            <w:tcBorders>
-              <w:top w:val="single" w:sz="8" w:color="000000"/>
-              <w:bottom w:val="single" w:sz="4" w:color="000000"/>
-            </w:tcBorders>
-          </w:tcPr>
-          <w:p>
-            <w:pPr>
-              <w:keepNext/>
-              <w:widowControl/>
-              <w:spacing w:before="0" w:after="0" w:line="240" w:lineRule="auto"/>
-              <w:jc w:val="center"/>
-            </w:pPr>
-            <w:r>
-              <w:rPr>
-                <w:rFonts w:ascii="Times New Roman" w:hAnsi="Times New Roman"/>
-                <w:b/>
-                <w:i w:val="0"/>
-                <w:smallCaps w:val="0"/>
-                <w:sz w:val="15"/>
-              </w:rPr>
-              <w:t>Slides</w:t>
-            </w:r>
-          </w:p>
-        </w:tc>
-        <w:tc>
-          <w:tcPr>
-            <w:tcW w:type="dxa" w:w="576"/>
-            <w:tcBorders>
-              <w:top w:val="single" w:sz="8" w:color="000000"/>
-              <w:bottom w:val="single" w:sz="4" w:color="000000"/>
-            </w:tcBorders>
-          </w:tcPr>
-          <w:p>
-            <w:pPr>
-              <w:keepNext/>
-              <w:widowControl/>
-              <w:spacing w:before="0" w:after="0" w:line="240" w:lineRule="auto"/>
-              <w:jc w:val="center"/>
-            </w:pPr>
-            <w:r>
-              <w:rPr>
-                <w:rFonts w:ascii="Times New Roman" w:hAnsi="Times New Roman"/>
-                <w:b/>
-                <w:i w:val="0"/>
-                <w:smallCaps w:val="0"/>
-                <w:sz w:val="15"/>
-              </w:rPr>
-              <w:t>Images</w:t>
-            </w:r>
-          </w:p>
-        </w:tc>
-      </w:tr>
-      <w:tr>
-        <w:trPr>
-          <w:cantSplit/>
-        </w:trPr>
-        <w:tc>
-          <w:tcPr>
-            <w:tcW w:type="dxa" w:w="1368"/>
-          </w:tcPr>
-          <w:p>
-            <w:pPr>
-              <w:keepNext/>
-              <w:widowControl/>
-              <w:spacing w:before="0" w:after="0" w:line="240" w:lineRule="auto"/>
-              <w:jc w:val="left"/>
-            </w:pPr>
-            <w:r>
-              <w:rPr>
-                <w:rFonts w:ascii="Times New Roman" w:hAnsi="Times New Roman"/>
-                <w:b w:val="0"/>
-                <w:i w:val="0"/>
-                <w:smallCaps w:val="0"/>
-                <w:sz w:val="15"/>
-              </w:rPr>
-              <w:t>Phys., maths, chem.</w:t>
-            </w:r>
-          </w:p>
-        </w:tc>
-        <w:tc>
-          <w:tcPr>
-            <w:tcW w:type="dxa" w:w="475"/>
-          </w:tcPr>
-          <w:p>
-            <w:pPr>
-              <w:keepNext/>
-              <w:widowControl/>
-              <w:spacing w:before="0" w:after="0" w:line="240" w:lineRule="auto"/>
-              <w:jc w:val="center"/>
-            </w:pPr>
-            <w:r>
-              <w:rPr>
-                <w:rFonts w:ascii="Times New Roman" w:hAnsi="Times New Roman"/>
-                <w:b w:val="0"/>
-                <w:i w:val="0"/>
-                <w:smallCaps w:val="0"/>
-                <w:sz w:val="15"/>
-              </w:rPr>
-              <w:t>26.1</w:t>
-            </w:r>
-          </w:p>
-        </w:tc>
-        <w:tc>
-          <w:tcPr>
-            <w:tcW w:type="dxa" w:w="432"/>
-          </w:tcPr>
-          <w:p>
-            <w:pPr>
-              <w:keepNext/>
-              <w:widowControl/>
-              <w:spacing w:before="0" w:after="0" w:line="240" w:lineRule="auto"/>
-              <w:jc w:val="center"/>
-            </w:pPr>
-            <w:r>
-              <w:rPr>
-                <w:rFonts w:ascii="Times New Roman" w:hAnsi="Times New Roman"/>
-                <w:b w:val="0"/>
-                <w:i w:val="0"/>
-                <w:smallCaps w:val="0"/>
-                <w:sz w:val="15"/>
-              </w:rPr>
-              <w:t>121</w:t>
-            </w:r>
-          </w:p>
-        </w:tc>
-        <w:tc>
-          <w:tcPr>
-            <w:tcW w:type="dxa" w:w="720"/>
-          </w:tcPr>
-          <w:p>
-            <w:pPr>
-              <w:keepNext/>
-              <w:widowControl/>
-              <w:spacing w:before="0" w:after="0" w:line="240" w:lineRule="auto"/>
-              <w:jc w:val="center"/>
-            </w:pPr>
-            <w:r>
-              <w:rPr>
-                <w:rFonts w:ascii="Times New Roman" w:hAnsi="Times New Roman"/>
-                <w:b w:val="0"/>
-                <w:i w:val="0"/>
-                <w:smallCaps w:val="0"/>
-                <w:sz w:val="15"/>
-              </w:rPr>
-              <w:t>64 (6)</w:t>
-            </w:r>
-          </w:p>
-        </w:tc>
-        <w:tc>
-          <w:tcPr>
-            <w:tcW w:type="dxa" w:w="475"/>
-          </w:tcPr>
-          <w:p>
-            <w:pPr>
-              <w:keepNext/>
-              <w:widowControl/>
-              <w:spacing w:before="0" w:after="0" w:line="240" w:lineRule="auto"/>
-              <w:jc w:val="center"/>
-            </w:pPr>
-            <w:r>
-              <w:rPr>
-                <w:rFonts w:ascii="Times New Roman" w:hAnsi="Times New Roman"/>
-                <w:b w:val="0"/>
-                <w:i w:val="0"/>
-                <w:smallCaps w:val="0"/>
-                <w:sz w:val="15"/>
-              </w:rPr>
-              <w:t>0.73</w:t>
-            </w:r>
-          </w:p>
-        </w:tc>
-        <w:tc>
-          <w:tcPr>
-            <w:tcW w:type="dxa" w:w="475"/>
-          </w:tcPr>
-          <w:p>
-            <w:pPr>
-              <w:keepNext/>
-              <w:widowControl/>
-              <w:spacing w:before="0" w:after="0" w:line="240" w:lineRule="auto"/>
-              <w:jc w:val="center"/>
-            </w:pPr>
-            <w:r>
-              <w:rPr>
-                <w:rFonts w:ascii="Times New Roman" w:hAnsi="Times New Roman"/>
-                <w:b w:val="0"/>
-                <w:i w:val="0"/>
-                <w:smallCaps w:val="0"/>
-                <w:sz w:val="15"/>
-              </w:rPr>
-              <w:t>1.29</w:t>
-            </w:r>
-          </w:p>
-        </w:tc>
-        <w:tc>
-          <w:tcPr>
-            <w:tcW w:type="dxa" w:w="504"/>
-          </w:tcPr>
-          <w:p>
-            <w:pPr>
-              <w:keepNext/>
-              <w:widowControl/>
-              <w:spacing w:before="0" w:after="0" w:line="240" w:lineRule="auto"/>
-              <w:jc w:val="center"/>
-            </w:pPr>
-            <w:r>
-              <w:rPr>
-                <w:rFonts w:ascii="Times New Roman" w:hAnsi="Times New Roman"/>
-                <w:b w:val="0"/>
-                <w:i w:val="0"/>
-                <w:smallCaps w:val="0"/>
-                <w:sz w:val="15"/>
-              </w:rPr>
-              <w:t>32</w:t>
-            </w:r>
-          </w:p>
-        </w:tc>
-        <w:tc>
-          <w:tcPr>
-            <w:tcW w:type="dxa" w:w="576"/>
-          </w:tcPr>
-          <w:p>
-            <w:pPr>
-              <w:keepNext/>
-              <w:widowControl/>
-              <w:spacing w:before="0" w:after="0" w:line="240" w:lineRule="auto"/>
-              <w:jc w:val="center"/>
-            </w:pPr>
-            <w:r>
-              <w:rPr>
-                <w:rFonts w:ascii="Times New Roman" w:hAnsi="Times New Roman"/>
-                <w:b w:val="0"/>
-                <w:i w:val="0"/>
-                <w:smallCaps w:val="0"/>
-                <w:sz w:val="15"/>
-              </w:rPr>
-              <w:t>–</w:t>
-            </w:r>
-          </w:p>
-        </w:tc>
-      </w:tr>
-      <w:tr>
-        <w:trPr>
-          <w:cantSplit/>
-        </w:trPr>
-        <w:tc>
-          <w:tcPr>
-            <w:tcW w:type="dxa" w:w="1368"/>
-          </w:tcPr>
-          <w:p>
-            <w:pPr>
-              <w:keepNext/>
-              <w:widowControl/>
-              <w:spacing w:before="0" w:after="0" w:line="240" w:lineRule="auto"/>
-              <w:jc w:val="left"/>
-            </w:pPr>
-            <w:r>
-              <w:rPr>
-                <w:rFonts w:ascii="Times New Roman" w:hAnsi="Times New Roman"/>
-                <w:b w:val="0"/>
-                <w:i w:val="0"/>
-                <w:smallCaps w:val="0"/>
-                <w:sz w:val="15"/>
-              </w:rPr>
-              <w:t>Biology (anatomy)</w:t>
-            </w:r>
-          </w:p>
-        </w:tc>
-        <w:tc>
-          <w:tcPr>
-            <w:tcW w:type="dxa" w:w="475"/>
-          </w:tcPr>
-          <w:p>
-            <w:pPr>
-              <w:keepNext/>
-              <w:widowControl/>
-              <w:spacing w:before="0" w:after="0" w:line="240" w:lineRule="auto"/>
-              <w:jc w:val="center"/>
-            </w:pPr>
-            <w:r>
-              <w:rPr>
-                <w:rFonts w:ascii="Times New Roman" w:hAnsi="Times New Roman"/>
-                <w:b w:val="0"/>
-                <w:i w:val="0"/>
-                <w:smallCaps w:val="0"/>
-                <w:sz w:val="15"/>
-              </w:rPr>
-              <w:t>12.5</w:t>
-            </w:r>
-          </w:p>
-        </w:tc>
-        <w:tc>
-          <w:tcPr>
-            <w:tcW w:type="dxa" w:w="432"/>
-          </w:tcPr>
-          <w:p>
-            <w:pPr>
-              <w:keepNext/>
-              <w:widowControl/>
-              <w:spacing w:before="0" w:after="0" w:line="240" w:lineRule="auto"/>
-              <w:jc w:val="center"/>
-            </w:pPr>
-            <w:r>
-              <w:rPr>
-                <w:rFonts w:ascii="Times New Roman" w:hAnsi="Times New Roman"/>
-                <w:b w:val="0"/>
-                <w:i w:val="0"/>
-                <w:smallCaps w:val="0"/>
-                <w:sz w:val="15"/>
-              </w:rPr>
-              <w:t>67</w:t>
-            </w:r>
-          </w:p>
-        </w:tc>
-        <w:tc>
-          <w:tcPr>
-            <w:tcW w:type="dxa" w:w="720"/>
-          </w:tcPr>
-          <w:p>
-            <w:pPr>
-              <w:keepNext/>
-              <w:widowControl/>
-              <w:spacing w:before="0" w:after="0" w:line="240" w:lineRule="auto"/>
-              <w:jc w:val="center"/>
-            </w:pPr>
-            <w:r>
-              <w:rPr>
-                <w:rFonts w:ascii="Times New Roman" w:hAnsi="Times New Roman"/>
-                <w:b w:val="0"/>
-                <w:i w:val="0"/>
-                <w:smallCaps w:val="0"/>
-                <w:sz w:val="15"/>
-              </w:rPr>
-              <w:t>45 (0)</w:t>
-            </w:r>
-          </w:p>
-        </w:tc>
-        <w:tc>
-          <w:tcPr>
-            <w:tcW w:type="dxa" w:w="475"/>
-          </w:tcPr>
-          <w:p>
-            <w:pPr>
-              <w:keepNext/>
-              <w:widowControl/>
-              <w:spacing w:before="0" w:after="0" w:line="240" w:lineRule="auto"/>
-              <w:jc w:val="center"/>
-            </w:pPr>
-            <w:r>
-              <w:rPr>
-                <w:rFonts w:ascii="Times New Roman" w:hAnsi="Times New Roman"/>
-                <w:b w:val="0"/>
-                <w:i w:val="0"/>
-                <w:smallCaps w:val="0"/>
-                <w:sz w:val="15"/>
-              </w:rPr>
-              <w:t>0.74</w:t>
-            </w:r>
-          </w:p>
-        </w:tc>
-        <w:tc>
-          <w:tcPr>
-            <w:tcW w:type="dxa" w:w="475"/>
-          </w:tcPr>
-          <w:p>
-            <w:pPr>
-              <w:keepNext/>
-              <w:widowControl/>
-              <w:spacing w:before="0" w:after="0" w:line="240" w:lineRule="auto"/>
-              <w:jc w:val="center"/>
-            </w:pPr>
-            <w:r>
-              <w:rPr>
-                <w:rFonts w:ascii="Times New Roman" w:hAnsi="Times New Roman"/>
-                <w:b w:val="0"/>
-                <w:i w:val="0"/>
-                <w:smallCaps w:val="0"/>
-                <w:sz w:val="15"/>
-              </w:rPr>
-              <w:t>1.34</w:t>
-            </w:r>
-          </w:p>
-        </w:tc>
-        <w:tc>
-          <w:tcPr>
-            <w:tcW w:type="dxa" w:w="504"/>
-          </w:tcPr>
-          <w:p>
-            <w:pPr>
-              <w:keepNext/>
-              <w:widowControl/>
-              <w:spacing w:before="0" w:after="0" w:line="240" w:lineRule="auto"/>
-              <w:jc w:val="center"/>
-            </w:pPr>
-            <w:r>
-              <w:rPr>
-                <w:rFonts w:ascii="Times New Roman" w:hAnsi="Times New Roman"/>
-                <w:b w:val="0"/>
-                <w:i w:val="0"/>
-                <w:smallCaps w:val="0"/>
-                <w:sz w:val="15"/>
-              </w:rPr>
-              <w:t>11</w:t>
-            </w:r>
-          </w:p>
-        </w:tc>
-        <w:tc>
-          <w:tcPr>
-            <w:tcW w:type="dxa" w:w="576"/>
-          </w:tcPr>
-          <w:p>
-            <w:pPr>
-              <w:keepNext/>
-              <w:widowControl/>
-              <w:spacing w:before="0" w:after="0" w:line="240" w:lineRule="auto"/>
-              <w:jc w:val="center"/>
-            </w:pPr>
-            <w:r>
-              <w:rPr>
-                <w:rFonts w:ascii="Times New Roman" w:hAnsi="Times New Roman"/>
-                <w:b w:val="0"/>
-                <w:i w:val="0"/>
-                <w:smallCaps w:val="0"/>
-                <w:sz w:val="15"/>
-              </w:rPr>
-              <w:t>7 / 11</w:t>
-            </w:r>
-          </w:p>
-        </w:tc>
-      </w:tr>
-      <w:tr>
-        <w:trPr>
-          <w:cantSplit/>
-        </w:trPr>
-        <w:tc>
-          <w:tcPr>
-            <w:tcW w:type="dxa" w:w="1368"/>
-          </w:tcPr>
-          <w:p>
-            <w:pPr>
-              <w:keepNext/>
-              <w:widowControl/>
-              <w:spacing w:before="0" w:after="0" w:line="240" w:lineRule="auto"/>
-              <w:jc w:val="left"/>
-            </w:pPr>
-            <w:r>
-              <w:rPr>
-                <w:rFonts w:ascii="Times New Roman" w:hAnsi="Times New Roman"/>
-                <w:b w:val="0"/>
-                <w:i w:val="0"/>
-                <w:smallCaps w:val="0"/>
-                <w:sz w:val="15"/>
-              </w:rPr>
-              <w:t>Bio., phys., engg.</w:t>
-            </w:r>
-          </w:p>
-        </w:tc>
-        <w:tc>
-          <w:tcPr>
-            <w:tcW w:type="dxa" w:w="475"/>
-          </w:tcPr>
-          <w:p>
-            <w:pPr>
-              <w:keepNext/>
-              <w:widowControl/>
-              <w:spacing w:before="0" w:after="0" w:line="240" w:lineRule="auto"/>
-              <w:jc w:val="center"/>
-            </w:pPr>
-            <w:r>
-              <w:rPr>
-                <w:rFonts w:ascii="Times New Roman" w:hAnsi="Times New Roman"/>
-                <w:b w:val="0"/>
-                <w:i w:val="0"/>
-                <w:smallCaps w:val="0"/>
-                <w:sz w:val="15"/>
-              </w:rPr>
-              <w:t>20.3</w:t>
-            </w:r>
-          </w:p>
-        </w:tc>
-        <w:tc>
-          <w:tcPr>
-            <w:tcW w:type="dxa" w:w="432"/>
-          </w:tcPr>
-          <w:p>
-            <w:pPr>
-              <w:keepNext/>
-              <w:widowControl/>
-              <w:spacing w:before="0" w:after="0" w:line="240" w:lineRule="auto"/>
-              <w:jc w:val="center"/>
-            </w:pPr>
-            <w:r>
-              <w:rPr>
-                <w:rFonts w:ascii="Times New Roman" w:hAnsi="Times New Roman"/>
-                <w:b w:val="0"/>
-                <w:i w:val="0"/>
-                <w:smallCaps w:val="0"/>
-                <w:sz w:val="15"/>
-              </w:rPr>
-              <w:t>159</w:t>
-            </w:r>
-          </w:p>
-        </w:tc>
-        <w:tc>
-          <w:tcPr>
-            <w:tcW w:type="dxa" w:w="720"/>
-          </w:tcPr>
-          <w:p>
-            <w:pPr>
-              <w:keepNext/>
-              <w:widowControl/>
-              <w:spacing w:before="0" w:after="0" w:line="240" w:lineRule="auto"/>
-              <w:jc w:val="center"/>
-            </w:pPr>
-            <w:r>
-              <w:rPr>
-                <w:rFonts w:ascii="Times New Roman" w:hAnsi="Times New Roman"/>
-                <w:b w:val="0"/>
-                <w:i w:val="0"/>
-                <w:smallCaps w:val="0"/>
-                <w:sz w:val="15"/>
-              </w:rPr>
-              <w:t>89 (2)</w:t>
-            </w:r>
-          </w:p>
-        </w:tc>
-        <w:tc>
-          <w:tcPr>
-            <w:tcW w:type="dxa" w:w="475"/>
-          </w:tcPr>
-          <w:p>
-            <w:pPr>
-              <w:keepNext/>
-              <w:widowControl/>
-              <w:spacing w:before="0" w:after="0" w:line="240" w:lineRule="auto"/>
-              <w:jc w:val="center"/>
-            </w:pPr>
-            <w:r>
-              <w:rPr>
-                <w:rFonts w:ascii="Times New Roman" w:hAnsi="Times New Roman"/>
-                <w:b w:val="0"/>
-                <w:i w:val="0"/>
-                <w:smallCaps w:val="0"/>
-                <w:sz w:val="15"/>
-              </w:rPr>
-              <w:t>0.62</w:t>
-            </w:r>
-          </w:p>
-        </w:tc>
-        <w:tc>
-          <w:tcPr>
-            <w:tcW w:type="dxa" w:w="475"/>
-          </w:tcPr>
-          <w:p>
-            <w:pPr>
-              <w:keepNext/>
-              <w:widowControl/>
-              <w:spacing w:before="0" w:after="0" w:line="240" w:lineRule="auto"/>
-              <w:jc w:val="center"/>
-            </w:pPr>
-            <w:r>
-              <w:rPr>
-                <w:rFonts w:ascii="Times New Roman" w:hAnsi="Times New Roman"/>
-                <w:b w:val="0"/>
-                <w:i w:val="0"/>
-                <w:smallCaps w:val="0"/>
-                <w:sz w:val="15"/>
-              </w:rPr>
-              <w:t>1.39</w:t>
-            </w:r>
-          </w:p>
-        </w:tc>
-        <w:tc>
-          <w:tcPr>
-            <w:tcW w:type="dxa" w:w="504"/>
-          </w:tcPr>
-          <w:p>
-            <w:pPr>
-              <w:keepNext/>
-              <w:widowControl/>
-              <w:spacing w:before="0" w:after="0" w:line="240" w:lineRule="auto"/>
-              <w:jc w:val="center"/>
-            </w:pPr>
-            <w:r>
-              <w:rPr>
-                <w:rFonts w:ascii="Times New Roman" w:hAnsi="Times New Roman"/>
-                <w:b w:val="0"/>
-                <w:i w:val="0"/>
-                <w:smallCaps w:val="0"/>
-                <w:sz w:val="15"/>
-              </w:rPr>
-              <w:t>43</w:t>
-            </w:r>
-          </w:p>
-        </w:tc>
-        <w:tc>
-          <w:tcPr>
-            <w:tcW w:type="dxa" w:w="576"/>
-          </w:tcPr>
-          <w:p>
-            <w:pPr>
-              <w:keepNext/>
-              <w:widowControl/>
-              <w:spacing w:before="0" w:after="0" w:line="240" w:lineRule="auto"/>
-              <w:jc w:val="center"/>
-            </w:pPr>
-            <w:r>
-              <w:rPr>
-                <w:rFonts w:ascii="Times New Roman" w:hAnsi="Times New Roman"/>
-                <w:b w:val="0"/>
-                <w:i w:val="0"/>
-                <w:smallCaps w:val="0"/>
-                <w:sz w:val="15"/>
-              </w:rPr>
-              <w:t>6 / 13</w:t>
-            </w:r>
-          </w:p>
-        </w:tc>
-      </w:tr>
-      <w:tr>
-        <w:trPr>
-          <w:cantSplit/>
-        </w:trPr>
-        <w:tc>
-          <w:tcPr>
-            <w:tcW w:type="dxa" w:w="1368"/>
-          </w:tcPr>
-          <w:p>
-            <w:pPr>
-              <w:keepNext/>
-              <w:widowControl/>
-              <w:spacing w:before="0" w:after="0" w:line="240" w:lineRule="auto"/>
-              <w:jc w:val="left"/>
-            </w:pPr>
-            <w:r>
-              <w:rPr>
-                <w:rFonts w:ascii="Times New Roman" w:hAnsi="Times New Roman"/>
-                <w:b w:val="0"/>
-                <w:i w:val="0"/>
-                <w:smallCaps w:val="0"/>
-                <w:sz w:val="15"/>
-              </w:rPr>
-              <w:t>CS, maths, bio.</w:t>
-            </w:r>
-          </w:p>
-        </w:tc>
-        <w:tc>
-          <w:tcPr>
-            <w:tcW w:type="dxa" w:w="475"/>
-          </w:tcPr>
-          <w:p>
-            <w:pPr>
-              <w:keepNext/>
-              <w:widowControl/>
-              <w:spacing w:before="0" w:after="0" w:line="240" w:lineRule="auto"/>
-              <w:jc w:val="center"/>
-            </w:pPr>
-            <w:r>
-              <w:rPr>
-                <w:rFonts w:ascii="Times New Roman" w:hAnsi="Times New Roman"/>
-                <w:b w:val="0"/>
-                <w:i w:val="0"/>
-                <w:smallCaps w:val="0"/>
-                <w:sz w:val="15"/>
-              </w:rPr>
-              <w:t>24.2</w:t>
-            </w:r>
-          </w:p>
-        </w:tc>
-        <w:tc>
-          <w:tcPr>
-            <w:tcW w:type="dxa" w:w="432"/>
-          </w:tcPr>
-          <w:p>
-            <w:pPr>
-              <w:keepNext/>
-              <w:widowControl/>
-              <w:spacing w:before="0" w:after="0" w:line="240" w:lineRule="auto"/>
-              <w:jc w:val="center"/>
-            </w:pPr>
-            <w:r>
-              <w:rPr>
-                <w:rFonts w:ascii="Times New Roman" w:hAnsi="Times New Roman"/>
-                <w:b w:val="0"/>
-                <w:i w:val="0"/>
-                <w:smallCaps w:val="0"/>
-                <w:sz w:val="15"/>
-              </w:rPr>
-              <w:t>157</w:t>
-            </w:r>
-          </w:p>
-        </w:tc>
-        <w:tc>
-          <w:tcPr>
-            <w:tcW w:type="dxa" w:w="720"/>
-          </w:tcPr>
-          <w:p>
-            <w:pPr>
-              <w:keepNext/>
-              <w:widowControl/>
-              <w:spacing w:before="0" w:after="0" w:line="240" w:lineRule="auto"/>
-              <w:jc w:val="center"/>
-            </w:pPr>
-            <w:r>
-              <w:rPr>
-                <w:rFonts w:ascii="Times New Roman" w:hAnsi="Times New Roman"/>
-                <w:b w:val="0"/>
-                <w:i w:val="0"/>
-                <w:smallCaps w:val="0"/>
-                <w:sz w:val="15"/>
-              </w:rPr>
-              <w:t>87 (30)</w:t>
-            </w:r>
-          </w:p>
-        </w:tc>
-        <w:tc>
-          <w:tcPr>
-            <w:tcW w:type="dxa" w:w="475"/>
-          </w:tcPr>
-          <w:p>
-            <w:pPr>
-              <w:keepNext/>
-              <w:widowControl/>
-              <w:spacing w:before="0" w:after="0" w:line="240" w:lineRule="auto"/>
-              <w:jc w:val="center"/>
-            </w:pPr>
-            <w:r>
-              <w:rPr>
-                <w:rFonts w:ascii="Times New Roman" w:hAnsi="Times New Roman"/>
-                <w:b w:val="0"/>
-                <w:i w:val="0"/>
-                <w:smallCaps w:val="0"/>
-                <w:sz w:val="15"/>
-              </w:rPr>
-              <w:t>0.61</w:t>
-            </w:r>
-          </w:p>
-        </w:tc>
-        <w:tc>
-          <w:tcPr>
-            <w:tcW w:type="dxa" w:w="475"/>
-          </w:tcPr>
-          <w:p>
-            <w:pPr>
-              <w:keepNext/>
-              <w:widowControl/>
-              <w:spacing w:before="0" w:after="0" w:line="240" w:lineRule="auto"/>
-              <w:jc w:val="center"/>
-            </w:pPr>
-            <w:r>
-              <w:rPr>
-                <w:rFonts w:ascii="Times New Roman" w:hAnsi="Times New Roman"/>
-                <w:b w:val="0"/>
-                <w:i w:val="0"/>
-                <w:smallCaps w:val="0"/>
-                <w:sz w:val="15"/>
-              </w:rPr>
-              <w:t>1.20</w:t>
-            </w:r>
-          </w:p>
-        </w:tc>
-        <w:tc>
-          <w:tcPr>
-            <w:tcW w:type="dxa" w:w="504"/>
-          </w:tcPr>
-          <w:p>
-            <w:pPr>
-              <w:keepNext/>
-              <w:widowControl/>
-              <w:spacing w:before="0" w:after="0" w:line="240" w:lineRule="auto"/>
-              <w:jc w:val="center"/>
-            </w:pPr>
-            <w:r>
-              <w:rPr>
-                <w:rFonts w:ascii="Times New Roman" w:hAnsi="Times New Roman"/>
-                <w:b w:val="0"/>
-                <w:i w:val="0"/>
-                <w:smallCaps w:val="0"/>
-                <w:sz w:val="15"/>
-              </w:rPr>
-              <w:t>32</w:t>
-            </w:r>
-          </w:p>
-        </w:tc>
-        <w:tc>
-          <w:tcPr>
-            <w:tcW w:type="dxa" w:w="576"/>
-          </w:tcPr>
-          <w:p>
-            <w:pPr>
-              <w:keepNext/>
-              <w:widowControl/>
-              <w:spacing w:before="0" w:after="0" w:line="240" w:lineRule="auto"/>
-              <w:jc w:val="center"/>
-            </w:pPr>
-            <w:r>
-              <w:rPr>
-                <w:rFonts w:ascii="Times New Roman" w:hAnsi="Times New Roman"/>
-                <w:b w:val="0"/>
-                <w:i w:val="0"/>
-                <w:smallCaps w:val="0"/>
-                <w:sz w:val="15"/>
-              </w:rPr>
-              <w:t>10 / 12</w:t>
-            </w:r>
-          </w:p>
-        </w:tc>
-      </w:tr>
-      <w:tr>
-        <w:trPr>
-          <w:cantSplit/>
-        </w:trPr>
-        <w:tc>
-          <w:tcPr>
-            <w:tcW w:type="dxa" w:w="1368"/>
-          </w:tcPr>
-          <w:p>
-            <w:pPr>
-              <w:keepNext/>
-              <w:widowControl/>
-              <w:spacing w:before="0" w:after="0" w:line="240" w:lineRule="auto"/>
-              <w:jc w:val="left"/>
-            </w:pPr>
-            <w:r>
-              <w:rPr>
-                <w:rFonts w:ascii="Times New Roman" w:hAnsi="Times New Roman"/>
-                <w:b w:val="0"/>
-                <w:i w:val="0"/>
-                <w:smallCaps w:val="0"/>
-                <w:sz w:val="15"/>
-              </w:rPr>
-              <w:t>Chem., bio., phys.</w:t>
-            </w:r>
-          </w:p>
-        </w:tc>
-        <w:tc>
-          <w:tcPr>
-            <w:tcW w:type="dxa" w:w="475"/>
-          </w:tcPr>
-          <w:p>
-            <w:pPr>
-              <w:keepNext/>
-              <w:widowControl/>
-              <w:spacing w:before="0" w:after="0" w:line="240" w:lineRule="auto"/>
-              <w:jc w:val="center"/>
-            </w:pPr>
-            <w:r>
-              <w:rPr>
-                <w:rFonts w:ascii="Times New Roman" w:hAnsi="Times New Roman"/>
-                <w:b w:val="0"/>
-                <w:i w:val="0"/>
-                <w:smallCaps w:val="0"/>
-                <w:sz w:val="15"/>
-              </w:rPr>
-              <w:t>13.3</w:t>
-            </w:r>
-          </w:p>
-        </w:tc>
-        <w:tc>
-          <w:tcPr>
-            <w:tcW w:type="dxa" w:w="432"/>
-          </w:tcPr>
-          <w:p>
-            <w:pPr>
-              <w:keepNext/>
-              <w:widowControl/>
-              <w:spacing w:before="0" w:after="0" w:line="240" w:lineRule="auto"/>
-              <w:jc w:val="center"/>
-            </w:pPr>
-            <w:r>
-              <w:rPr>
-                <w:rFonts w:ascii="Times New Roman" w:hAnsi="Times New Roman"/>
-                <w:b w:val="0"/>
-                <w:i w:val="0"/>
-                <w:smallCaps w:val="0"/>
-                <w:sz w:val="15"/>
-              </w:rPr>
-              <w:t>119</w:t>
-            </w:r>
-          </w:p>
-        </w:tc>
-        <w:tc>
-          <w:tcPr>
-            <w:tcW w:type="dxa" w:w="720"/>
-          </w:tcPr>
-          <w:p>
-            <w:pPr>
-              <w:keepNext/>
-              <w:widowControl/>
-              <w:spacing w:before="0" w:after="0" w:line="240" w:lineRule="auto"/>
-              <w:jc w:val="center"/>
-            </w:pPr>
-            <w:r>
-              <w:rPr>
-                <w:rFonts w:ascii="Times New Roman" w:hAnsi="Times New Roman"/>
-                <w:b w:val="0"/>
-                <w:i w:val="0"/>
-                <w:smallCaps w:val="0"/>
-                <w:sz w:val="15"/>
-              </w:rPr>
-              <w:t>16 (0)</w:t>
-            </w:r>
-          </w:p>
-        </w:tc>
-        <w:tc>
-          <w:tcPr>
-            <w:tcW w:type="dxa" w:w="475"/>
-          </w:tcPr>
-          <w:p>
-            <w:pPr>
-              <w:keepNext/>
-              <w:widowControl/>
-              <w:spacing w:before="0" w:after="0" w:line="240" w:lineRule="auto"/>
-              <w:jc w:val="center"/>
-            </w:pPr>
-            <w:r>
-              <w:rPr>
-                <w:rFonts w:ascii="Times New Roman" w:hAnsi="Times New Roman"/>
-                <w:b w:val="0"/>
-                <w:i w:val="0"/>
-                <w:smallCaps w:val="0"/>
-                <w:sz w:val="15"/>
-              </w:rPr>
-              <w:t>1.00</w:t>
-            </w:r>
-          </w:p>
-        </w:tc>
-        <w:tc>
-          <w:tcPr>
-            <w:tcW w:type="dxa" w:w="475"/>
-          </w:tcPr>
-          <w:p>
-            <w:pPr>
-              <w:keepNext/>
-              <w:widowControl/>
-              <w:spacing w:before="0" w:after="0" w:line="240" w:lineRule="auto"/>
-              <w:jc w:val="center"/>
-            </w:pPr>
-            <w:r>
-              <w:rPr>
-                <w:rFonts w:ascii="Times New Roman" w:hAnsi="Times New Roman"/>
-                <w:b w:val="0"/>
-                <w:i w:val="0"/>
-                <w:smallCaps w:val="0"/>
-                <w:sz w:val="15"/>
-              </w:rPr>
-              <w:t>1.56</w:t>
-            </w:r>
-          </w:p>
-        </w:tc>
-        <w:tc>
-          <w:tcPr>
-            <w:tcW w:type="dxa" w:w="504"/>
-          </w:tcPr>
-          <w:p>
-            <w:pPr>
-              <w:keepNext/>
-              <w:widowControl/>
-              <w:spacing w:before="0" w:after="0" w:line="240" w:lineRule="auto"/>
-              <w:jc w:val="center"/>
-            </w:pPr>
-            <w:r>
-              <w:rPr>
-                <w:rFonts w:ascii="Times New Roman" w:hAnsi="Times New Roman"/>
-                <w:b w:val="0"/>
-                <w:i w:val="0"/>
-                <w:smallCaps w:val="0"/>
-                <w:sz w:val="15"/>
-              </w:rPr>
-              <w:t>10</w:t>
-            </w:r>
-          </w:p>
-        </w:tc>
-        <w:tc>
-          <w:tcPr>
-            <w:tcW w:type="dxa" w:w="576"/>
-          </w:tcPr>
-          <w:p>
-            <w:pPr>
-              <w:keepNext/>
-              <w:widowControl/>
-              <w:spacing w:before="0" w:after="0" w:line="240" w:lineRule="auto"/>
-              <w:jc w:val="center"/>
-            </w:pPr>
-            <w:r>
-              <w:rPr>
-                <w:rFonts w:ascii="Times New Roman" w:hAnsi="Times New Roman"/>
-                <w:b w:val="0"/>
-                <w:i w:val="0"/>
-                <w:smallCaps w:val="0"/>
-                <w:sz w:val="15"/>
-              </w:rPr>
-              <w:t>2 / 2</w:t>
-            </w:r>
-          </w:p>
-        </w:tc>
-      </w:tr>
-      <w:tr>
-        <w:trPr>
-          <w:cantSplit/>
-        </w:trPr>
-        <w:tc>
-          <w:tcPr>
-            <w:tcW w:type="dxa" w:w="1368"/>
-          </w:tcPr>
-          <w:p>
-            <w:pPr>
-              <w:keepNext/>
-              <w:widowControl/>
-              <w:spacing w:before="0" w:after="0" w:line="240" w:lineRule="auto"/>
-              <w:jc w:val="left"/>
-            </w:pPr>
-            <w:r>
-              <w:rPr>
-                <w:rFonts w:ascii="Times New Roman" w:hAnsi="Times New Roman"/>
-                <w:b w:val="0"/>
-                <w:i w:val="0"/>
-                <w:smallCaps w:val="0"/>
-                <w:sz w:val="15"/>
-              </w:rPr>
-              <w:t>Chemistry</w:t>
-            </w:r>
-          </w:p>
-        </w:tc>
-        <w:tc>
-          <w:tcPr>
-            <w:tcW w:type="dxa" w:w="475"/>
-          </w:tcPr>
-          <w:p>
-            <w:pPr>
-              <w:keepNext/>
-              <w:widowControl/>
-              <w:spacing w:before="0" w:after="0" w:line="240" w:lineRule="auto"/>
-              <w:jc w:val="center"/>
-            </w:pPr>
-            <w:r>
-              <w:rPr>
-                <w:rFonts w:ascii="Times New Roman" w:hAnsi="Times New Roman"/>
-                <w:b w:val="0"/>
-                <w:i w:val="0"/>
-                <w:smallCaps w:val="0"/>
-                <w:sz w:val="15"/>
-              </w:rPr>
-              <w:t>17.6</w:t>
-            </w:r>
-          </w:p>
-        </w:tc>
-        <w:tc>
-          <w:tcPr>
-            <w:tcW w:type="dxa" w:w="432"/>
-          </w:tcPr>
-          <w:p>
-            <w:pPr>
-              <w:keepNext/>
-              <w:widowControl/>
-              <w:spacing w:before="0" w:after="0" w:line="240" w:lineRule="auto"/>
-              <w:jc w:val="center"/>
-            </w:pPr>
-            <w:r>
-              <w:rPr>
-                <w:rFonts w:ascii="Times New Roman" w:hAnsi="Times New Roman"/>
-                <w:b w:val="0"/>
-                <w:i w:val="0"/>
-                <w:smallCaps w:val="0"/>
-                <w:sz w:val="15"/>
-              </w:rPr>
-              <w:t>142</w:t>
-            </w:r>
-          </w:p>
-        </w:tc>
-        <w:tc>
-          <w:tcPr>
-            <w:tcW w:type="dxa" w:w="720"/>
-          </w:tcPr>
-          <w:p>
-            <w:pPr>
-              <w:keepNext/>
-              <w:widowControl/>
-              <w:spacing w:before="0" w:after="0" w:line="240" w:lineRule="auto"/>
-              <w:jc w:val="center"/>
-            </w:pPr>
-            <w:r>
-              <w:rPr>
-                <w:rFonts w:ascii="Times New Roman" w:hAnsi="Times New Roman"/>
-                <w:b w:val="0"/>
-                <w:i w:val="0"/>
-                <w:smallCaps w:val="0"/>
-                <w:sz w:val="15"/>
-              </w:rPr>
-              <w:t>88 (7)</w:t>
-            </w:r>
-          </w:p>
-        </w:tc>
-        <w:tc>
-          <w:tcPr>
-            <w:tcW w:type="dxa" w:w="475"/>
-          </w:tcPr>
-          <w:p>
-            <w:pPr>
-              <w:keepNext/>
-              <w:widowControl/>
-              <w:spacing w:before="0" w:after="0" w:line="240" w:lineRule="auto"/>
-              <w:jc w:val="center"/>
-            </w:pPr>
-            <w:r>
-              <w:rPr>
-                <w:rFonts w:ascii="Times New Roman" w:hAnsi="Times New Roman"/>
-                <w:b w:val="0"/>
-                <w:i w:val="0"/>
-                <w:smallCaps w:val="0"/>
-                <w:sz w:val="15"/>
-              </w:rPr>
-              <w:t>0.66</w:t>
-            </w:r>
-          </w:p>
-        </w:tc>
-        <w:tc>
-          <w:tcPr>
-            <w:tcW w:type="dxa" w:w="475"/>
-          </w:tcPr>
-          <w:p>
-            <w:pPr>
-              <w:keepNext/>
-              <w:widowControl/>
-              <w:spacing w:before="0" w:after="0" w:line="240" w:lineRule="auto"/>
-              <w:jc w:val="center"/>
-            </w:pPr>
-            <w:r>
-              <w:rPr>
-                <w:rFonts w:ascii="Times New Roman" w:hAnsi="Times New Roman"/>
-                <w:b w:val="0"/>
-                <w:i w:val="0"/>
-                <w:smallCaps w:val="0"/>
-                <w:sz w:val="15"/>
-              </w:rPr>
-              <w:t>1.30</w:t>
-            </w:r>
-          </w:p>
-        </w:tc>
-        <w:tc>
-          <w:tcPr>
-            <w:tcW w:type="dxa" w:w="504"/>
-          </w:tcPr>
-          <w:p>
-            <w:pPr>
-              <w:keepNext/>
-              <w:widowControl/>
-              <w:spacing w:before="0" w:after="0" w:line="240" w:lineRule="auto"/>
-              <w:jc w:val="center"/>
-            </w:pPr>
-            <w:r>
-              <w:rPr>
-                <w:rFonts w:ascii="Times New Roman" w:hAnsi="Times New Roman"/>
-                <w:b w:val="0"/>
-                <w:i w:val="0"/>
-                <w:smallCaps w:val="0"/>
-                <w:sz w:val="15"/>
-              </w:rPr>
-              <w:t>35</w:t>
-            </w:r>
-          </w:p>
-        </w:tc>
-        <w:tc>
-          <w:tcPr>
-            <w:tcW w:type="dxa" w:w="576"/>
-          </w:tcPr>
-          <w:p>
-            <w:pPr>
-              <w:keepNext/>
-              <w:widowControl/>
-              <w:spacing w:before="0" w:after="0" w:line="240" w:lineRule="auto"/>
-              <w:jc w:val="center"/>
-            </w:pPr>
-            <w:r>
-              <w:rPr>
-                <w:rFonts w:ascii="Times New Roman" w:hAnsi="Times New Roman"/>
-                <w:b w:val="0"/>
-                <w:i w:val="0"/>
-                <w:smallCaps w:val="0"/>
-                <w:sz w:val="15"/>
-              </w:rPr>
-              <w:t>8 / 25</w:t>
-            </w:r>
-          </w:p>
-        </w:tc>
-      </w:tr>
-      <w:tr>
-        <w:trPr>
-          <w:cantSplit/>
-        </w:trPr>
-        <w:tc>
-          <w:tcPr>
-            <w:tcW w:type="dxa" w:w="1368"/>
-            <w:tcBorders>
-              <w:bottom w:val="single" w:sz="8" w:color="000000"/>
-            </w:tcBorders>
-          </w:tcPr>
-          <w:p>
-            <w:pPr>
-              <w:widowControl/>
-              <w:spacing w:before="0" w:after="0" w:line="240" w:lineRule="auto"/>
-              <w:jc w:val="left"/>
-            </w:pPr>
-            <w:r>
-              <w:rPr>
-                <w:rFonts w:ascii="Times New Roman" w:hAnsi="Times New Roman"/>
-                <w:b/>
-                <w:i w:val="0"/>
-                <w:smallCaps w:val="0"/>
-                <w:sz w:val="15"/>
-              </w:rPr>
-              <w:t>All six</w:t>
-            </w:r>
-          </w:p>
-        </w:tc>
-        <w:tc>
-          <w:tcPr>
-            <w:tcW w:type="dxa" w:w="475"/>
-            <w:tcBorders>
-              <w:bottom w:val="single" w:sz="8" w:color="000000"/>
-            </w:tcBorders>
-          </w:tcPr>
-          <w:p>
-            <w:pPr>
-              <w:widowControl/>
-              <w:spacing w:before="0" w:after="0" w:line="240" w:lineRule="auto"/>
-              <w:jc w:val="center"/>
-            </w:pPr>
-            <w:r>
-              <w:rPr>
-                <w:rFonts w:ascii="Times New Roman" w:hAnsi="Times New Roman"/>
-                <w:b/>
-                <w:i w:val="0"/>
-                <w:smallCaps w:val="0"/>
-                <w:sz w:val="15"/>
-              </w:rPr>
-              <w:t>114.1</w:t>
-            </w:r>
-          </w:p>
-        </w:tc>
-        <w:tc>
-          <w:tcPr>
-            <w:tcW w:type="dxa" w:w="432"/>
-            <w:tcBorders>
-              <w:bottom w:val="single" w:sz="8" w:color="000000"/>
-            </w:tcBorders>
-          </w:tcPr>
-          <w:p>
-            <w:pPr>
-              <w:widowControl/>
-              <w:spacing w:before="0" w:after="0" w:line="240" w:lineRule="auto"/>
-              <w:jc w:val="center"/>
-            </w:pPr>
-            <w:r>
-              <w:rPr>
-                <w:rFonts w:ascii="Times New Roman" w:hAnsi="Times New Roman"/>
-                <w:b/>
-                <w:i w:val="0"/>
-                <w:smallCaps w:val="0"/>
-                <w:sz w:val="15"/>
-              </w:rPr>
-              <w:t>765</w:t>
-            </w:r>
-          </w:p>
-        </w:tc>
-        <w:tc>
-          <w:tcPr>
-            <w:tcW w:type="dxa" w:w="720"/>
-            <w:tcBorders>
-              <w:bottom w:val="single" w:sz="8" w:color="000000"/>
-            </w:tcBorders>
-          </w:tcPr>
-          <w:p>
-            <w:pPr>
-              <w:widowControl/>
-              <w:spacing w:before="0" w:after="0" w:line="240" w:lineRule="auto"/>
-              <w:jc w:val="center"/>
-            </w:pPr>
-            <w:r>
-              <w:rPr>
-                <w:rFonts w:ascii="Times New Roman" w:hAnsi="Times New Roman"/>
-                <w:b/>
-                <w:i w:val="0"/>
-                <w:smallCaps w:val="0"/>
-                <w:sz w:val="15"/>
-              </w:rPr>
-              <w:t>389 (45)</w:t>
-            </w:r>
-          </w:p>
-        </w:tc>
-        <w:tc>
-          <w:tcPr>
-            <w:tcW w:type="dxa" w:w="475"/>
-            <w:tcBorders>
-              <w:bottom w:val="single" w:sz="8" w:color="000000"/>
-            </w:tcBorders>
-          </w:tcPr>
-          <w:p>
-            <w:pPr>
-              <w:widowControl/>
-              <w:spacing w:before="0" w:after="0" w:line="240" w:lineRule="auto"/>
-              <w:jc w:val="center"/>
-            </w:pPr>
-            <w:r>
-              <w:rPr>
-                <w:rFonts w:ascii="Times New Roman" w:hAnsi="Times New Roman"/>
-                <w:b/>
-                <w:i w:val="0"/>
-                <w:smallCaps w:val="0"/>
-                <w:sz w:val="15"/>
-              </w:rPr>
-              <w:t>0.66</w:t>
-            </w:r>
-          </w:p>
-        </w:tc>
-        <w:tc>
-          <w:tcPr>
-            <w:tcW w:type="dxa" w:w="475"/>
-            <w:tcBorders>
-              <w:bottom w:val="single" w:sz="8" w:color="000000"/>
-            </w:tcBorders>
-          </w:tcPr>
-          <w:p>
-            <w:pPr>
-              <w:widowControl/>
-              <w:spacing w:before="0" w:after="0" w:line="240" w:lineRule="auto"/>
-              <w:jc w:val="center"/>
-            </w:pPr>
-            <w:r>
-              <w:rPr>
-                <w:rFonts w:ascii="Times New Roman" w:hAnsi="Times New Roman"/>
-                <w:b/>
-                <w:i w:val="0"/>
-                <w:smallCaps w:val="0"/>
-                <w:sz w:val="15"/>
-              </w:rPr>
-              <w:t>1.35</w:t>
-            </w:r>
-          </w:p>
-        </w:tc>
-        <w:tc>
-          <w:tcPr>
-            <w:tcW w:type="dxa" w:w="504"/>
-            <w:tcBorders>
-              <w:bottom w:val="single" w:sz="8" w:color="000000"/>
-            </w:tcBorders>
-          </w:tcPr>
-          <w:p>
-            <w:pPr>
-              <w:widowControl/>
-              <w:spacing w:before="0" w:after="0" w:line="240" w:lineRule="auto"/>
-              <w:jc w:val="center"/>
-            </w:pPr>
-            <w:r>
-              <w:rPr>
-                <w:rFonts w:ascii="Times New Roman" w:hAnsi="Times New Roman"/>
-                <w:b/>
-                <w:i w:val="0"/>
-                <w:smallCaps w:val="0"/>
-                <w:sz w:val="15"/>
-              </w:rPr>
-              <w:t>163</w:t>
-            </w:r>
-          </w:p>
-        </w:tc>
-        <w:tc>
-          <w:tcPr>
-            <w:tcW w:type="dxa" w:w="576"/>
-            <w:tcBorders>
-              <w:bottom w:val="single" w:sz="8" w:color="000000"/>
-            </w:tcBorders>
-          </w:tcPr>
-          <w:p>
-            <w:pPr>
-              <w:widowControl/>
-              <w:spacing w:before="0" w:after="0" w:line="240" w:lineRule="auto"/>
-              <w:jc w:val="center"/>
-            </w:pPr>
-            <w:r>
-              <w:rPr>
-                <w:rFonts w:ascii="Times New Roman" w:hAnsi="Times New Roman"/>
-                <w:b/>
-                <w:i w:val="0"/>
-                <w:smallCaps w:val="0"/>
-                <w:sz w:val="15"/>
-              </w:rPr>
-              <w:t>33 / 63</w:t>
-            </w:r>
-          </w:p>
-        </w:tc>
-      </w:tr>
-    </w:tbl>
-    <w:p>
-      <w:pPr>
-        <w:widowControl/>
-        <w:spacing w:before="40" w:after="120" w:line="240" w:lineRule="auto"/>
-        <w:jc w:val="both"/>
-      </w:pPr>
-      <w:r>
-        <w:rPr>
-          <w:rFonts w:ascii="Times New Roman" w:hAnsi="Times New Roman"/>
-          <w:b w:val="0"/>
-          <w:i w:val="0"/>
-          <w:smallCaps w:val="0"/>
-          <w:sz w:val="14"/>
-        </w:rPr>
-        <w:t>Utt.: transcribed utterances; fb: fallback units; STT and LLM: median latency in seconds; Images: searches with an accepted image / searches (none in the first session).</w:t>
+        <w:t>C. End-to-End Latency</w:t>
       </w:r>
     </w:p>
     <w:p>
@@ -5586,7 +6038,7 @@
       <w:r>
         <w:drawing>
           <wp:inline xmlns:a="http://schemas.openxmlformats.org/drawingml/2006/main" xmlns:pic="http://schemas.openxmlformats.org/drawingml/2006/picture">
-            <wp:extent cx="2834640" cy="1625749"/>
+            <wp:extent cx="2514600" cy="1262796"/>
             <wp:docPr id="6" name="Picture 6"/>
             <wp:cNvGraphicFramePr>
               <a:graphicFrameLocks noChangeAspect="1"/>
@@ -5607,7 +6059,7 @@
                   <pic:spPr>
                     <a:xfrm>
                       <a:off x="0" y="0"/>
-                      <a:ext cx="2834640" cy="1625749"/>
+                      <a:ext cx="2514600" cy="1262796"/>
                     </a:xfrm>
                     <a:prstGeom prst="rect"/>
                   </pic:spPr>
@@ -5642,7 +6094,7 @@
           <w:smallCaps w:val="0"/>
           <w:sz w:val="16"/>
         </w:rPr>
-        <w:t>Cumulative distribution of speech-to-text latency per utterance and LLM call latency per interpretation, pooled over the six live lectures. Filled markers: medians; open: 95th percentiles.</w:t>
+        <w:t>Latency over D2 (log scale) per utterance, LLM call and spoken line; dotted: without the two lectures with provider outages. Filled: medians; open: 95th percentiles.</w:t>
       </w:r>
     </w:p>
     <w:p>
@@ -5660,7 +6112,7 @@
           <w:smallCaps w:val="0"/>
           <w:sz w:val="20"/>
         </w:rPr>
-        <w:t>Fig. 6 shows the pooled latencies. Speech-to-text has a median of 0.66 s and stays under one second for 86 % of utterances; the tail comes mainly from the fifth session, where recognition slowed to 4–10 s for some segments, while in the other five sessions 95 % of utterances took at most 1.4 s. LLM calls have a median of 1.35 s and a 95th percentile of 2.79 s, so the model is not the main source of delay.</w:t>
+        <w:t>The models are fast (Fig. 6, Table II): over D2, speech-to-text takes a median of 0.68 s, an LLM call 1.96 s, and planning and composing 2 ms. From the end of a spoken line to its content on the display the median is 11.2 s, of which 7.6 s (median) is waiting in gate and queue, mostly the deliberate gate that waits for a complete idea so that a slide changes once per idea, not once per sentence. In web4 and web6 the free provider failed (32 and 6 calls: timeouts, HTTP 429), units queued, and the 95th percentile of D2 rose to 53.0 s; without these two lectures the median is 10.2 s and the 95th percentile 23.4 s (2,534 lines). The fallback kept slides coming during these outages.</w:t>
       </w:r>
     </w:p>
     <w:p>
@@ -5678,7 +6130,597 @@
           <w:smallCaps w:val="0"/>
           <w:sz w:val="20"/>
         </w:rPr>
-        <w:t>C. Detailed Session: Chemistry Lecture</w:t>
+        <w:t>D. Comparison With an LLM-Controlled Baseline</w:t>
+      </w:r>
+    </w:p>
+    <w:p>
+      <w:pPr>
+        <w:keepNext/>
+        <w:widowControl/>
+        <w:spacing w:before="120" w:after="0" w:line="240" w:lineRule="auto"/>
+        <w:jc w:val="center"/>
+      </w:pPr>
+      <w:r>
+        <w:rPr>
+          <w:rFonts w:ascii="Times New Roman" w:hAnsi="Times New Roman"/>
+          <w:b w:val="0"/>
+          <w:i w:val="0"/>
+          <w:smallCaps w:val="0"/>
+          <w:sz w:val="16"/>
+        </w:rPr>
+        <w:t>TABLE IV</w:t>
+      </w:r>
+    </w:p>
+    <w:p>
+      <w:pPr>
+        <w:keepNext/>
+        <w:widowControl/>
+        <w:spacing w:before="0" w:after="60" w:line="240" w:lineRule="auto"/>
+        <w:jc w:val="center"/>
+      </w:pPr>
+      <w:r>
+        <w:rPr>
+          <w:rFonts w:ascii="Times New Roman" w:hAnsi="Times New Roman"/>
+          <w:b w:val="0"/>
+          <w:i w:val="0"/>
+          <w:smallCaps/>
+          <w:sz w:val="16"/>
+        </w:rPr>
+        <w:t>Proposed System vs. LLM-Controlled Baseline (Same Units)</w:t>
+      </w:r>
+    </w:p>
+    <w:tbl>
+      <w:tblPr>
+        <w:tblW w:type="auto" w:w="0"/>
+        <w:jc w:val="center"/>
+        <w:tblLayout w:type="fixed"/>
+        <w:tblLook w:firstColumn="1" w:firstRow="1" w:lastColumn="0" w:lastRow="0" w:noHBand="0" w:noVBand="1" w:val="04A0"/>
+        <w:tblBorders>
+          <w:top w:val="nil"/>
+          <w:left w:val="nil"/>
+          <w:bottom w:val="nil"/>
+          <w:right w:val="nil"/>
+          <w:insideH w:val="nil"/>
+          <w:insideV w:val="nil"/>
+        </w:tblBorders>
+        <w:tblCellMar>
+          <w:top w:w="10" w:type="dxa"/>
+          <w:left w:w="50" w:type="dxa"/>
+          <w:bottom w:w="10" w:type="dxa"/>
+          <w:right w:w="50" w:type="dxa"/>
+        </w:tblCellMar>
+      </w:tblPr>
+      <w:tblGrid>
+        <w:gridCol w:w="1584"/>
+        <w:gridCol w:w="720"/>
+        <w:gridCol w:w="1368"/>
+        <w:gridCol w:w="1368"/>
+      </w:tblGrid>
+      <w:tr>
+        <w:trPr>
+          <w:cantSplit/>
+        </w:trPr>
+        <w:tc>
+          <w:tcPr>
+            <w:tcW w:type="dxa" w:w="1584"/>
+            <w:tcBorders>
+              <w:top w:val="single" w:sz="8" w:color="000000"/>
+              <w:bottom w:val="single" w:sz="4" w:color="000000"/>
+            </w:tcBorders>
+          </w:tcPr>
+          <w:p>
+            <w:pPr>
+              <w:keepNext/>
+              <w:widowControl/>
+              <w:spacing w:before="0" w:after="0" w:line="240" w:lineRule="auto"/>
+              <w:jc w:val="left"/>
+            </w:pPr>
+            <w:r>
+              <w:rPr>
+                <w:rFonts w:ascii="Times New Roman" w:hAnsi="Times New Roman"/>
+                <w:b/>
+                <w:i w:val="0"/>
+                <w:smallCaps w:val="0"/>
+                <w:sz w:val="15"/>
+              </w:rPr>
+              <w:t>Lecture / system</w:t>
+            </w:r>
+          </w:p>
+        </w:tc>
+        <w:tc>
+          <w:tcPr>
+            <w:tcW w:type="dxa" w:w="720"/>
+            <w:tcBorders>
+              <w:top w:val="single" w:sz="8" w:color="000000"/>
+              <w:bottom w:val="single" w:sz="4" w:color="000000"/>
+            </w:tcBorders>
+          </w:tcPr>
+          <w:p>
+            <w:pPr>
+              <w:keepNext/>
+              <w:widowControl/>
+              <w:spacing w:before="0" w:after="0" w:line="240" w:lineRule="auto"/>
+              <w:jc w:val="center"/>
+            </w:pPr>
+            <w:r>
+              <w:rPr>
+                <w:rFonts w:ascii="Times New Roman" w:hAnsi="Times New Roman"/>
+                <w:b/>
+                <w:i w:val="0"/>
+                <w:smallCaps w:val="0"/>
+                <w:sz w:val="15"/>
+              </w:rPr>
+              <w:t>Slides</w:t>
+            </w:r>
+          </w:p>
+        </w:tc>
+        <w:tc>
+          <w:tcPr>
+            <w:tcW w:type="dxa" w:w="1368"/>
+            <w:tcBorders>
+              <w:top w:val="single" w:sz="8" w:color="000000"/>
+              <w:bottom w:val="single" w:sz="4" w:color="000000"/>
+            </w:tcBorders>
+          </w:tcPr>
+          <w:p>
+            <w:pPr>
+              <w:keepNext/>
+              <w:widowControl/>
+              <w:spacing w:before="0" w:after="0" w:line="240" w:lineRule="auto"/>
+              <w:jc w:val="center"/>
+            </w:pPr>
+            <w:r>
+              <w:rPr>
+                <w:rFonts w:ascii="Times New Roman" w:hAnsi="Times New Roman"/>
+                <w:b/>
+                <w:i w:val="0"/>
+                <w:smallCaps w:val="0"/>
+                <w:sz w:val="15"/>
+              </w:rPr>
+              <w:t>Rewritten</w:t>
+            </w:r>
+          </w:p>
+        </w:tc>
+        <w:tc>
+          <w:tcPr>
+            <w:tcW w:type="dxa" w:w="1368"/>
+            <w:tcBorders>
+              <w:top w:val="single" w:sz="8" w:color="000000"/>
+              <w:bottom w:val="single" w:sz="4" w:color="000000"/>
+            </w:tcBorders>
+          </w:tcPr>
+          <w:p>
+            <w:pPr>
+              <w:keepNext/>
+              <w:widowControl/>
+              <w:spacing w:before="0" w:after="0" w:line="240" w:lineRule="auto"/>
+              <w:jc w:val="center"/>
+            </w:pPr>
+            <w:r>
+              <w:rPr>
+                <w:rFonts w:ascii="Times New Roman" w:hAnsi="Times New Roman"/>
+                <w:b/>
+                <w:i w:val="0"/>
+                <w:smallCaps w:val="0"/>
+                <w:sz w:val="15"/>
+              </w:rPr>
+              <w:t>Missing</w:t>
+            </w:r>
+          </w:p>
+        </w:tc>
+      </w:tr>
+      <w:tr>
+        <w:trPr>
+          <w:cantSplit/>
+        </w:trPr>
+        <w:tc>
+          <w:tcPr>
+            <w:tcW w:type="dxa" w:w="1584"/>
+          </w:tcPr>
+          <w:p>
+            <w:pPr>
+              <w:keepNext/>
+              <w:widowControl/>
+              <w:spacing w:before="0" w:after="0" w:line="240" w:lineRule="auto"/>
+              <w:jc w:val="left"/>
+            </w:pPr>
+            <w:r>
+              <w:rPr>
+                <w:rFonts w:ascii="Times New Roman" w:hAnsi="Times New Roman"/>
+                <w:b w:val="0"/>
+                <w:i w:val="0"/>
+                <w:smallCaps w:val="0"/>
+                <w:sz w:val="15"/>
+              </w:rPr>
+              <w:t>Chemistry: proposed</w:t>
+            </w:r>
+          </w:p>
+        </w:tc>
+        <w:tc>
+          <w:tcPr>
+            <w:tcW w:type="dxa" w:w="720"/>
+          </w:tcPr>
+          <w:p>
+            <w:pPr>
+              <w:keepNext/>
+              <w:widowControl/>
+              <w:spacing w:before="0" w:after="0" w:line="240" w:lineRule="auto"/>
+              <w:jc w:val="center"/>
+            </w:pPr>
+            <w:r>
+              <w:rPr>
+                <w:rFonts w:ascii="Times New Roman" w:hAnsi="Times New Roman"/>
+                <w:b w:val="0"/>
+                <w:i w:val="0"/>
+                <w:smallCaps w:val="0"/>
+                <w:sz w:val="15"/>
+              </w:rPr>
+              <w:t>36</w:t>
+            </w:r>
+          </w:p>
+        </w:tc>
+        <w:tc>
+          <w:tcPr>
+            <w:tcW w:type="dxa" w:w="1368"/>
+          </w:tcPr>
+          <w:p>
+            <w:pPr>
+              <w:keepNext/>
+              <w:widowControl/>
+              <w:spacing w:before="0" w:after="0" w:line="240" w:lineRule="auto"/>
+              <w:jc w:val="center"/>
+            </w:pPr>
+            <w:r>
+              <w:rPr>
+                <w:rFonts w:ascii="Times New Roman" w:hAnsi="Times New Roman"/>
+                <w:b w:val="0"/>
+                <w:i w:val="0"/>
+                <w:smallCaps w:val="0"/>
+                <w:sz w:val="15"/>
+              </w:rPr>
+              <w:t>8 / 317 (3 %)</w:t>
+            </w:r>
+          </w:p>
+        </w:tc>
+        <w:tc>
+          <w:tcPr>
+            <w:tcW w:type="dxa" w:w="1368"/>
+          </w:tcPr>
+          <w:p>
+            <w:pPr>
+              <w:keepNext/>
+              <w:widowControl/>
+              <w:spacing w:before="0" w:after="0" w:line="240" w:lineRule="auto"/>
+              <w:jc w:val="center"/>
+            </w:pPr>
+            <w:r>
+              <w:rPr>
+                <w:rFonts w:ascii="Times New Roman" w:hAnsi="Times New Roman"/>
+                <w:b w:val="0"/>
+                <w:i w:val="0"/>
+                <w:smallCaps w:val="0"/>
+                <w:sz w:val="15"/>
+              </w:rPr>
+              <w:t>5 / 136 (4 %)</w:t>
+            </w:r>
+          </w:p>
+        </w:tc>
+      </w:tr>
+      <w:tr>
+        <w:trPr>
+          <w:cantSplit/>
+        </w:trPr>
+        <w:tc>
+          <w:tcPr>
+            <w:tcW w:type="dxa" w:w="1584"/>
+          </w:tcPr>
+          <w:p>
+            <w:pPr>
+              <w:keepNext/>
+              <w:widowControl/>
+              <w:spacing w:before="0" w:after="0" w:line="240" w:lineRule="auto"/>
+              <w:jc w:val="left"/>
+            </w:pPr>
+            <w:r>
+              <w:rPr>
+                <w:rFonts w:ascii="Times New Roman" w:hAnsi="Times New Roman"/>
+                <w:b w:val="0"/>
+                <w:i w:val="0"/>
+                <w:smallCaps w:val="0"/>
+                <w:sz w:val="15"/>
+              </w:rPr>
+              <w:t>Chemistry: baseline</w:t>
+            </w:r>
+          </w:p>
+        </w:tc>
+        <w:tc>
+          <w:tcPr>
+            <w:tcW w:type="dxa" w:w="720"/>
+          </w:tcPr>
+          <w:p>
+            <w:pPr>
+              <w:keepNext/>
+              <w:widowControl/>
+              <w:spacing w:before="0" w:after="0" w:line="240" w:lineRule="auto"/>
+              <w:jc w:val="center"/>
+            </w:pPr>
+            <w:r>
+              <w:rPr>
+                <w:rFonts w:ascii="Times New Roman" w:hAnsi="Times New Roman"/>
+                <w:b w:val="0"/>
+                <w:i w:val="0"/>
+                <w:smallCaps w:val="0"/>
+                <w:sz w:val="15"/>
+              </w:rPr>
+              <w:t>15</w:t>
+            </w:r>
+          </w:p>
+        </w:tc>
+        <w:tc>
+          <w:tcPr>
+            <w:tcW w:type="dxa" w:w="1368"/>
+          </w:tcPr>
+          <w:p>
+            <w:pPr>
+              <w:keepNext/>
+              <w:widowControl/>
+              <w:spacing w:before="0" w:after="0" w:line="240" w:lineRule="auto"/>
+              <w:jc w:val="center"/>
+            </w:pPr>
+            <w:r>
+              <w:rPr>
+                <w:rFonts w:ascii="Times New Roman" w:hAnsi="Times New Roman"/>
+                <w:b w:val="0"/>
+                <w:i w:val="0"/>
+                <w:smallCaps w:val="0"/>
+                <w:sz w:val="15"/>
+              </w:rPr>
+              <w:t>226 / 405 (56 %)</w:t>
+            </w:r>
+          </w:p>
+        </w:tc>
+        <w:tc>
+          <w:tcPr>
+            <w:tcW w:type="dxa" w:w="1368"/>
+          </w:tcPr>
+          <w:p>
+            <w:pPr>
+              <w:keepNext/>
+              <w:widowControl/>
+              <w:spacing w:before="0" w:after="0" w:line="240" w:lineRule="auto"/>
+              <w:jc w:val="center"/>
+            </w:pPr>
+            <w:r>
+              <w:rPr>
+                <w:rFonts w:ascii="Times New Roman" w:hAnsi="Times New Roman"/>
+                <w:b w:val="0"/>
+                <w:i w:val="0"/>
+                <w:smallCaps w:val="0"/>
+                <w:sz w:val="15"/>
+              </w:rPr>
+              <w:t>220 / 293 (75 %)</w:t>
+            </w:r>
+          </w:p>
+        </w:tc>
+      </w:tr>
+      <w:tr>
+        <w:trPr>
+          <w:cantSplit/>
+        </w:trPr>
+        <w:tc>
+          <w:tcPr>
+            <w:tcW w:type="dxa" w:w="1584"/>
+          </w:tcPr>
+          <w:p>
+            <w:pPr>
+              <w:keepNext/>
+              <w:widowControl/>
+              <w:spacing w:before="0" w:after="0" w:line="240" w:lineRule="auto"/>
+              <w:jc w:val="left"/>
+            </w:pPr>
+            <w:r>
+              <w:rPr>
+                <w:rFonts w:ascii="Times New Roman" w:hAnsi="Times New Roman"/>
+                <w:b w:val="0"/>
+                <w:i w:val="0"/>
+                <w:smallCaps w:val="0"/>
+                <w:sz w:val="15"/>
+              </w:rPr>
+              <w:t>Biology: proposed</w:t>
+            </w:r>
+          </w:p>
+        </w:tc>
+        <w:tc>
+          <w:tcPr>
+            <w:tcW w:type="dxa" w:w="720"/>
+          </w:tcPr>
+          <w:p>
+            <w:pPr>
+              <w:keepNext/>
+              <w:widowControl/>
+              <w:spacing w:before="0" w:after="0" w:line="240" w:lineRule="auto"/>
+              <w:jc w:val="center"/>
+            </w:pPr>
+            <w:r>
+              <w:rPr>
+                <w:rFonts w:ascii="Times New Roman" w:hAnsi="Times New Roman"/>
+                <w:b w:val="0"/>
+                <w:i w:val="0"/>
+                <w:smallCaps w:val="0"/>
+                <w:sz w:val="15"/>
+              </w:rPr>
+              <w:t>11</w:t>
+            </w:r>
+          </w:p>
+        </w:tc>
+        <w:tc>
+          <w:tcPr>
+            <w:tcW w:type="dxa" w:w="1368"/>
+          </w:tcPr>
+          <w:p>
+            <w:pPr>
+              <w:keepNext/>
+              <w:widowControl/>
+              <w:spacing w:before="0" w:after="0" w:line="240" w:lineRule="auto"/>
+              <w:jc w:val="center"/>
+            </w:pPr>
+            <w:r>
+              <w:rPr>
+                <w:rFonts w:ascii="Times New Roman" w:hAnsi="Times New Roman"/>
+                <w:b w:val="0"/>
+                <w:i w:val="0"/>
+                <w:smallCaps w:val="0"/>
+                <w:sz w:val="15"/>
+              </w:rPr>
+              <w:t>0 / 74 (0 %)</w:t>
+            </w:r>
+          </w:p>
+        </w:tc>
+        <w:tc>
+          <w:tcPr>
+            <w:tcW w:type="dxa" w:w="1368"/>
+          </w:tcPr>
+          <w:p>
+            <w:pPr>
+              <w:keepNext/>
+              <w:widowControl/>
+              <w:spacing w:before="0" w:after="0" w:line="240" w:lineRule="auto"/>
+              <w:jc w:val="center"/>
+            </w:pPr>
+            <w:r>
+              <w:rPr>
+                <w:rFonts w:ascii="Times New Roman" w:hAnsi="Times New Roman"/>
+                <w:b w:val="0"/>
+                <w:i w:val="0"/>
+                <w:smallCaps w:val="0"/>
+                <w:sz w:val="15"/>
+              </w:rPr>
+              <w:t>0 / 39 (0 %)</w:t>
+            </w:r>
+          </w:p>
+        </w:tc>
+      </w:tr>
+      <w:tr>
+        <w:trPr>
+          <w:cantSplit/>
+        </w:trPr>
+        <w:tc>
+          <w:tcPr>
+            <w:tcW w:type="dxa" w:w="1584"/>
+            <w:tcBorders>
+              <w:bottom w:val="single" w:sz="8" w:color="000000"/>
+            </w:tcBorders>
+          </w:tcPr>
+          <w:p>
+            <w:pPr>
+              <w:widowControl/>
+              <w:spacing w:before="0" w:after="0" w:line="240" w:lineRule="auto"/>
+              <w:jc w:val="left"/>
+            </w:pPr>
+            <w:r>
+              <w:rPr>
+                <w:rFonts w:ascii="Times New Roman" w:hAnsi="Times New Roman"/>
+                <w:b w:val="0"/>
+                <w:i w:val="0"/>
+                <w:smallCaps w:val="0"/>
+                <w:sz w:val="15"/>
+              </w:rPr>
+              <w:t>Biology: baseline</w:t>
+            </w:r>
+          </w:p>
+        </w:tc>
+        <w:tc>
+          <w:tcPr>
+            <w:tcW w:type="dxa" w:w="720"/>
+            <w:tcBorders>
+              <w:bottom w:val="single" w:sz="8" w:color="000000"/>
+            </w:tcBorders>
+          </w:tcPr>
+          <w:p>
+            <w:pPr>
+              <w:widowControl/>
+              <w:spacing w:before="0" w:after="0" w:line="240" w:lineRule="auto"/>
+              <w:jc w:val="center"/>
+            </w:pPr>
+            <w:r>
+              <w:rPr>
+                <w:rFonts w:ascii="Times New Roman" w:hAnsi="Times New Roman"/>
+                <w:b w:val="0"/>
+                <w:i w:val="0"/>
+                <w:smallCaps w:val="0"/>
+                <w:sz w:val="15"/>
+              </w:rPr>
+              <w:t>13</w:t>
+            </w:r>
+          </w:p>
+        </w:tc>
+        <w:tc>
+          <w:tcPr>
+            <w:tcW w:type="dxa" w:w="1368"/>
+            <w:tcBorders>
+              <w:bottom w:val="single" w:sz="8" w:color="000000"/>
+            </w:tcBorders>
+          </w:tcPr>
+          <w:p>
+            <w:pPr>
+              <w:widowControl/>
+              <w:spacing w:before="0" w:after="0" w:line="240" w:lineRule="auto"/>
+              <w:jc w:val="center"/>
+            </w:pPr>
+            <w:r>
+              <w:rPr>
+                <w:rFonts w:ascii="Times New Roman" w:hAnsi="Times New Roman"/>
+                <w:b w:val="0"/>
+                <w:i w:val="0"/>
+                <w:smallCaps w:val="0"/>
+                <w:sz w:val="15"/>
+              </w:rPr>
+              <w:t>48 / 160 (30 %)</w:t>
+            </w:r>
+          </w:p>
+        </w:tc>
+        <w:tc>
+          <w:tcPr>
+            <w:tcW w:type="dxa" w:w="1368"/>
+            <w:tcBorders>
+              <w:bottom w:val="single" w:sz="8" w:color="000000"/>
+            </w:tcBorders>
+          </w:tcPr>
+          <w:p>
+            <w:pPr>
+              <w:widowControl/>
+              <w:spacing w:before="0" w:after="0" w:line="240" w:lineRule="auto"/>
+              <w:jc w:val="center"/>
+            </w:pPr>
+            <w:r>
+              <w:rPr>
+                <w:rFonts w:ascii="Times New Roman" w:hAnsi="Times New Roman"/>
+                <w:b w:val="0"/>
+                <w:i w:val="0"/>
+                <w:smallCaps w:val="0"/>
+                <w:sz w:val="15"/>
+              </w:rPr>
+              <w:t>44 / 90 (49 %)</w:t>
+            </w:r>
+          </w:p>
+        </w:tc>
+      </w:tr>
+    </w:tbl>
+    <w:p>
+      <w:pPr>
+        <w:widowControl/>
+        <w:spacing w:before="40" w:after="120" w:line="240" w:lineRule="auto"/>
+        <w:jc w:val="both"/>
+      </w:pPr>
+      <w:r>
+        <w:rPr>
+          <w:rFonts w:ascii="Times New Roman" w:hAnsi="Times New Roman"/>
+          <w:b w:val="0"/>
+          <w:i w:val="0"/>
+          <w:smallCaps w:val="0"/>
+          <w:sz w:val="14"/>
+        </w:rPr>
+        <w:t>Rewritten: statements of a shown slide that its next version rewrote or removed; missing: distinct statements shown but absent from the final deck.</w:t>
       </w:r>
     </w:p>
     <w:p>
@@ -5696,94 +6738,25 @@
           <w:smallCaps w:val="0"/>
           <w:sz w:val="20"/>
         </w:rPr>
-        <w:t>The chemistry lecture (last row of Table II) moved from chemical bonding to the gas laws and the kinetic theory of gases. The planner made 55 in-place updates, 12 continuations and 7 new-topic decisions, and 14 units changed nothing (digressions, announcements, content already shown). Three topic proposals were held as tentative until confirmed by (7), and the final deck had 35 slides (Fig. 3, Fig. 7). Twenty-three mis-hearings were corrected silently, e.g. "collide with the world of container" shown as "walls of container". A line waited a median of 11 s before being sent, because every concept boundary produced a short unit that queued behind the 8 s floor; with units that end only after finished sentences, a replay of this lecture reduced the median wait from 9.5 s to 5.3 s and requests from 107 to 83 (verified in simulation, not yet live). Most failed image searches were queries with no matching Commons file name ("pi bond orbital overlap"); a core-phrase search added later found images for 9 of the 16 failed queries.</w:t>
+        <w:t>On the same units, the baseline kept one slide for long stretches and rewrote it (Table IV): in chemistry it rewrote or removed 56 % of the statements students had already seen and lost 75 % from its final deck. The proposed system appends to the live slide and moves on, rewriting 3 % (mostly mis-hearing fixes) and losing 4 %; in biology the baseline rewrote 30 % and lost 49 %, the proposed system none. In D1, 33 of 63 image searches found an accepted image; on a 30-concept labelled set the first image was relevant for all 28 that received one.</w:t>
       </w:r>
     </w:p>
     <w:p>
       <w:pPr>
         <w:keepNext/>
         <w:widowControl/>
-        <w:spacing w:before="80" w:after="0" w:line="240" w:lineRule="auto"/>
+        <w:spacing w:before="160" w:after="80" w:line="240" w:lineRule="auto"/>
         <w:jc w:val="center"/>
-      </w:pPr>
-      <w:r>
-        <w:drawing>
-          <wp:inline xmlns:a="http://schemas.openxmlformats.org/drawingml/2006/main" xmlns:pic="http://schemas.openxmlformats.org/drawingml/2006/picture">
-            <wp:extent cx="2834640" cy="1834179"/>
-            <wp:docPr id="7" name="Picture 7"/>
-            <wp:cNvGraphicFramePr>
-              <a:graphicFrameLocks noChangeAspect="1"/>
-            </wp:cNvGraphicFramePr>
-            <a:graphic>
-              <a:graphicData uri="http://schemas.openxmlformats.org/drawingml/2006/picture">
-                <pic:pic>
-                  <pic:nvPicPr>
-                    <pic:cNvPr id="0" name="fig_timeline.png"/>
-                    <pic:cNvPicPr/>
-                  </pic:nvPicPr>
-                  <pic:blipFill>
-                    <a:blip r:embed="rId15"/>
-                    <a:stretch>
-                      <a:fillRect/>
-                    </a:stretch>
-                  </pic:blipFill>
-                  <pic:spPr>
-                    <a:xfrm>
-                      <a:off x="0" y="0"/>
-                      <a:ext cx="2834640" cy="1834179"/>
-                    </a:xfrm>
-                    <a:prstGeom prst="rect"/>
-                  </pic:spPr>
-                </pic:pic>
-              </a:graphicData>
-            </a:graphic>
-          </wp:inline>
-        </w:drawing>
-      </w:r>
-    </w:p>
-    <w:p>
-      <w:pPr>
-        <w:widowControl/>
-        <w:spacing w:before="60" w:after="160" w:line="240" w:lineRule="auto"/>
-        <w:jc w:val="both"/>
       </w:pPr>
       <w:r>
         <w:rPr>
           <w:rFonts w:ascii="Times New Roman" w:hAnsi="Times New Roman"/>
           <w:b w:val="0"/>
           <w:i w:val="0"/>
-          <w:smallCaps w:val="0"/>
-          <w:sz w:val="16"/>
-        </w:rPr>
-        <w:t xml:space="preserve">Fig. 7. </w:t>
-      </w:r>
-      <w:r>
-        <w:rPr>
-          <w:rFonts w:ascii="Times New Roman" w:hAnsi="Times New Roman"/>
-          <w:b w:val="0"/>
-          <w:i w:val="0"/>
-          <w:smallCaps w:val="0"/>
-          <w:sz w:val="16"/>
-        </w:rPr>
-        <w:t>Topics detected over the chemistry lecture: LLM units (ticks), fallback units (crosses) and new slides or parts (triangles).</w:t>
-      </w:r>
-    </w:p>
-    <w:p>
-      <w:pPr>
-        <w:keepNext/>
-        <w:widowControl/>
-        <w:spacing w:before="80" w:after="40" w:line="240" w:lineRule="auto"/>
-        <w:jc w:val="left"/>
-      </w:pPr>
-      <w:r>
-        <w:rPr>
-          <w:rFonts w:ascii="Times New Roman" w:hAnsi="Times New Roman"/>
-          <w:b w:val="0"/>
-          <w:i/>
-          <w:smallCaps w:val="0"/>
+          <w:smallCaps/>
           <w:sz w:val="20"/>
         </w:rPr>
-        <w:t>D. Component Measurements</w:t>
+        <w:t>V. Discussion</w:t>
       </w:r>
     </w:p>
     <w:p>
@@ -5801,7 +6774,7 @@
           <w:smallCaps w:val="0"/>
           <w:sz w:val="20"/>
         </w:rPr>
-        <w:t>Whisper medium.en transcribes a 14 s clip in 0.75 s using about 1.1 GB of GPU memory; CLIP scores eight images in about 0.69 s on the CPU. On a 30-concept labelled set, the first returned image was relevant for all 28 concepts that returned one. For lecture materials, a run on a recorded lecture (topic and lecture summary, key concepts, notes and ten questions) used 7,021 LLM tokens, and a PPTX export took 2.9 s. All 513 unit and integration, 28 browser and 8 GPU tests pass.</w:t>
+        <w:t>When the planner, not the LLM, owns the slide sequence, a stable deck is built from live speech on modest hardware: the baseline lost most of what it had shown, whereas the proposed system changed slides mainly at topic changes and added almost nothing unsaid. The cost is a delay of about 11 s, set by the wait for a complete idea rather than by the models. All 553 unit and integration, 39 browser and 25 GPU tests of the implementation pass. Limitations: the free-tier provider caused outages, boundary recall is moderate, and without a classroom study, the next step, no claim is made about learning outcomes.</w:t>
       </w:r>
     </w:p>
     <w:p>
@@ -5819,7 +6792,7 @@
           <w:smallCaps/>
           <w:sz w:val="20"/>
         </w:rPr>
-        <w:t>VI. Discussion</w:t>
+        <w:t>VI. Conclusion</w:t>
       </w:r>
     </w:p>
     <w:p>
@@ -5837,155 +6810,7 @@
           <w:smallCaps w:val="0"/>
           <w:sz w:val="20"/>
         </w:rPr>
-        <w:t>Unlike the approaches in Table I, the copilot combines live input, a stable deck that follows the teacher's sequence and a human in the loop. Deterministic lifecycle decisions made the behaviour explainable: every slide change in the log carries a reason, and issues found in live tests could be reproduced by replaying the recorded session at zero LLM cost. The bounded prompt and gate make a free-tier LLM usable, but only for limited lecture time per day, and the delay seen in class depends more on unit formation and rate limits than on the models. The lectures were given by the authors in English during development, without a classroom study, so no claim is made about learning outcomes; subtopic naming still varies between runs, image coverage depends on Wikimedia, and crash recovery and a 60-minute soak test are designed but not implemented.</w:t>
-      </w:r>
-    </w:p>
-    <w:p>
-      <w:pPr>
-        <w:keepNext/>
-        <w:widowControl/>
-        <w:spacing w:before="160" w:after="80" w:line="240" w:lineRule="auto"/>
-        <w:jc w:val="center"/>
-      </w:pPr>
-      <w:r>
-        <w:rPr>
-          <w:rFonts w:ascii="Times New Roman" w:hAnsi="Times New Roman"/>
-          <w:b w:val="0"/>
-          <w:i w:val="0"/>
-          <w:smallCaps/>
-          <w:sz w:val="20"/>
-        </w:rPr>
-        <w:t>VII. Planned Extensions</w:t>
-      </w:r>
-    </w:p>
-    <w:p>
-      <w:pPr>
-        <w:widowControl/>
-        <w:spacing w:before="0" w:after="0" w:line="240" w:lineRule="auto"/>
-        <w:ind w:firstLine="202"/>
-        <w:jc w:val="both"/>
-      </w:pPr>
-      <w:r>
-        <w:rPr>
-          <w:rFonts w:ascii="Times New Roman" w:hAnsi="Times New Roman"/>
-          <w:b w:val="0"/>
-          <w:i w:val="0"/>
-          <w:smallCaps w:val="0"/>
-          <w:sz w:val="20"/>
-        </w:rPr>
-        <w:t xml:space="preserve">Because understanding is separate from rendering, further modes reuse the lecture state and add only their own planner, composer and display components. They are planned and not yet implemented. </w:t>
-      </w:r>
-      <w:r>
-        <w:rPr>
-          <w:rFonts w:ascii="Times New Roman" w:hAnsi="Times New Roman"/>
-          <w:b/>
-          <w:i w:val="0"/>
-          <w:smallCaps w:val="0"/>
-          <w:sz w:val="20"/>
-        </w:rPr>
-        <w:t>Live concept visualization.</w:t>
-      </w:r>
-      <w:r>
-        <w:rPr>
-          <w:rFonts w:ascii="Times New Roman" w:hAnsi="Times New Roman"/>
-          <w:b w:val="0"/>
-          <w:i w:val="0"/>
-          <w:smallCaps w:val="0"/>
-          <w:sz w:val="20"/>
-        </w:rPr>
-        <w:t xml:space="preserve"> For mechanisms with motion or forces, a slide block will host an interactive simulation in the spirit of PhET [24]; developers write parametric templates (incline, pulley, circuit, wave, orbit, cell cycle), and the LLM only selects a template and fills validated parameters, so no unimplemented physics can appear. </w:t>
-      </w:r>
-      <w:r>
-        <w:rPr>
-          <w:rFonts w:ascii="Times New Roman" w:hAnsi="Times New Roman"/>
-          <w:b/>
-          <w:i w:val="0"/>
-          <w:smallCaps w:val="0"/>
-          <w:sz w:val="20"/>
-        </w:rPr>
-        <w:t>Narrative visualization.</w:t>
-      </w:r>
-      <w:r>
-        <w:rPr>
-          <w:rFonts w:ascii="Times New Roman" w:hAnsi="Times New Roman"/>
-          <w:b w:val="0"/>
-          <w:i w:val="0"/>
-          <w:smallCaps w:val="0"/>
-          <w:sz w:val="20"/>
-        </w:rPr>
-        <w:t xml:space="preserve"> For historical or story-like content, the copilot will show a short visual narrative synchronized with the narration. Open text-to-video models [25], [26] need 8–24 GB of GPU memory and minutes per clip, so the first version is a storyboard of three to six scenes from retrieved or teacher images with camera motion and captions; generated video is a later upgrade behind the same scene specification. Quizzes and tests through the shared link, Hindi and Marathi input, and a classroom study are also planned.</w:t>
-      </w:r>
-    </w:p>
-    <w:p>
-      <w:pPr>
-        <w:keepNext/>
-        <w:widowControl/>
-        <w:spacing w:before="160" w:after="80" w:line="240" w:lineRule="auto"/>
-        <w:jc w:val="center"/>
-      </w:pPr>
-      <w:r>
-        <w:rPr>
-          <w:rFonts w:ascii="Times New Roman" w:hAnsi="Times New Roman"/>
-          <w:b w:val="0"/>
-          <w:i w:val="0"/>
-          <w:smallCaps/>
-          <w:sz w:val="20"/>
-        </w:rPr>
-        <w:t>VIII. Conclusion</w:t>
-      </w:r>
-    </w:p>
-    <w:p>
-      <w:pPr>
-        <w:widowControl/>
-        <w:spacing w:before="0" w:after="0" w:line="240" w:lineRule="auto"/>
-        <w:ind w:firstLine="202"/>
-        <w:jc w:val="both"/>
-      </w:pPr>
-      <w:r>
-        <w:rPr>
-          <w:rFonts w:ascii="Times New Roman" w:hAnsi="Times New Roman"/>
-          <w:b w:val="0"/>
-          <w:i w:val="0"/>
-          <w:smallCaps w:val="0"/>
-          <w:sz w:val="20"/>
-        </w:rPr>
-        <w:t>This paper presented an implemented teaching copilot that generates a structured, continuity-aware slide deck on the projector while the teacher speaks, treating the LLM as a bounded, validated interpreter inside a deterministic, event-driven core, and that turns the lecture into summaries, notes, assignments and slides on request. On a laptop with a 4 GB GPU and free services, it followed six live lectures across five subject areas, built 163 slides with median speech-to-text and LLM latencies of 0.66 s and 1.35 s, and kept the teacher in control. Future work will measure its effect in real classes and add concept simulation and narrative visualization on the same core.</w:t>
-      </w:r>
-    </w:p>
-    <w:p>
-      <w:pPr>
-        <w:keepNext/>
-        <w:widowControl/>
-        <w:spacing w:before="160" w:after="80" w:line="240" w:lineRule="auto"/>
-        <w:jc w:val="center"/>
-      </w:pPr>
-      <w:r>
-        <w:rPr>
-          <w:rFonts w:ascii="Times New Roman" w:hAnsi="Times New Roman"/>
-          <w:b w:val="0"/>
-          <w:i w:val="0"/>
-          <w:smallCaps/>
-          <w:sz w:val="20"/>
-        </w:rPr>
-        <w:t>Acknowledgment</w:t>
-      </w:r>
-    </w:p>
-    <w:p>
-      <w:pPr>
-        <w:widowControl/>
-        <w:spacing w:before="0" w:after="0" w:line="240" w:lineRule="auto"/>
-        <w:ind w:firstLine="202"/>
-        <w:jc w:val="both"/>
-      </w:pPr>
-      <w:r>
-        <w:rPr>
-          <w:rFonts w:ascii="Times New Roman" w:hAnsi="Times New Roman"/>
-          <w:b w:val="0"/>
-          <w:i w:val="0"/>
-          <w:smallCaps w:val="0"/>
-          <w:sz w:val="20"/>
-        </w:rPr>
-        <w:t>We are grateful to the Department of Electronics and Telecommunication Engineering, JSPM's Rajarshi Shahu College of Engineering, Pune, for the guidance and facilities provided for this work.</w:t>
+        <w:t>This paper presented the Multimodal AI Teaching Copilot, which generates a continuity-aware slide deck from live lecture speech, with the LLM as a bounded interpreter and a deterministic planner in control of the slides. On 36 held-out lectures (409 min) it built 505 slides that changed at annotated topic boundaries with precision 0.78, covered 86.6 % of key facts with 0.9 % unsupported statements and were rated 3.9–4.2 of 5 by five teachers, and it rewrote 3 % instead of 56 % of the statements already shown, compared with an LLM that controls the slides.</w:t>
       </w:r>
     </w:p>
     <w:p>
@@ -6069,49 +6894,6 @@
         </w:rPr>
         <w:t>[2]</w:t>
         <w:tab/>
-        <w:t xml:space="preserve">A. Paivio, </w:t>
-      </w:r>
-      <w:r>
-        <w:rPr>
-          <w:rFonts w:ascii="Times New Roman" w:hAnsi="Times New Roman"/>
-          <w:b w:val="0"/>
-          <w:i/>
-          <w:smallCaps w:val="0"/>
-          <w:sz w:val="16"/>
-        </w:rPr>
-        <w:t>Mental Representations: A Dual Coding Approach</w:t>
-      </w:r>
-      <w:r>
-        <w:rPr>
-          <w:rFonts w:ascii="Times New Roman" w:hAnsi="Times New Roman"/>
-          <w:b w:val="0"/>
-          <w:i w:val="0"/>
-          <w:smallCaps w:val="0"/>
-          <w:sz w:val="16"/>
-        </w:rPr>
-        <w:t>. New York, NY, USA: Oxford Univ. Press, 1986.</w:t>
-      </w:r>
-    </w:p>
-    <w:p>
-      <w:pPr>
-        <w:widowControl/>
-        <w:tabs>
-          <w:tab w:pos="432" w:val="left"/>
-        </w:tabs>
-        <w:spacing w:before="0" w:after="0" w:line="240" w:lineRule="auto"/>
-        <w:ind w:left="432" w:hanging="432"/>
-        <w:jc w:val="both"/>
-      </w:pPr>
-      <w:r>
-        <w:rPr>
-          <w:rFonts w:ascii="Times New Roman" w:hAnsi="Times New Roman"/>
-          <w:b w:val="0"/>
-          <w:i w:val="0"/>
-          <w:smallCaps w:val="0"/>
-          <w:sz w:val="16"/>
-        </w:rPr>
-        <w:t>[3]</w:t>
-        <w:tab/>
         <w:t xml:space="preserve">J. Sweller, "Cognitive load during problem solving: Effects on learning," </w:t>
       </w:r>
       <w:r>
@@ -6153,7 +6935,7 @@
           <w:smallCaps w:val="0"/>
           <w:sz w:val="16"/>
         </w:rPr>
-        <w:t>[4]</w:t>
+        <w:t>[3]</w:t>
         <w:tab/>
         <w:t xml:space="preserve">R. E. Mayer and R. Moreno, "Nine ways to reduce cognitive load in multimedia learning," </w:t>
       </w:r>
@@ -6196,9 +6978,9 @@
           <w:smallCaps w:val="0"/>
           <w:sz w:val="16"/>
         </w:rPr>
-        <w:t>[5]</w:t>
+        <w:t>[4]</w:t>
         <w:tab/>
-        <w:t xml:space="preserve">A. Radford, J. W. Kim, T. Xu, G. Brockman, C. McLeavey, and I. Sutskever, "Robust speech recognition via large-scale weak supervision," in </w:t>
+        <w:t xml:space="preserve">R. S. Kushalnagar, W. S. Lasecki, and J. P. Bigham, "Accessibility evaluation of classroom captions," </w:t>
       </w:r>
       <w:r>
         <w:rPr>
@@ -6208,7 +6990,7 @@
           <w:smallCaps w:val="0"/>
           <w:sz w:val="16"/>
         </w:rPr>
-        <w:t>Proc. 40th Int. Conf. Mach. Learn. (ICML)</w:t>
+        <w:t>ACM Trans. Accessible Comput.</w:t>
       </w:r>
       <w:r>
         <w:rPr>
@@ -6218,7 +7000,50 @@
           <w:smallCaps w:val="0"/>
           <w:sz w:val="16"/>
         </w:rPr>
-        <w:t>, 2023, pp. 28492–28518.</w:t>
+        <w:t>, vol. 5, no. 3, Art. no. 7, 2014.</w:t>
+      </w:r>
+    </w:p>
+    <w:p>
+      <w:pPr>
+        <w:widowControl/>
+        <w:tabs>
+          <w:tab w:pos="432" w:val="left"/>
+        </w:tabs>
+        <w:spacing w:before="0" w:after="0" w:line="240" w:lineRule="auto"/>
+        <w:ind w:left="432" w:hanging="432"/>
+        <w:jc w:val="both"/>
+      </w:pPr>
+      <w:r>
+        <w:rPr>
+          <w:rFonts w:ascii="Times New Roman" w:hAnsi="Times New Roman"/>
+          <w:b w:val="0"/>
+          <w:i w:val="0"/>
+          <w:smallCaps w:val="0"/>
+          <w:sz w:val="16"/>
+        </w:rPr>
+        <w:t>[5]</w:t>
+        <w:tab/>
+        <w:t xml:space="preserve">T.-J. Fu, W. Y. Wang, D. McDuff, and Y. Song, "DOC2PPT: Automatic presentation slides generation from scientific documents," in </w:t>
+      </w:r>
+      <w:r>
+        <w:rPr>
+          <w:rFonts w:ascii="Times New Roman" w:hAnsi="Times New Roman"/>
+          <w:b w:val="0"/>
+          <w:i/>
+          <w:smallCaps w:val="0"/>
+          <w:sz w:val="16"/>
+        </w:rPr>
+        <w:t>Proc. AAAI Conf. Artif. Intell.</w:t>
+      </w:r>
+      <w:r>
+        <w:rPr>
+          <w:rFonts w:ascii="Times New Roman" w:hAnsi="Times New Roman"/>
+          <w:b w:val="0"/>
+          <w:i w:val="0"/>
+          <w:smallCaps w:val="0"/>
+          <w:sz w:val="16"/>
+        </w:rPr>
+        <w:t>, vol. 36, no. 1, 2022, pp. 634–642.</w:t>
       </w:r>
     </w:p>
     <w:p>
@@ -6240,6 +7065,304 @@
           <w:sz w:val="16"/>
         </w:rPr>
         <w:t>[6]</w:t>
+        <w:tab/>
+        <w:t xml:space="preserve">E. Sun, Y. Hou, D. Wang, Y. Zhang, and N. X. R. Wang, "D2S: Document-to-slide generation via query-based text summarization," in </w:t>
+      </w:r>
+      <w:r>
+        <w:rPr>
+          <w:rFonts w:ascii="Times New Roman" w:hAnsi="Times New Roman"/>
+          <w:b w:val="0"/>
+          <w:i/>
+          <w:smallCaps w:val="0"/>
+          <w:sz w:val="16"/>
+        </w:rPr>
+        <w:t>Proc. NAACL-HLT</w:t>
+      </w:r>
+      <w:r>
+        <w:rPr>
+          <w:rFonts w:ascii="Times New Roman" w:hAnsi="Times New Roman"/>
+          <w:b w:val="0"/>
+          <w:i w:val="0"/>
+          <w:smallCaps w:val="0"/>
+          <w:sz w:val="16"/>
+        </w:rPr>
+        <w:t>, 2021, pp. 1405–1418.</w:t>
+      </w:r>
+    </w:p>
+    <w:p>
+      <w:pPr>
+        <w:widowControl/>
+        <w:tabs>
+          <w:tab w:pos="432" w:val="left"/>
+        </w:tabs>
+        <w:spacing w:before="0" w:after="0" w:line="240" w:lineRule="auto"/>
+        <w:ind w:left="432" w:hanging="432"/>
+        <w:jc w:val="both"/>
+      </w:pPr>
+      <w:r>
+        <w:rPr>
+          <w:rFonts w:ascii="Times New Roman" w:hAnsi="Times New Roman"/>
+          <w:b w:val="0"/>
+          <w:i w:val="0"/>
+          <w:smallCaps w:val="0"/>
+          <w:sz w:val="16"/>
+        </w:rPr>
+        <w:t>[7]</w:t>
+        <w:tab/>
+        <w:t xml:space="preserve">Y. Hu and X. Wan, "PPSGen: Learning-based presentation slides generation for academic papers," </w:t>
+      </w:r>
+      <w:r>
+        <w:rPr>
+          <w:rFonts w:ascii="Times New Roman" w:hAnsi="Times New Roman"/>
+          <w:b w:val="0"/>
+          <w:i/>
+          <w:smallCaps w:val="0"/>
+          <w:sz w:val="16"/>
+        </w:rPr>
+        <w:t>IEEE Trans. Knowl. Data Eng.</w:t>
+      </w:r>
+      <w:r>
+        <w:rPr>
+          <w:rFonts w:ascii="Times New Roman" w:hAnsi="Times New Roman"/>
+          <w:b w:val="0"/>
+          <w:i w:val="0"/>
+          <w:smallCaps w:val="0"/>
+          <w:sz w:val="16"/>
+        </w:rPr>
+        <w:t>, vol. 27, no. 4, pp. 1085–1097, Apr. 2015.</w:t>
+      </w:r>
+    </w:p>
+    <w:p>
+      <w:pPr>
+        <w:widowControl/>
+        <w:tabs>
+          <w:tab w:pos="432" w:val="left"/>
+        </w:tabs>
+        <w:spacing w:before="0" w:after="0" w:line="240" w:lineRule="auto"/>
+        <w:ind w:left="432" w:hanging="432"/>
+        <w:jc w:val="both"/>
+      </w:pPr>
+      <w:r>
+        <w:rPr>
+          <w:rFonts w:ascii="Times New Roman" w:hAnsi="Times New Roman"/>
+          <w:b w:val="0"/>
+          <w:i w:val="0"/>
+          <w:smallCaps w:val="0"/>
+          <w:sz w:val="16"/>
+        </w:rPr>
+        <w:t>[8]</w:t>
+        <w:tab/>
+        <w:t xml:space="preserve">E. Xie, G. Xiong, H. Yang, O. Coleman, M. Kennedy, and A. Zhang, "Leveraging grounded large language models to automate educational presentation generation," in </w:t>
+      </w:r>
+      <w:r>
+        <w:rPr>
+          <w:rFonts w:ascii="Times New Roman" w:hAnsi="Times New Roman"/>
+          <w:b w:val="0"/>
+          <w:i/>
+          <w:smallCaps w:val="0"/>
+          <w:sz w:val="16"/>
+        </w:rPr>
+        <w:t>Proc. Large Found. Models Educ. Assessment</w:t>
+      </w:r>
+      <w:r>
+        <w:rPr>
+          <w:rFonts w:ascii="Times New Roman" w:hAnsi="Times New Roman"/>
+          <w:b w:val="0"/>
+          <w:i w:val="0"/>
+          <w:smallCaps w:val="0"/>
+          <w:sz w:val="16"/>
+        </w:rPr>
+        <w:t>, PMLR, vol. 264, 2025, pp. 207–220.</w:t>
+      </w:r>
+    </w:p>
+    <w:p>
+      <w:pPr>
+        <w:widowControl/>
+        <w:tabs>
+          <w:tab w:pos="432" w:val="left"/>
+        </w:tabs>
+        <w:spacing w:before="0" w:after="0" w:line="240" w:lineRule="auto"/>
+        <w:ind w:left="432" w:hanging="432"/>
+        <w:jc w:val="both"/>
+      </w:pPr>
+      <w:r>
+        <w:rPr>
+          <w:rFonts w:ascii="Times New Roman" w:hAnsi="Times New Roman"/>
+          <w:b w:val="0"/>
+          <w:i w:val="0"/>
+          <w:smallCaps w:val="0"/>
+          <w:sz w:val="16"/>
+        </w:rPr>
+        <w:t>[9]</w:t>
+        <w:tab/>
+        <w:t xml:space="preserve">E. Xie, D. Waterfield, M. Kennedy, and A. Zhang, "SlideBot: A multi-agent framework for generating informative, reliable, multi-modal presentations," in </w:t>
+      </w:r>
+      <w:r>
+        <w:rPr>
+          <w:rFonts w:ascii="Times New Roman" w:hAnsi="Times New Roman"/>
+          <w:b w:val="0"/>
+          <w:i/>
+          <w:smallCaps w:val="0"/>
+          <w:sz w:val="16"/>
+        </w:rPr>
+        <w:t>Proc. AAAI Conf. Artif. Intell.</w:t>
+      </w:r>
+      <w:r>
+        <w:rPr>
+          <w:rFonts w:ascii="Times New Roman" w:hAnsi="Times New Roman"/>
+          <w:b w:val="0"/>
+          <w:i w:val="0"/>
+          <w:smallCaps w:val="0"/>
+          <w:sz w:val="16"/>
+        </w:rPr>
+        <w:t>, vol. 40, no. 48, 2026, pp. 40907–40915.</w:t>
+      </w:r>
+    </w:p>
+    <w:p>
+      <w:pPr>
+        <w:widowControl/>
+        <w:tabs>
+          <w:tab w:pos="432" w:val="left"/>
+        </w:tabs>
+        <w:spacing w:before="0" w:after="0" w:line="240" w:lineRule="auto"/>
+        <w:ind w:left="432" w:hanging="432"/>
+        <w:jc w:val="both"/>
+      </w:pPr>
+      <w:r>
+        <w:rPr>
+          <w:rFonts w:ascii="Times New Roman" w:hAnsi="Times New Roman"/>
+          <w:b w:val="0"/>
+          <w:i w:val="0"/>
+          <w:smallCaps w:val="0"/>
+          <w:sz w:val="16"/>
+        </w:rPr>
+        <w:t>[10]</w:t>
+        <w:tab/>
+        <w:t xml:space="preserve">H. Zheng </w:t>
+      </w:r>
+      <w:r>
+        <w:rPr>
+          <w:rFonts w:ascii="Times New Roman" w:hAnsi="Times New Roman"/>
+          <w:b w:val="0"/>
+          <w:i/>
+          <w:smallCaps w:val="0"/>
+          <w:sz w:val="16"/>
+        </w:rPr>
+        <w:t>et al.</w:t>
+      </w:r>
+      <w:r>
+        <w:rPr>
+          <w:rFonts w:ascii="Times New Roman" w:hAnsi="Times New Roman"/>
+          <w:b w:val="0"/>
+          <w:i w:val="0"/>
+          <w:smallCaps w:val="0"/>
+          <w:sz w:val="16"/>
+        </w:rPr>
+        <w:t xml:space="preserve">, "PPTAgent: Generating and evaluating presentations beyond text-to-slides," in </w:t>
+      </w:r>
+      <w:r>
+        <w:rPr>
+          <w:rFonts w:ascii="Times New Roman" w:hAnsi="Times New Roman"/>
+          <w:b w:val="0"/>
+          <w:i/>
+          <w:smallCaps w:val="0"/>
+          <w:sz w:val="16"/>
+        </w:rPr>
+        <w:t>Proc. EMNLP</w:t>
+      </w:r>
+      <w:r>
+        <w:rPr>
+          <w:rFonts w:ascii="Times New Roman" w:hAnsi="Times New Roman"/>
+          <w:b w:val="0"/>
+          <w:i w:val="0"/>
+          <w:smallCaps w:val="0"/>
+          <w:sz w:val="16"/>
+        </w:rPr>
+        <w:t>, 2025, pp. 14402–14418.</w:t>
+      </w:r>
+    </w:p>
+    <w:p>
+      <w:pPr>
+        <w:widowControl/>
+        <w:tabs>
+          <w:tab w:pos="432" w:val="left"/>
+        </w:tabs>
+        <w:spacing w:before="0" w:after="0" w:line="240" w:lineRule="auto"/>
+        <w:ind w:left="432" w:hanging="432"/>
+        <w:jc w:val="both"/>
+      </w:pPr>
+      <w:r>
+        <w:rPr>
+          <w:rFonts w:ascii="Times New Roman" w:hAnsi="Times New Roman"/>
+          <w:b w:val="0"/>
+          <w:i w:val="0"/>
+          <w:smallCaps w:val="0"/>
+          <w:sz w:val="16"/>
+        </w:rPr>
+        <w:t>[11]</w:t>
+        <w:tab/>
+        <w:t xml:space="preserve">J. Ge </w:t>
+      </w:r>
+      <w:r>
+        <w:rPr>
+          <w:rFonts w:ascii="Times New Roman" w:hAnsi="Times New Roman"/>
+          <w:b w:val="0"/>
+          <w:i/>
+          <w:smallCaps w:val="0"/>
+          <w:sz w:val="16"/>
+        </w:rPr>
+        <w:t>et al.</w:t>
+      </w:r>
+      <w:r>
+        <w:rPr>
+          <w:rFonts w:ascii="Times New Roman" w:hAnsi="Times New Roman"/>
+          <w:b w:val="0"/>
+          <w:i w:val="0"/>
+          <w:smallCaps w:val="0"/>
+          <w:sz w:val="16"/>
+        </w:rPr>
+        <w:t xml:space="preserve">, "AutoPresent: Designing structured visuals from scratch," in </w:t>
+      </w:r>
+      <w:r>
+        <w:rPr>
+          <w:rFonts w:ascii="Times New Roman" w:hAnsi="Times New Roman"/>
+          <w:b w:val="0"/>
+          <w:i/>
+          <w:smallCaps w:val="0"/>
+          <w:sz w:val="16"/>
+        </w:rPr>
+        <w:t>Proc. IEEE/CVF CVPR</w:t>
+      </w:r>
+      <w:r>
+        <w:rPr>
+          <w:rFonts w:ascii="Times New Roman" w:hAnsi="Times New Roman"/>
+          <w:b w:val="0"/>
+          <w:i w:val="0"/>
+          <w:smallCaps w:val="0"/>
+          <w:sz w:val="16"/>
+        </w:rPr>
+        <w:t>, 2025, pp. 2902–2911.</w:t>
+      </w:r>
+    </w:p>
+    <w:p>
+      <w:pPr>
+        <w:widowControl/>
+        <w:tabs>
+          <w:tab w:pos="432" w:val="left"/>
+        </w:tabs>
+        <w:spacing w:before="0" w:after="0" w:line="240" w:lineRule="auto"/>
+        <w:ind w:left="432" w:hanging="432"/>
+        <w:jc w:val="both"/>
+      </w:pPr>
+      <w:r>
+        <w:rPr>
+          <w:rFonts w:ascii="Times New Roman" w:hAnsi="Times New Roman"/>
+          <w:b w:val="0"/>
+          <w:i w:val="0"/>
+          <w:smallCaps w:val="0"/>
+          <w:sz w:val="16"/>
+        </w:rPr>
+        <w:t>[12]</w:t>
         <w:tab/>
         <w:t xml:space="preserve">E. Kasneci </w:t>
       </w:r>
@@ -6302,7 +7425,7 @@
           <w:smallCaps w:val="0"/>
           <w:sz w:val="16"/>
         </w:rPr>
-        <w:t>[7]</w:t>
+        <w:t>[13]</w:t>
         <w:tab/>
         <w:t>OpenAI, "gpt-oss-120b &amp; gpt-oss-20b model card," arXiv:2508.10925, 2025.</w:t>
       </w:r>
@@ -6325,7 +7448,7 @@
           <w:smallCaps w:val="0"/>
           <w:sz w:val="16"/>
         </w:rPr>
-        <w:t>[8]</w:t>
+        <w:t>[14]</w:t>
         <w:tab/>
         <w:t xml:space="preserve">Z. Ji </w:t>
       </w:r>
@@ -6388,50 +7511,7 @@
           <w:smallCaps w:val="0"/>
           <w:sz w:val="16"/>
         </w:rPr>
-        <w:t>[9]</w:t>
-        <w:tab/>
-        <w:t xml:space="preserve">R. S. Kushalnagar, W. S. Lasecki, and J. P. Bigham, "Accessibility evaluation of classroom captions," </w:t>
-      </w:r>
-      <w:r>
-        <w:rPr>
-          <w:rFonts w:ascii="Times New Roman" w:hAnsi="Times New Roman"/>
-          <w:b w:val="0"/>
-          <w:i/>
-          <w:smallCaps w:val="0"/>
-          <w:sz w:val="16"/>
-        </w:rPr>
-        <w:t>ACM Trans. Accessible Comput.</w:t>
-      </w:r>
-      <w:r>
-        <w:rPr>
-          <w:rFonts w:ascii="Times New Roman" w:hAnsi="Times New Roman"/>
-          <w:b w:val="0"/>
-          <w:i w:val="0"/>
-          <w:smallCaps w:val="0"/>
-          <w:sz w:val="16"/>
-        </w:rPr>
-        <w:t>, vol. 5, no. 3, Art. no. 7, 2014.</w:t>
-      </w:r>
-    </w:p>
-    <w:p>
-      <w:pPr>
-        <w:widowControl/>
-        <w:tabs>
-          <w:tab w:pos="432" w:val="left"/>
-        </w:tabs>
-        <w:spacing w:before="0" w:after="0" w:line="240" w:lineRule="auto"/>
-        <w:ind w:left="432" w:hanging="432"/>
-        <w:jc w:val="both"/>
-      </w:pPr>
-      <w:r>
-        <w:rPr>
-          <w:rFonts w:ascii="Times New Roman" w:hAnsi="Times New Roman"/>
-          <w:b w:val="0"/>
-          <w:i w:val="0"/>
-          <w:smallCaps w:val="0"/>
-          <w:sz w:val="16"/>
-        </w:rPr>
-        <w:t>[10]</w:t>
+        <w:t>[15]</w:t>
         <w:tab/>
         <w:t xml:space="preserve">R. A. Bartsch and K. M. Cobern, "Effectiveness of PowerPoint presentations in lectures," </w:t>
       </w:r>
@@ -6474,9 +7554,29 @@
           <w:smallCaps w:val="0"/>
           <w:sz w:val="16"/>
         </w:rPr>
-        <w:t>[11]</w:t>
+        <w:t>[16]</w:t>
         <w:tab/>
-        <w:t>SYSTRAN, "faster-whisper: Faster Whisper transcription with CTranslate2," GitHub repository. [Online]. Available: https://github.com/SYSTRAN/faster-whisper</w:t>
+        <w:t xml:space="preserve">A. Radford, J. W. Kim, T. Xu, G. Brockman, C. McLeavey, and I. Sutskever, "Robust speech recognition via large-scale weak supervision," in </w:t>
+      </w:r>
+      <w:r>
+        <w:rPr>
+          <w:rFonts w:ascii="Times New Roman" w:hAnsi="Times New Roman"/>
+          <w:b w:val="0"/>
+          <w:i/>
+          <w:smallCaps w:val="0"/>
+          <w:sz w:val="16"/>
+        </w:rPr>
+        <w:t>Proc. ICML</w:t>
+      </w:r>
+      <w:r>
+        <w:rPr>
+          <w:rFonts w:ascii="Times New Roman" w:hAnsi="Times New Roman"/>
+          <w:b w:val="0"/>
+          <w:i w:val="0"/>
+          <w:smallCaps w:val="0"/>
+          <w:sz w:val="16"/>
+        </w:rPr>
+        <w:t>, 2023, pp. 28492–28518.</w:t>
       </w:r>
     </w:p>
     <w:p>
@@ -6497,9 +7597,9 @@
           <w:smallCaps w:val="0"/>
           <w:sz w:val="16"/>
         </w:rPr>
-        <w:t>[12]</w:t>
+        <w:t>[17]</w:t>
         <w:tab/>
-        <w:t>Silero Team, "Silero VAD: Pre-trained enterprise-grade voice activity detector," GitHub repository, 2021. [Online]. Available: https://github.com/snakers4/silero-vad</w:t>
+        <w:t>SYSTRAN, "faster-whisper: Faster Whisper transcription with CTranslate2," GitHub. [Online]. Available: https://github.com/SYSTRAN/faster-whisper</w:t>
       </w:r>
     </w:p>
     <w:p>
@@ -6520,29 +7620,9 @@
           <w:smallCaps w:val="0"/>
           <w:sz w:val="16"/>
         </w:rPr>
-        <w:t>[13]</w:t>
+        <w:t>[18]</w:t>
         <w:tab/>
-        <w:t xml:space="preserve">J. Glass, T. J. Hazen, S. Cyphers, I. Malioutov, D. Huynh, and R. Barzilay, "Recent progress in the MIT spoken lecture processing project," in </w:t>
-      </w:r>
-      <w:r>
-        <w:rPr>
-          <w:rFonts w:ascii="Times New Roman" w:hAnsi="Times New Roman"/>
-          <w:b w:val="0"/>
-          <w:i/>
-          <w:smallCaps w:val="0"/>
-          <w:sz w:val="16"/>
-        </w:rPr>
-        <w:t>Proc. Interspeech</w:t>
-      </w:r>
-      <w:r>
-        <w:rPr>
-          <w:rFonts w:ascii="Times New Roman" w:hAnsi="Times New Roman"/>
-          <w:b w:val="0"/>
-          <w:i w:val="0"/>
-          <w:smallCaps w:val="0"/>
-          <w:sz w:val="16"/>
-        </w:rPr>
-        <w:t>, 2007, pp. 2553–2556.</w:t>
+        <w:t>Silero Team, "Silero VAD: Pre-trained enterprise-grade voice activity detector," GitHub, 2021. [Online]. Available: https://github.com/snakers4/silero-vad</w:t>
       </w:r>
     </w:p>
     <w:p>
@@ -6563,7 +7643,70 @@
           <w:smallCaps w:val="0"/>
           <w:sz w:val="16"/>
         </w:rPr>
-        <w:t>[14]</w:t>
+        <w:t>[19]</w:t>
+        <w:tab/>
+        <w:t xml:space="preserve">H. Gonzalez </w:t>
+      </w:r>
+      <w:r>
+        <w:rPr>
+          <w:rFonts w:ascii="Times New Roman" w:hAnsi="Times New Roman"/>
+          <w:b w:val="0"/>
+          <w:i/>
+          <w:smallCaps w:val="0"/>
+          <w:sz w:val="16"/>
+        </w:rPr>
+        <w:t>et al.</w:t>
+      </w:r>
+      <w:r>
+        <w:rPr>
+          <w:rFonts w:ascii="Times New Roman" w:hAnsi="Times New Roman"/>
+          <w:b w:val="0"/>
+          <w:i w:val="0"/>
+          <w:smallCaps w:val="0"/>
+          <w:sz w:val="16"/>
+        </w:rPr>
+        <w:t xml:space="preserve">, "Automatically generated summaries of video lectures may enhance students' learning experience," in </w:t>
+      </w:r>
+      <w:r>
+        <w:rPr>
+          <w:rFonts w:ascii="Times New Roman" w:hAnsi="Times New Roman"/>
+          <w:b w:val="0"/>
+          <w:i/>
+          <w:smallCaps w:val="0"/>
+          <w:sz w:val="16"/>
+        </w:rPr>
+        <w:t>Proc. 18th Workshop BEA</w:t>
+      </w:r>
+      <w:r>
+        <w:rPr>
+          <w:rFonts w:ascii="Times New Roman" w:hAnsi="Times New Roman"/>
+          <w:b w:val="0"/>
+          <w:i w:val="0"/>
+          <w:smallCaps w:val="0"/>
+          <w:sz w:val="16"/>
+        </w:rPr>
+        <w:t>, 2023, pp. 382–393.</w:t>
+      </w:r>
+    </w:p>
+    <w:p>
+      <w:pPr>
+        <w:widowControl/>
+        <w:tabs>
+          <w:tab w:pos="432" w:val="left"/>
+        </w:tabs>
+        <w:spacing w:before="0" w:after="0" w:line="240" w:lineRule="auto"/>
+        <w:ind w:left="432" w:hanging="432"/>
+        <w:jc w:val="both"/>
+      </w:pPr>
+      <w:r>
+        <w:rPr>
+          <w:rFonts w:ascii="Times New Roman" w:hAnsi="Times New Roman"/>
+          <w:b w:val="0"/>
+          <w:i w:val="0"/>
+          <w:smallCaps w:val="0"/>
+          <w:sz w:val="16"/>
+        </w:rPr>
+        <w:t>[20]</w:t>
         <w:tab/>
         <w:t xml:space="preserve">M. A. Hearst, "TextTiling: Segmenting text into multi-paragraph subtopic passages," </w:t>
       </w:r>
@@ -6606,50 +7749,7 @@
           <w:smallCaps w:val="0"/>
           <w:sz w:val="16"/>
         </w:rPr>
-        <w:t>[15]</w:t>
-        <w:tab/>
-        <w:t xml:space="preserve">I. Malioutov and R. Barzilay, "Minimum cut model for spoken lecture segmentation," in </w:t>
-      </w:r>
-      <w:r>
-        <w:rPr>
-          <w:rFonts w:ascii="Times New Roman" w:hAnsi="Times New Roman"/>
-          <w:b w:val="0"/>
-          <w:i/>
-          <w:smallCaps w:val="0"/>
-          <w:sz w:val="16"/>
-        </w:rPr>
-        <w:t>Proc. 21st Int. Conf. Comput. Linguistics and 44th Annu. Meeting Assoc. Comput. Linguistics (COLING-ACL)</w:t>
-      </w:r>
-      <w:r>
-        <w:rPr>
-          <w:rFonts w:ascii="Times New Roman" w:hAnsi="Times New Roman"/>
-          <w:b w:val="0"/>
-          <w:i w:val="0"/>
-          <w:smallCaps w:val="0"/>
-          <w:sz w:val="16"/>
-        </w:rPr>
-        <w:t>, 2006, pp. 25–32.</w:t>
-      </w:r>
-    </w:p>
-    <w:p>
-      <w:pPr>
-        <w:widowControl/>
-        <w:tabs>
-          <w:tab w:pos="432" w:val="left"/>
-        </w:tabs>
-        <w:spacing w:before="0" w:after="0" w:line="240" w:lineRule="auto"/>
-        <w:ind w:left="432" w:hanging="432"/>
-        <w:jc w:val="both"/>
-      </w:pPr>
-      <w:r>
-        <w:rPr>
-          <w:rFonts w:ascii="Times New Roman" w:hAnsi="Times New Roman"/>
-          <w:b w:val="0"/>
-          <w:i w:val="0"/>
-          <w:smallCaps w:val="0"/>
-          <w:sz w:val="16"/>
-        </w:rPr>
-        <w:t>[16]</w:t>
+        <w:t>[21]</w:t>
         <w:tab/>
         <w:t xml:space="preserve">N. Reimers and I. Gurevych, "Sentence-BERT: Sentence embeddings using Siamese BERT-networks," in </w:t>
       </w:r>
@@ -6661,7 +7761,7 @@
           <w:smallCaps w:val="0"/>
           <w:sz w:val="16"/>
         </w:rPr>
-        <w:t>Proc. Conf. Empirical Methods Natural Lang. Process. (EMNLP-IJCNLP)</w:t>
+        <w:t>Proc. EMNLP-IJCNLP</w:t>
       </w:r>
       <w:r>
         <w:rPr>
@@ -6692,7 +7792,7 @@
           <w:smallCaps w:val="0"/>
           <w:sz w:val="16"/>
         </w:rPr>
-        <w:t>[17]</w:t>
+        <w:t>[22]</w:t>
         <w:tab/>
         <w:t xml:space="preserve">W. Wang, F. Wei, L. Dong, H. Bao, N. Yang, and M. Zhou, "MiniLM: Deep self-attention distillation for task-agnostic compression of pre-trained transformers," in </w:t>
       </w:r>
@@ -6704,7 +7804,7 @@
           <w:smallCaps w:val="0"/>
           <w:sz w:val="16"/>
         </w:rPr>
-        <w:t>Proc. Adv. Neural Inf. Process. Syst. (NeurIPS)</w:t>
+        <w:t>Proc. NeurIPS</w:t>
       </w:r>
       <w:r>
         <w:rPr>
@@ -6735,9 +7835,9 @@
           <w:smallCaps w:val="0"/>
           <w:sz w:val="16"/>
         </w:rPr>
-        <w:t>[18]</w:t>
+        <w:t>[23]</w:t>
         <w:tab/>
-        <w:t xml:space="preserve">Y. Hu and X. Wan, "PPSGen: Learning-based presentation slides generation for academic papers," </w:t>
+        <w:t xml:space="preserve">D. Beeferman, A. Berger, and J. Lafferty, "Statistical models for text segmentation," </w:t>
       </w:r>
       <w:r>
         <w:rPr>
@@ -6747,7 +7847,7 @@
           <w:smallCaps w:val="0"/>
           <w:sz w:val="16"/>
         </w:rPr>
-        <w:t>IEEE Trans. Knowl. Data Eng.</w:t>
+        <w:t>Mach. Learn.</w:t>
       </w:r>
       <w:r>
         <w:rPr>
@@ -6757,7 +7857,7 @@
           <w:smallCaps w:val="0"/>
           <w:sz w:val="16"/>
         </w:rPr>
-        <w:t>, vol. 27, no. 4, pp. 1085–1097, Apr. 2015.</w:t>
+        <w:t>, vol. 34, no. 1–3, pp. 177–210, 1999.</w:t>
       </w:r>
     </w:p>
     <w:p>
@@ -6778,93 +7878,7 @@
           <w:smallCaps w:val="0"/>
           <w:sz w:val="16"/>
         </w:rPr>
-        <w:t>[19]</w:t>
-        <w:tab/>
-        <w:t xml:space="preserve">E. Sun, Y. Hou, D. Wang, Y. Zhang, and N. X. R. Wang, "D2S: Document-to-slide generation via query-based text summarization," in </w:t>
-      </w:r>
-      <w:r>
-        <w:rPr>
-          <w:rFonts w:ascii="Times New Roman" w:hAnsi="Times New Roman"/>
-          <w:b w:val="0"/>
-          <w:i/>
-          <w:smallCaps w:val="0"/>
-          <w:sz w:val="16"/>
-        </w:rPr>
-        <w:t>Proc. Conf. North Amer. Chapter Assoc. Comput. Linguistics (NAACL-HLT)</w:t>
-      </w:r>
-      <w:r>
-        <w:rPr>
-          <w:rFonts w:ascii="Times New Roman" w:hAnsi="Times New Roman"/>
-          <w:b w:val="0"/>
-          <w:i w:val="0"/>
-          <w:smallCaps w:val="0"/>
-          <w:sz w:val="16"/>
-        </w:rPr>
-        <w:t>, 2021, pp. 1405–1418.</w:t>
-      </w:r>
-    </w:p>
-    <w:p>
-      <w:pPr>
-        <w:widowControl/>
-        <w:tabs>
-          <w:tab w:pos="432" w:val="left"/>
-        </w:tabs>
-        <w:spacing w:before="0" w:after="0" w:line="240" w:lineRule="auto"/>
-        <w:ind w:left="432" w:hanging="432"/>
-        <w:jc w:val="both"/>
-      </w:pPr>
-      <w:r>
-        <w:rPr>
-          <w:rFonts w:ascii="Times New Roman" w:hAnsi="Times New Roman"/>
-          <w:b w:val="0"/>
-          <w:i w:val="0"/>
-          <w:smallCaps w:val="0"/>
-          <w:sz w:val="16"/>
-        </w:rPr>
-        <w:t>[20]</w:t>
-        <w:tab/>
-        <w:t xml:space="preserve">T.-J. Fu, W. Y. Wang, D. McDuff, and Y. Song, "DOC2PPT: Automatic presentation slides generation from scientific documents," in </w:t>
-      </w:r>
-      <w:r>
-        <w:rPr>
-          <w:rFonts w:ascii="Times New Roman" w:hAnsi="Times New Roman"/>
-          <w:b w:val="0"/>
-          <w:i/>
-          <w:smallCaps w:val="0"/>
-          <w:sz w:val="16"/>
-        </w:rPr>
-        <w:t>Proc. AAAI Conf. Artif. Intell.</w:t>
-      </w:r>
-      <w:r>
-        <w:rPr>
-          <w:rFonts w:ascii="Times New Roman" w:hAnsi="Times New Roman"/>
-          <w:b w:val="0"/>
-          <w:i w:val="0"/>
-          <w:smallCaps w:val="0"/>
-          <w:sz w:val="16"/>
-        </w:rPr>
-        <w:t>, vol. 36, no. 1, 2022, pp. 634–642.</w:t>
-      </w:r>
-    </w:p>
-    <w:p>
-      <w:pPr>
-        <w:widowControl/>
-        <w:tabs>
-          <w:tab w:pos="432" w:val="left"/>
-        </w:tabs>
-        <w:spacing w:before="0" w:after="0" w:line="240" w:lineRule="auto"/>
-        <w:ind w:left="432" w:hanging="432"/>
-        <w:jc w:val="both"/>
-      </w:pPr>
-      <w:r>
-        <w:rPr>
-          <w:rFonts w:ascii="Times New Roman" w:hAnsi="Times New Roman"/>
-          <w:b w:val="0"/>
-          <w:i w:val="0"/>
-          <w:smallCaps w:val="0"/>
-          <w:sz w:val="16"/>
-        </w:rPr>
-        <w:t>[21]</w:t>
+        <w:t>[24]</w:t>
         <w:tab/>
         <w:t>B. T. Willard and R. Louf, "Efficient guided generation for large language models," arXiv:2307.09702, 2023.</w:t>
       </w:r>
@@ -6887,7 +7901,50 @@
           <w:smallCaps w:val="0"/>
           <w:sz w:val="16"/>
         </w:rPr>
-        <w:t>[22]</w:t>
+        <w:t>[25]</w:t>
+        <w:tab/>
+        <w:t xml:space="preserve">G. Kurdi, J. Leo, B. Parsia, U. Sattler, and S. Al-Emari, "A systematic review of automatic question generation for educational purposes," </w:t>
+      </w:r>
+      <w:r>
+        <w:rPr>
+          <w:rFonts w:ascii="Times New Roman" w:hAnsi="Times New Roman"/>
+          <w:b w:val="0"/>
+          <w:i/>
+          <w:smallCaps w:val="0"/>
+          <w:sz w:val="16"/>
+        </w:rPr>
+        <w:t>Int. J. Artif. Intell. Educ.</w:t>
+      </w:r>
+      <w:r>
+        <w:rPr>
+          <w:rFonts w:ascii="Times New Roman" w:hAnsi="Times New Roman"/>
+          <w:b w:val="0"/>
+          <w:i w:val="0"/>
+          <w:smallCaps w:val="0"/>
+          <w:sz w:val="16"/>
+        </w:rPr>
+        <w:t>, vol. 30, no. 1, pp. 121–204, 2020.</w:t>
+      </w:r>
+    </w:p>
+    <w:p>
+      <w:pPr>
+        <w:widowControl/>
+        <w:tabs>
+          <w:tab w:pos="432" w:val="left"/>
+        </w:tabs>
+        <w:spacing w:before="0" w:after="0" w:line="240" w:lineRule="auto"/>
+        <w:ind w:left="432" w:hanging="432"/>
+        <w:jc w:val="both"/>
+      </w:pPr>
+      <w:r>
+        <w:rPr>
+          <w:rFonts w:ascii="Times New Roman" w:hAnsi="Times New Roman"/>
+          <w:b w:val="0"/>
+          <w:i w:val="0"/>
+          <w:smallCaps w:val="0"/>
+          <w:sz w:val="16"/>
+        </w:rPr>
+        <w:t>[26]</w:t>
         <w:tab/>
         <w:t xml:space="preserve">C.-Y. Lin, "ROUGE: A package for automatic evaluation of summaries," in </w:t>
       </w:r>
@@ -6899,7 +7956,7 @@
           <w:smallCaps w:val="0"/>
           <w:sz w:val="16"/>
         </w:rPr>
-        <w:t>Proc. ACL Workshop Text Summarization Branches Out</w:t>
+        <w:t>Proc. ACL Workshop Text Summarization</w:t>
       </w:r>
       <w:r>
         <w:rPr>
@@ -6930,7 +7987,7 @@
           <w:smallCaps w:val="0"/>
           <w:sz w:val="16"/>
         </w:rPr>
-        <w:t>[23]</w:t>
+        <w:t>[27]</w:t>
         <w:tab/>
         <w:t xml:space="preserve">A. Radford </w:t>
       </w:r>
@@ -6962,7 +8019,7 @@
           <w:smallCaps w:val="0"/>
           <w:sz w:val="16"/>
         </w:rPr>
-        <w:t>Proc. 38th Int. Conf. Mach. Learn. (ICML)</w:t>
+        <w:t>Proc. ICML</w:t>
       </w:r>
       <w:r>
         <w:rPr>
@@ -6993,9 +8050,9 @@
           <w:smallCaps w:val="0"/>
           <w:sz w:val="16"/>
         </w:rPr>
-        <w:t>[24]</w:t>
+        <w:t>[28]</w:t>
         <w:tab/>
-        <w:t xml:space="preserve">C. E. Wieman, W. K. Adams, and K. K. Perkins, "PhET: Simulations that enhance learning," </w:t>
+        <w:t xml:space="preserve">J. Cohen, "A coefficient of agreement for nominal scales," </w:t>
       </w:r>
       <w:r>
         <w:rPr>
@@ -7005,7 +8062,7 @@
           <w:smallCaps w:val="0"/>
           <w:sz w:val="16"/>
         </w:rPr>
-        <w:t>Science</w:t>
+        <w:t>Educ. Psychol. Meas.</w:t>
       </w:r>
       <w:r>
         <w:rPr>
@@ -7015,7 +8072,7 @@
           <w:smallCaps w:val="0"/>
           <w:sz w:val="16"/>
         </w:rPr>
-        <w:t>, vol. 322, no. 5902, pp. 682–683, 2008.</w:t>
+        <w:t>, vol. 20, no. 1, pp. 37–46, 1960.</w:t>
       </w:r>
     </w:p>
     <w:p>
@@ -7036,9 +8093,9 @@
           <w:smallCaps w:val="0"/>
           <w:sz w:val="16"/>
         </w:rPr>
-        <w:t>[25]</w:t>
+        <w:t>[29]</w:t>
         <w:tab/>
-        <w:t xml:space="preserve">J. Ho, T. Salimans, A. Gritsenko, W. Chan, M. Norouzi, and D. J. Fleet, "Video diffusion models," in </w:t>
+        <w:t xml:space="preserve">J. R. Landis and G. G. Koch, "The measurement of observer agreement for categorical data," </w:t>
       </w:r>
       <w:r>
         <w:rPr>
@@ -7048,7 +8105,7 @@
           <w:smallCaps w:val="0"/>
           <w:sz w:val="16"/>
         </w:rPr>
-        <w:t>Proc. Adv. Neural Inf. Process. Syst. (NeurIPS)</w:t>
+        <w:t>Biometrics</w:t>
       </w:r>
       <w:r>
         <w:rPr>
@@ -7058,7 +8115,7 @@
           <w:smallCaps w:val="0"/>
           <w:sz w:val="16"/>
         </w:rPr>
-        <w:t>, vol. 35, 2022, pp. 8633–8646.</w:t>
+        <w:t>, vol. 33, no. 1, pp. 159–174, 1977.</w:t>
       </w:r>
     </w:p>
     <w:p>
@@ -7079,9 +8136,9 @@
           <w:smallCaps w:val="0"/>
           <w:sz w:val="16"/>
         </w:rPr>
-        <w:t>[26]</w:t>
+        <w:t>[30]</w:t>
         <w:tab/>
-        <w:t xml:space="preserve">A. Blattmann </w:t>
+        <w:t xml:space="preserve">P. E. Shrout and J. L. Fleiss, "Intraclass correlations: Uses in assessing rater reliability," </w:t>
       </w:r>
       <w:r>
         <w:rPr>
@@ -7091,7 +8148,7 @@
           <w:smallCaps w:val="0"/>
           <w:sz w:val="16"/>
         </w:rPr>
-        <w:t>et al.</w:t>
+        <w:t>Psychol. Bull.</w:t>
       </w:r>
       <w:r>
         <w:rPr>
@@ -7101,7 +8158,50 @@
           <w:smallCaps w:val="0"/>
           <w:sz w:val="16"/>
         </w:rPr>
-        <w:t>, "Stable video diffusion: Scaling latent video diffusion models to large datasets," arXiv:2311.15127, 2023.</w:t>
+        <w:t>, vol. 86, no. 2, pp. 420–428, 1979.</w:t>
+      </w:r>
+    </w:p>
+    <w:p>
+      <w:pPr>
+        <w:widowControl/>
+        <w:tabs>
+          <w:tab w:pos="432" w:val="left"/>
+        </w:tabs>
+        <w:spacing w:before="0" w:after="0" w:line="240" w:lineRule="auto"/>
+        <w:ind w:left="432" w:hanging="432"/>
+        <w:jc w:val="both"/>
+      </w:pPr>
+      <w:r>
+        <w:rPr>
+          <w:rFonts w:ascii="Times New Roman" w:hAnsi="Times New Roman"/>
+          <w:b w:val="0"/>
+          <w:i w:val="0"/>
+          <w:smallCaps w:val="0"/>
+          <w:sz w:val="16"/>
+        </w:rPr>
+        <w:t>[31]</w:t>
+        <w:tab/>
+        <w:t xml:space="preserve">A. R. Feinstein and D. V. Cicchetti, "High agreement but low kappa: I. The problems of two paradoxes," </w:t>
+      </w:r>
+      <w:r>
+        <w:rPr>
+          <w:rFonts w:ascii="Times New Roman" w:hAnsi="Times New Roman"/>
+          <w:b w:val="0"/>
+          <w:i/>
+          <w:smallCaps w:val="0"/>
+          <w:sz w:val="16"/>
+        </w:rPr>
+        <w:t>J. Clin. Epidemiol.</w:t>
+      </w:r>
+      <w:r>
+        <w:rPr>
+          <w:rFonts w:ascii="Times New Roman" w:hAnsi="Times New Roman"/>
+          <w:b w:val="0"/>
+          <w:i w:val="0"/>
+          <w:smallCaps w:val="0"/>
+          <w:sz w:val="16"/>
+        </w:rPr>
+        <w:t>, vol. 43, no. 6, pp. 543–549, 1990.</w:t>
       </w:r>
     </w:p>
     <w:p>
